--- a/templates/risk-register-template.docx
+++ b/templates/risk-register-template.docx
@@ -2,7 +2,7 @@
 <file path=word/document.xml><?xml version="1.0" encoding="utf-8"?>
 <w:document xmlns:w="http://schemas.openxmlformats.org/wordprocessingml/2006/main" xmlns:m="http://schemas.openxmlformats.org/officeDocument/2006/math" xmlns:r="http://schemas.openxmlformats.org/officeDocument/2006/relationships" xmlns:o="urn:schemas-microsoft-com:office:office" xmlns:v="urn:schemas-microsoft-com:vml" xmlns:w10="urn:schemas-microsoft-com:office:word" xmlns:a="http://schemas.openxmlformats.org/drawingml/2006/main" xmlns:pic="http://schemas.openxmlformats.org/drawingml/2006/picture" xmlns:wp="http://schemas.openxmlformats.org/drawingml/2006/wordprocessingDrawing">
   <w:body>
-    <w:bookmarkStart w:id="48" w:name="X918f67e57c9ee0380607add9ab0d7ef2f1e3bbf"/>
+    <w:bookmarkStart w:id="47" w:name="X918f67e57c9ee0380607add9ab0d7ef2f1e3bbf"/>
     <w:p>
       <w:pPr>
         <w:spacing w:after="40"/>
@@ -39,7 +39,7 @@
         <w:t xml:space="preserve"> </w:t>
       </w:r>
       <w:r>
-        <w:t xml:space="preserve">Replace every [BRACKETED] field. Delete any section that does not apply. Delete this comment block before issuing. Originally developed for a fictional portfolio scenario by O.S, 2026. Method: NIST SP 800-30 Rev. 1 semi-quantitative 5 x 5.</w:t>
+        <w:t xml:space="preserve">Replace every [BRACKETED] field. Delete any section that does not apply. Delete this note before issuing. Originally developed for a fictional portfolio scenario by O.S, 2026. Method: NIST SP 800-30 Rev. 1 semi-quantitative 5 x 5.</w:t>
       </w:r>
     </w:p>
     <w:bookmarkStart w:id="20" w:name="Xe861d08f9bf3f420d0d883611b7b6bdf708aee5"/>
@@ -73,6 +73,7 @@
         <w:tblStyle w:val="Table"/>
         <w:tblLook w:firstRow="1" w:lastRow="0" w:firstColumn="0" w:lastColumn="0" w:noHBand="0" w:noVBand="0" w:val="0020"/>
         <w:jc w:val="start"/>
+        <w:tblLayout w:type="fixed"/>
         <w:tblBorders>
           <w:top w:val="single" w:sz="4" w:color="C9D3E0"/>
           <w:left w:val="single" w:sz="4" w:color="C9D3E0"/>
@@ -87,11 +88,11 @@
           <w:left w:w="80" w:type="dxa"/>
           <w:right w:w="80" w:type="dxa"/>
         </w:tblCellMar>
-        <w:tblW w:w="5000" w:type="pct"/>
+        <w:tblW w:w="14683" w:type="dxa"/>
       </w:tblPr>
       <w:tblGrid>
-        <w:gridCol w:w="3960"/>
-        <w:gridCol w:w="3960"/>
+        <w:gridCol w:w="4067"/>
+        <w:gridCol w:w="10615"/>
       </w:tblGrid>
       <w:tr>
         <w:trPr>
@@ -101,6 +102,7 @@
         </w:trPr>
         <w:tc>
           <w:tcPr>
+            <w:tcW w:type="dxa" w:w="4068"/>
             <w:shd w:val="clear" w:color="auto" w:fill="13315C"/>
           </w:tcPr>
           <w:p>
@@ -121,6 +123,7 @@
         </w:tc>
         <w:tc>
           <w:tcPr>
+            <w:tcW w:type="dxa" w:w="10616"/>
             <w:shd w:val="clear" w:color="auto" w:fill="13315C"/>
           </w:tcPr>
           <w:p>
@@ -145,7 +148,9 @@
           <w:cantSplit/>
         </w:trPr>
         <w:tc>
-          <w:tcPr/>
+          <w:tcPr>
+            <w:tcW w:type="dxa" w:w="4068"/>
+          </w:tcPr>
           <w:p>
             <w:pPr>
               <w:pStyle w:val="Compact"/>
@@ -161,7 +166,9 @@
           </w:p>
         </w:tc>
         <w:tc>
-          <w:tcPr/>
+          <w:tcPr>
+            <w:tcW w:type="dxa" w:w="10616"/>
+          </w:tcPr>
           <w:p>
             <w:pPr>
               <w:pStyle w:val="Compact"/>
@@ -183,6 +190,7 @@
         </w:trPr>
         <w:tc>
           <w:tcPr>
+            <w:tcW w:type="dxa" w:w="4068"/>
             <w:shd w:val="clear" w:color="auto" w:fill="F3F6FA"/>
           </w:tcPr>
           <w:p>
@@ -201,6 +209,7 @@
         </w:tc>
         <w:tc>
           <w:tcPr>
+            <w:tcW w:type="dxa" w:w="10616"/>
             <w:shd w:val="clear" w:color="auto" w:fill="F3F6FA"/>
           </w:tcPr>
           <w:p>
@@ -223,7 +232,9 @@
           <w:cantSplit/>
         </w:trPr>
         <w:tc>
-          <w:tcPr/>
+          <w:tcPr>
+            <w:tcW w:type="dxa" w:w="4068"/>
+          </w:tcPr>
           <w:p>
             <w:pPr>
               <w:pStyle w:val="Compact"/>
@@ -239,7 +250,9 @@
           </w:p>
         </w:tc>
         <w:tc>
-          <w:tcPr/>
+          <w:tcPr>
+            <w:tcW w:type="dxa" w:w="10616"/>
+          </w:tcPr>
           <w:p>
             <w:pPr>
               <w:pStyle w:val="Compact"/>
@@ -261,6 +274,7 @@
         </w:trPr>
         <w:tc>
           <w:tcPr>
+            <w:tcW w:type="dxa" w:w="4068"/>
             <w:shd w:val="clear" w:color="auto" w:fill="F3F6FA"/>
           </w:tcPr>
           <w:p>
@@ -279,6 +293,7 @@
         </w:tc>
         <w:tc>
           <w:tcPr>
+            <w:tcW w:type="dxa" w:w="10616"/>
             <w:shd w:val="clear" w:color="auto" w:fill="F3F6FA"/>
           </w:tcPr>
           <w:p>
@@ -301,7 +316,9 @@
           <w:cantSplit/>
         </w:trPr>
         <w:tc>
-          <w:tcPr/>
+          <w:tcPr>
+            <w:tcW w:type="dxa" w:w="4068"/>
+          </w:tcPr>
           <w:p>
             <w:pPr>
               <w:pStyle w:val="Compact"/>
@@ -317,7 +334,9 @@
           </w:p>
         </w:tc>
         <w:tc>
-          <w:tcPr/>
+          <w:tcPr>
+            <w:tcW w:type="dxa" w:w="10616"/>
+          </w:tcPr>
           <w:p>
             <w:pPr>
               <w:pStyle w:val="Compact"/>
@@ -339,6 +358,7 @@
         </w:trPr>
         <w:tc>
           <w:tcPr>
+            <w:tcW w:type="dxa" w:w="4068"/>
             <w:shd w:val="clear" w:color="auto" w:fill="F3F6FA"/>
           </w:tcPr>
           <w:p>
@@ -357,6 +377,7 @@
         </w:tc>
         <w:tc>
           <w:tcPr>
+            <w:tcW w:type="dxa" w:w="10616"/>
             <w:shd w:val="clear" w:color="auto" w:fill="F3F6FA"/>
           </w:tcPr>
           <w:p>
@@ -379,7 +400,9 @@
           <w:cantSplit/>
         </w:trPr>
         <w:tc>
-          <w:tcPr/>
+          <w:tcPr>
+            <w:tcW w:type="dxa" w:w="4068"/>
+          </w:tcPr>
           <w:p>
             <w:pPr>
               <w:pStyle w:val="Compact"/>
@@ -395,7 +418,9 @@
           </w:p>
         </w:tc>
         <w:tc>
-          <w:tcPr/>
+          <w:tcPr>
+            <w:tcW w:type="dxa" w:w="10616"/>
+          </w:tcPr>
           <w:p>
             <w:pPr>
               <w:pStyle w:val="Compact"/>
@@ -417,6 +442,7 @@
         </w:trPr>
         <w:tc>
           <w:tcPr>
+            <w:tcW w:type="dxa" w:w="4068"/>
             <w:shd w:val="clear" w:color="auto" w:fill="F3F6FA"/>
           </w:tcPr>
           <w:p>
@@ -435,6 +461,7 @@
         </w:tc>
         <w:tc>
           <w:tcPr>
+            <w:tcW w:type="dxa" w:w="10616"/>
             <w:shd w:val="clear" w:color="auto" w:fill="F3F6FA"/>
           </w:tcPr>
           <w:p>
@@ -457,7 +484,9 @@
           <w:cantSplit/>
         </w:trPr>
         <w:tc>
-          <w:tcPr/>
+          <w:tcPr>
+            <w:tcW w:type="dxa" w:w="4068"/>
+          </w:tcPr>
           <w:p>
             <w:pPr>
               <w:pStyle w:val="Compact"/>
@@ -473,7 +502,9 @@
           </w:p>
         </w:tc>
         <w:tc>
-          <w:tcPr/>
+          <w:tcPr>
+            <w:tcW w:type="dxa" w:w="10616"/>
+          </w:tcPr>
           <w:p>
             <w:pPr>
               <w:pStyle w:val="Compact"/>
@@ -495,6 +526,7 @@
         </w:trPr>
         <w:tc>
           <w:tcPr>
+            <w:tcW w:type="dxa" w:w="4068"/>
             <w:shd w:val="clear" w:color="auto" w:fill="F3F6FA"/>
           </w:tcPr>
           <w:p>
@@ -513,6 +545,7 @@
         </w:tc>
         <w:tc>
           <w:tcPr>
+            <w:tcW w:type="dxa" w:w="10616"/>
             <w:shd w:val="clear" w:color="auto" w:fill="F3F6FA"/>
           </w:tcPr>
           <w:p>
@@ -535,7 +568,9 @@
           <w:cantSplit/>
         </w:trPr>
         <w:tc>
-          <w:tcPr/>
+          <w:tcPr>
+            <w:tcW w:type="dxa" w:w="4068"/>
+          </w:tcPr>
           <w:p>
             <w:pPr>
               <w:pStyle w:val="Compact"/>
@@ -551,7 +586,9 @@
           </w:p>
         </w:tc>
         <w:tc>
-          <w:tcPr/>
+          <w:tcPr>
+            <w:tcW w:type="dxa" w:w="10616"/>
+          </w:tcPr>
           <w:p>
             <w:pPr>
               <w:pStyle w:val="Compact"/>
@@ -573,6 +610,7 @@
         </w:trPr>
         <w:tc>
           <w:tcPr>
+            <w:tcW w:type="dxa" w:w="4068"/>
             <w:shd w:val="clear" w:color="auto" w:fill="F3F6FA"/>
           </w:tcPr>
           <w:p>
@@ -591,6 +629,7 @@
         </w:tc>
         <w:tc>
           <w:tcPr>
+            <w:tcW w:type="dxa" w:w="10616"/>
             <w:shd w:val="clear" w:color="auto" w:fill="F3F6FA"/>
           </w:tcPr>
           <w:p>
@@ -613,7 +652,9 @@
           <w:cantSplit/>
         </w:trPr>
         <w:tc>
-          <w:tcPr/>
+          <w:tcPr>
+            <w:tcW w:type="dxa" w:w="4068"/>
+          </w:tcPr>
           <w:p>
             <w:pPr>
               <w:pStyle w:val="Compact"/>
@@ -629,7 +670,9 @@
           </w:p>
         </w:tc>
         <w:tc>
-          <w:tcPr/>
+          <w:tcPr>
+            <w:tcW w:type="dxa" w:w="10616"/>
+          </w:tcPr>
           <w:p>
             <w:pPr>
               <w:pStyle w:val="Compact"/>
@@ -651,6 +694,7 @@
         </w:trPr>
         <w:tc>
           <w:tcPr>
+            <w:tcW w:type="dxa" w:w="4068"/>
             <w:shd w:val="clear" w:color="auto" w:fill="F3F6FA"/>
           </w:tcPr>
           <w:p>
@@ -669,6 +713,7 @@
         </w:tc>
         <w:tc>
           <w:tcPr>
+            <w:tcW w:type="dxa" w:w="10616"/>
             <w:shd w:val="clear" w:color="auto" w:fill="F3F6FA"/>
           </w:tcPr>
           <w:p>
@@ -691,7 +736,9 @@
           <w:cantSplit/>
         </w:trPr>
         <w:tc>
-          <w:tcPr/>
+          <w:tcPr>
+            <w:tcW w:type="dxa" w:w="4068"/>
+          </w:tcPr>
           <w:p>
             <w:pPr>
               <w:pStyle w:val="Compact"/>
@@ -707,7 +754,9 @@
           </w:p>
         </w:tc>
         <w:tc>
-          <w:tcPr/>
+          <w:tcPr>
+            <w:tcW w:type="dxa" w:w="10616"/>
+          </w:tcPr>
           <w:p>
             <w:pPr>
               <w:pStyle w:val="Compact"/>
@@ -729,6 +778,7 @@
         </w:trPr>
         <w:tc>
           <w:tcPr>
+            <w:tcW w:type="dxa" w:w="4068"/>
             <w:shd w:val="clear" w:color="auto" w:fill="F3F6FA"/>
           </w:tcPr>
           <w:p>
@@ -747,6 +797,7 @@
         </w:tc>
         <w:tc>
           <w:tcPr>
+            <w:tcW w:type="dxa" w:w="10616"/>
             <w:shd w:val="clear" w:color="auto" w:fill="F3F6FA"/>
           </w:tcPr>
           <w:p>
@@ -769,7 +820,9 @@
           <w:cantSplit/>
         </w:trPr>
         <w:tc>
-          <w:tcPr/>
+          <w:tcPr>
+            <w:tcW w:type="dxa" w:w="4068"/>
+          </w:tcPr>
           <w:p>
             <w:pPr>
               <w:pStyle w:val="Compact"/>
@@ -785,7 +838,9 @@
           </w:p>
         </w:tc>
         <w:tc>
-          <w:tcPr/>
+          <w:tcPr>
+            <w:tcW w:type="dxa" w:w="10616"/>
+          </w:tcPr>
           <w:p>
             <w:pPr>
               <w:pStyle w:val="Compact"/>
@@ -807,6 +862,7 @@
         </w:trPr>
         <w:tc>
           <w:tcPr>
+            <w:tcW w:type="dxa" w:w="4068"/>
             <w:shd w:val="clear" w:color="auto" w:fill="F3F6FA"/>
           </w:tcPr>
           <w:p>
@@ -825,6 +881,7 @@
         </w:tc>
         <w:tc>
           <w:tcPr>
+            <w:tcW w:type="dxa" w:w="10616"/>
             <w:shd w:val="clear" w:color="auto" w:fill="F3F6FA"/>
           </w:tcPr>
           <w:p>
@@ -921,6 +978,7 @@
         <w:tblStyle w:val="Table"/>
         <w:tblLook w:firstRow="1" w:lastRow="0" w:firstColumn="0" w:lastColumn="0" w:noHBand="0" w:noVBand="0" w:val="0020"/>
         <w:jc w:val="start"/>
+        <w:tblLayout w:type="fixed"/>
         <w:tblBorders>
           <w:top w:val="single" w:sz="4" w:color="C9D3E0"/>
           <w:left w:val="single" w:sz="4" w:color="C9D3E0"/>
@@ -935,12 +993,12 @@
           <w:left w:w="80" w:type="dxa"/>
           <w:right w:w="80" w:type="dxa"/>
         </w:tblCellMar>
-        <w:tblW w:w="5000" w:type="pct"/>
+        <w:tblW w:w="14683" w:type="dxa"/>
       </w:tblPr>
       <w:tblGrid>
-        <w:gridCol w:w="2640"/>
-        <w:gridCol w:w="2640"/>
-        <w:gridCol w:w="2640"/>
+        <w:gridCol w:w="835"/>
+        <w:gridCol w:w="7284"/>
+        <w:gridCol w:w="6563"/>
       </w:tblGrid>
       <w:tr>
         <w:trPr>
@@ -950,6 +1008,7 @@
         </w:trPr>
         <w:tc>
           <w:tcPr>
+            <w:tcW w:type="dxa" w:w="835"/>
             <w:shd w:val="clear" w:color="auto" w:fill="13315C"/>
           </w:tcPr>
           <w:p>
@@ -970,6 +1029,7 @@
         </w:tc>
         <w:tc>
           <w:tcPr>
+            <w:tcW w:type="dxa" w:w="7285"/>
             <w:shd w:val="clear" w:color="auto" w:fill="13315C"/>
           </w:tcPr>
           <w:p>
@@ -990,6 +1050,7 @@
         </w:tc>
         <w:tc>
           <w:tcPr>
+            <w:tcW w:type="dxa" w:w="6564"/>
             <w:shd w:val="clear" w:color="auto" w:fill="13315C"/>
           </w:tcPr>
           <w:p>
@@ -1014,7 +1075,9 @@
           <w:cantSplit/>
         </w:trPr>
         <w:tc>
-          <w:tcPr/>
+          <w:tcPr>
+            <w:tcW w:type="dxa" w:w="835"/>
+          </w:tcPr>
           <w:p>
             <w:pPr>
               <w:pStyle w:val="Compact"/>
@@ -1030,7 +1093,9 @@
           </w:p>
         </w:tc>
         <w:tc>
-          <w:tcPr/>
+          <w:tcPr>
+            <w:tcW w:type="dxa" w:w="7285"/>
+          </w:tcPr>
           <w:p>
             <w:pPr>
               <w:pStyle w:val="Compact"/>
@@ -1046,7 +1111,9 @@
           </w:p>
         </w:tc>
         <w:tc>
-          <w:tcPr/>
+          <w:tcPr>
+            <w:tcW w:type="dxa" w:w="6564"/>
+          </w:tcPr>
           <w:p>
             <w:pPr>
               <w:pStyle w:val="Compact"/>
@@ -1068,6 +1135,7 @@
         </w:trPr>
         <w:tc>
           <w:tcPr>
+            <w:tcW w:type="dxa" w:w="835"/>
             <w:shd w:val="clear" w:color="auto" w:fill="F3F6FA"/>
           </w:tcPr>
           <w:p>
@@ -1086,6 +1154,7 @@
         </w:tc>
         <w:tc>
           <w:tcPr>
+            <w:tcW w:type="dxa" w:w="7285"/>
             <w:shd w:val="clear" w:color="auto" w:fill="F3F6FA"/>
           </w:tcPr>
           <w:p>
@@ -1104,6 +1173,7 @@
         </w:tc>
         <w:tc>
           <w:tcPr>
+            <w:tcW w:type="dxa" w:w="6564"/>
             <w:shd w:val="clear" w:color="auto" w:fill="F3F6FA"/>
           </w:tcPr>
           <w:p>
@@ -1126,7 +1196,9 @@
           <w:cantSplit/>
         </w:trPr>
         <w:tc>
-          <w:tcPr/>
+          <w:tcPr>
+            <w:tcW w:type="dxa" w:w="835"/>
+          </w:tcPr>
           <w:p>
             <w:pPr>
               <w:pStyle w:val="Compact"/>
@@ -1142,7 +1214,9 @@
           </w:p>
         </w:tc>
         <w:tc>
-          <w:tcPr/>
+          <w:tcPr>
+            <w:tcW w:type="dxa" w:w="7285"/>
+          </w:tcPr>
           <w:p>
             <w:pPr>
               <w:pStyle w:val="Compact"/>
@@ -1158,7 +1232,9 @@
           </w:p>
         </w:tc>
         <w:tc>
-          <w:tcPr/>
+          <w:tcPr>
+            <w:tcW w:type="dxa" w:w="6564"/>
+          </w:tcPr>
           <w:p>
             <w:pPr>
               <w:pStyle w:val="Compact"/>
@@ -1180,6 +1256,7 @@
         </w:trPr>
         <w:tc>
           <w:tcPr>
+            <w:tcW w:type="dxa" w:w="835"/>
             <w:shd w:val="clear" w:color="auto" w:fill="F3F6FA"/>
           </w:tcPr>
           <w:p>
@@ -1198,6 +1275,7 @@
         </w:tc>
         <w:tc>
           <w:tcPr>
+            <w:tcW w:type="dxa" w:w="7285"/>
             <w:shd w:val="clear" w:color="auto" w:fill="F3F6FA"/>
           </w:tcPr>
           <w:p>
@@ -1216,6 +1294,7 @@
         </w:tc>
         <w:tc>
           <w:tcPr>
+            <w:tcW w:type="dxa" w:w="6564"/>
             <w:shd w:val="clear" w:color="auto" w:fill="F3F6FA"/>
           </w:tcPr>
           <w:p>
@@ -1238,7 +1317,9 @@
           <w:cantSplit/>
         </w:trPr>
         <w:tc>
-          <w:tcPr/>
+          <w:tcPr>
+            <w:tcW w:type="dxa" w:w="835"/>
+          </w:tcPr>
           <w:p>
             <w:pPr>
               <w:pStyle w:val="Compact"/>
@@ -1254,7 +1335,9 @@
           </w:p>
         </w:tc>
         <w:tc>
-          <w:tcPr/>
+          <w:tcPr>
+            <w:tcW w:type="dxa" w:w="7285"/>
+          </w:tcPr>
           <w:p>
             <w:pPr>
               <w:pStyle w:val="Compact"/>
@@ -1270,7 +1353,9 @@
           </w:p>
         </w:tc>
         <w:tc>
-          <w:tcPr/>
+          <w:tcPr>
+            <w:tcW w:type="dxa" w:w="6564"/>
+          </w:tcPr>
           <w:p>
             <w:pPr>
               <w:pStyle w:val="Compact"/>
@@ -1319,6 +1404,7 @@
         <w:tblStyle w:val="Table"/>
         <w:tblLook w:firstRow="1" w:lastRow="0" w:firstColumn="0" w:lastColumn="0" w:noHBand="0" w:noVBand="0" w:val="0020"/>
         <w:jc w:val="start"/>
+        <w:tblLayout w:type="fixed"/>
         <w:tblBorders>
           <w:top w:val="single" w:sz="4" w:color="C9D3E0"/>
           <w:left w:val="single" w:sz="4" w:color="C9D3E0"/>
@@ -1333,14 +1419,14 @@
           <w:left w:w="80" w:type="dxa"/>
           <w:right w:w="80" w:type="dxa"/>
         </w:tblCellMar>
-        <w:tblW w:w="5000" w:type="pct"/>
+        <w:tblW w:w="14683" w:type="dxa"/>
       </w:tblPr>
       <w:tblGrid>
-        <w:gridCol w:w="1584"/>
-        <w:gridCol w:w="1584"/>
-        <w:gridCol w:w="1584"/>
-        <w:gridCol w:w="1584"/>
-        <w:gridCol w:w="1584"/>
+        <w:gridCol w:w="1345"/>
+        <w:gridCol w:w="1949"/>
+        <w:gridCol w:w="2960"/>
+        <w:gridCol w:w="4673"/>
+        <w:gridCol w:w="3753"/>
       </w:tblGrid>
       <w:tr>
         <w:trPr>
@@ -1350,6 +1436,7 @@
         </w:trPr>
         <w:tc>
           <w:tcPr>
+            <w:tcW w:type="dxa" w:w="1346"/>
             <w:shd w:val="clear" w:color="auto" w:fill="13315C"/>
           </w:tcPr>
           <w:p>
@@ -1370,6 +1457,7 @@
         </w:tc>
         <w:tc>
           <w:tcPr>
+            <w:tcW w:type="dxa" w:w="1949"/>
             <w:shd w:val="clear" w:color="auto" w:fill="13315C"/>
           </w:tcPr>
           <w:p>
@@ -1390,6 +1478,7 @@
         </w:tc>
         <w:tc>
           <w:tcPr>
+            <w:tcW w:type="dxa" w:w="2961"/>
             <w:shd w:val="clear" w:color="auto" w:fill="13315C"/>
           </w:tcPr>
           <w:p>
@@ -1410,6 +1499,7 @@
         </w:tc>
         <w:tc>
           <w:tcPr>
+            <w:tcW w:type="dxa" w:w="4674"/>
             <w:shd w:val="clear" w:color="auto" w:fill="13315C"/>
           </w:tcPr>
           <w:p>
@@ -1430,6 +1520,7 @@
         </w:tc>
         <w:tc>
           <w:tcPr>
+            <w:tcW w:type="dxa" w:w="3754"/>
             <w:shd w:val="clear" w:color="auto" w:fill="13315C"/>
           </w:tcPr>
           <w:p>
@@ -1454,7 +1545,9 @@
           <w:cantSplit/>
         </w:trPr>
         <w:tc>
-          <w:tcPr/>
+          <w:tcPr>
+            <w:tcW w:type="dxa" w:w="1346"/>
+          </w:tcPr>
           <w:p>
             <w:pPr>
               <w:pStyle w:val="Compact"/>
@@ -1470,7 +1563,9 @@
           </w:p>
         </w:tc>
         <w:tc>
-          <w:tcPr/>
+          <w:tcPr>
+            <w:tcW w:type="dxa" w:w="1949"/>
+          </w:tcPr>
           <w:p>
             <w:pPr>
               <w:pStyle w:val="Compact"/>
@@ -1486,7 +1581,9 @@
           </w:p>
         </w:tc>
         <w:tc>
-          <w:tcPr/>
+          <w:tcPr>
+            <w:tcW w:type="dxa" w:w="2961"/>
+          </w:tcPr>
           <w:p>
             <w:pPr>
               <w:pStyle w:val="Compact"/>
@@ -1502,7 +1599,9 @@
           </w:p>
         </w:tc>
         <w:tc>
-          <w:tcPr/>
+          <w:tcPr>
+            <w:tcW w:type="dxa" w:w="4674"/>
+          </w:tcPr>
           <w:p>
             <w:pPr>
               <w:pStyle w:val="Compact"/>
@@ -1518,7 +1617,9 @@
           </w:p>
         </w:tc>
         <w:tc>
-          <w:tcPr/>
+          <w:tcPr>
+            <w:tcW w:type="dxa" w:w="3754"/>
+          </w:tcPr>
           <w:p>
             <w:pPr>
               <w:pStyle w:val="Compact"/>
@@ -1540,6 +1641,7 @@
         </w:trPr>
         <w:tc>
           <w:tcPr>
+            <w:tcW w:type="dxa" w:w="1346"/>
             <w:shd w:val="clear" w:color="auto" w:fill="F3F6FA"/>
           </w:tcPr>
           <w:p>
@@ -1558,6 +1660,7 @@
         </w:tc>
         <w:tc>
           <w:tcPr>
+            <w:tcW w:type="dxa" w:w="1949"/>
             <w:shd w:val="clear" w:color="auto" w:fill="F3F6FA"/>
           </w:tcPr>
           <w:p>
@@ -1576,6 +1679,7 @@
         </w:tc>
         <w:tc>
           <w:tcPr>
+            <w:tcW w:type="dxa" w:w="2961"/>
             <w:shd w:val="clear" w:color="auto" w:fill="F3F6FA"/>
           </w:tcPr>
           <w:p>
@@ -1594,6 +1698,7 @@
         </w:tc>
         <w:tc>
           <w:tcPr>
+            <w:tcW w:type="dxa" w:w="4674"/>
             <w:shd w:val="clear" w:color="auto" w:fill="F3F6FA"/>
           </w:tcPr>
           <w:p>
@@ -1612,6 +1717,7 @@
         </w:tc>
         <w:tc>
           <w:tcPr>
+            <w:tcW w:type="dxa" w:w="3754"/>
             <w:shd w:val="clear" w:color="auto" w:fill="F3F6FA"/>
           </w:tcPr>
           <w:p>
@@ -1634,7 +1740,9 @@
           <w:cantSplit/>
         </w:trPr>
         <w:tc>
-          <w:tcPr/>
+          <w:tcPr>
+            <w:tcW w:type="dxa" w:w="1346"/>
+          </w:tcPr>
           <w:p>
             <w:pPr>
               <w:pStyle w:val="Compact"/>
@@ -1650,7 +1758,9 @@
           </w:p>
         </w:tc>
         <w:tc>
-          <w:tcPr/>
+          <w:tcPr>
+            <w:tcW w:type="dxa" w:w="1949"/>
+          </w:tcPr>
           <w:p>
             <w:pPr>
               <w:pStyle w:val="Compact"/>
@@ -1666,7 +1776,9 @@
           </w:p>
         </w:tc>
         <w:tc>
-          <w:tcPr/>
+          <w:tcPr>
+            <w:tcW w:type="dxa" w:w="2961"/>
+          </w:tcPr>
           <w:p>
             <w:pPr>
               <w:pStyle w:val="Compact"/>
@@ -1682,7 +1794,9 @@
           </w:p>
         </w:tc>
         <w:tc>
-          <w:tcPr/>
+          <w:tcPr>
+            <w:tcW w:type="dxa" w:w="4674"/>
+          </w:tcPr>
           <w:p>
             <w:pPr>
               <w:pStyle w:val="Compact"/>
@@ -1698,7 +1812,9 @@
           </w:p>
         </w:tc>
         <w:tc>
-          <w:tcPr/>
+          <w:tcPr>
+            <w:tcW w:type="dxa" w:w="3754"/>
+          </w:tcPr>
           <w:p>
             <w:pPr>
               <w:pStyle w:val="Compact"/>
@@ -1720,6 +1836,7 @@
         </w:trPr>
         <w:tc>
           <w:tcPr>
+            <w:tcW w:type="dxa" w:w="1346"/>
             <w:shd w:val="clear" w:color="auto" w:fill="F3F6FA"/>
           </w:tcPr>
           <w:p>
@@ -1738,6 +1855,7 @@
         </w:tc>
         <w:tc>
           <w:tcPr>
+            <w:tcW w:type="dxa" w:w="1949"/>
             <w:shd w:val="clear" w:color="auto" w:fill="F3F6FA"/>
           </w:tcPr>
           <w:p>
@@ -1756,6 +1874,7 @@
         </w:tc>
         <w:tc>
           <w:tcPr>
+            <w:tcW w:type="dxa" w:w="2961"/>
             <w:shd w:val="clear" w:color="auto" w:fill="F3F6FA"/>
           </w:tcPr>
           <w:p>
@@ -1774,6 +1893,7 @@
         </w:tc>
         <w:tc>
           <w:tcPr>
+            <w:tcW w:type="dxa" w:w="4674"/>
             <w:shd w:val="clear" w:color="auto" w:fill="F3F6FA"/>
           </w:tcPr>
           <w:p>
@@ -1792,6 +1912,7 @@
         </w:tc>
         <w:tc>
           <w:tcPr>
+            <w:tcW w:type="dxa" w:w="3754"/>
             <w:shd w:val="clear" w:color="auto" w:fill="F3F6FA"/>
           </w:tcPr>
           <w:p>
@@ -1814,7 +1935,9 @@
           <w:cantSplit/>
         </w:trPr>
         <w:tc>
-          <w:tcPr/>
+          <w:tcPr>
+            <w:tcW w:type="dxa" w:w="1346"/>
+          </w:tcPr>
           <w:p>
             <w:pPr>
               <w:pStyle w:val="Compact"/>
@@ -1830,7 +1953,9 @@
           </w:p>
         </w:tc>
         <w:tc>
-          <w:tcPr/>
+          <w:tcPr>
+            <w:tcW w:type="dxa" w:w="1949"/>
+          </w:tcPr>
           <w:p>
             <w:pPr>
               <w:pStyle w:val="Compact"/>
@@ -1846,7 +1971,9 @@
           </w:p>
         </w:tc>
         <w:tc>
-          <w:tcPr/>
+          <w:tcPr>
+            <w:tcW w:type="dxa" w:w="2961"/>
+          </w:tcPr>
           <w:p>
             <w:pPr>
               <w:pStyle w:val="Compact"/>
@@ -1862,7 +1989,9 @@
           </w:p>
         </w:tc>
         <w:tc>
-          <w:tcPr/>
+          <w:tcPr>
+            <w:tcW w:type="dxa" w:w="4674"/>
+          </w:tcPr>
           <w:p>
             <w:pPr>
               <w:pStyle w:val="Compact"/>
@@ -1878,7 +2007,9 @@
           </w:p>
         </w:tc>
         <w:tc>
-          <w:tcPr/>
+          <w:tcPr>
+            <w:tcW w:type="dxa" w:w="3754"/>
+          </w:tcPr>
           <w:p>
             <w:pPr>
               <w:pStyle w:val="Compact"/>
@@ -1946,6 +2077,7 @@
         <w:tblStyle w:val="Table"/>
         <w:tblLook w:firstRow="1" w:lastRow="0" w:firstColumn="0" w:lastColumn="0" w:noHBand="0" w:noVBand="0" w:val="0020"/>
         <w:jc w:val="start"/>
+        <w:tblLayout w:type="fixed"/>
         <w:tblBorders>
           <w:top w:val="single" w:sz="4" w:color="C9D3E0"/>
           <w:left w:val="single" w:sz="4" w:color="C9D3E0"/>
@@ -1960,16 +2092,16 @@
           <w:left w:w="80" w:type="dxa"/>
           <w:right w:w="80" w:type="dxa"/>
         </w:tblCellMar>
-        <w:tblW w:w="5000" w:type="pct"/>
+        <w:tblW w:w="14683" w:type="dxa"/>
       </w:tblPr>
       <w:tblGrid>
-        <w:gridCol w:w="1131"/>
-        <w:gridCol w:w="1131"/>
-        <w:gridCol w:w="1131"/>
-        <w:gridCol w:w="1131"/>
-        <w:gridCol w:w="1131"/>
-        <w:gridCol w:w="1131"/>
-        <w:gridCol w:w="1131"/>
+        <w:gridCol w:w="1061"/>
+        <w:gridCol w:w="2248"/>
+        <w:gridCol w:w="1910"/>
+        <w:gridCol w:w="2248"/>
+        <w:gridCol w:w="2334"/>
+        <w:gridCol w:w="2334"/>
+        <w:gridCol w:w="2546"/>
       </w:tblGrid>
       <w:tr>
         <w:trPr>
@@ -1979,6 +2111,7 @@
         </w:trPr>
         <w:tc>
           <w:tcPr>
+            <w:tcW w:type="dxa" w:w="1061"/>
             <w:shd w:val="clear" w:color="auto" w:fill="13315C"/>
           </w:tcPr>
           <w:p>
@@ -1999,6 +2132,7 @@
         </w:tc>
         <w:tc>
           <w:tcPr>
+            <w:tcW w:type="dxa" w:w="2248"/>
             <w:shd w:val="clear" w:color="auto" w:fill="13315C"/>
           </w:tcPr>
           <w:p>
@@ -2019,6 +2153,7 @@
         </w:tc>
         <w:tc>
           <w:tcPr>
+            <w:tcW w:type="dxa" w:w="1910"/>
             <w:shd w:val="clear" w:color="auto" w:fill="13315C"/>
           </w:tcPr>
           <w:p>
@@ -2039,6 +2174,7 @@
         </w:tc>
         <w:tc>
           <w:tcPr>
+            <w:tcW w:type="dxa" w:w="2248"/>
             <w:shd w:val="clear" w:color="auto" w:fill="13315C"/>
           </w:tcPr>
           <w:p>
@@ -2059,6 +2195,7 @@
         </w:tc>
         <w:tc>
           <w:tcPr>
+            <w:tcW w:type="dxa" w:w="2335"/>
             <w:shd w:val="clear" w:color="auto" w:fill="13315C"/>
           </w:tcPr>
           <w:p>
@@ -2079,6 +2216,7 @@
         </w:tc>
         <w:tc>
           <w:tcPr>
+            <w:tcW w:type="dxa" w:w="2335"/>
             <w:shd w:val="clear" w:color="auto" w:fill="13315C"/>
           </w:tcPr>
           <w:p>
@@ -2099,6 +2237,7 @@
         </w:tc>
         <w:tc>
           <w:tcPr>
+            <w:tcW w:type="dxa" w:w="2547"/>
             <w:shd w:val="clear" w:color="auto" w:fill="13315C"/>
           </w:tcPr>
           <w:p>
@@ -2123,7 +2262,9 @@
           <w:cantSplit/>
         </w:trPr>
         <w:tc>
-          <w:tcPr/>
+          <w:tcPr>
+            <w:tcW w:type="dxa" w:w="1061"/>
+          </w:tcPr>
           <w:p>
             <w:pPr>
               <w:pStyle w:val="Compact"/>
@@ -2139,7 +2280,9 @@
           </w:p>
         </w:tc>
         <w:tc>
-          <w:tcPr/>
+          <w:tcPr>
+            <w:tcW w:type="dxa" w:w="2248"/>
+          </w:tcPr>
           <w:p>
             <w:pPr>
               <w:pStyle w:val="Compact"/>
@@ -2155,7 +2298,9 @@
           </w:p>
         </w:tc>
         <w:tc>
-          <w:tcPr/>
+          <w:tcPr>
+            <w:tcW w:type="dxa" w:w="1910"/>
+          </w:tcPr>
           <w:p>
             <w:pPr>
               <w:pStyle w:val="Compact"/>
@@ -2171,7 +2316,9 @@
           </w:p>
         </w:tc>
         <w:tc>
-          <w:tcPr/>
+          <w:tcPr>
+            <w:tcW w:type="dxa" w:w="2248"/>
+          </w:tcPr>
           <w:p>
             <w:pPr>
               <w:pStyle w:val="Compact"/>
@@ -2187,7 +2334,9 @@
           </w:p>
         </w:tc>
         <w:tc>
-          <w:tcPr/>
+          <w:tcPr>
+            <w:tcW w:type="dxa" w:w="2335"/>
+          </w:tcPr>
           <w:p>
             <w:pPr>
               <w:pStyle w:val="Compact"/>
@@ -2203,7 +2352,9 @@
           </w:p>
         </w:tc>
         <w:tc>
-          <w:tcPr/>
+          <w:tcPr>
+            <w:tcW w:type="dxa" w:w="2335"/>
+          </w:tcPr>
           <w:p>
             <w:pPr>
               <w:pStyle w:val="Compact"/>
@@ -2219,7 +2370,9 @@
           </w:p>
         </w:tc>
         <w:tc>
-          <w:tcPr/>
+          <w:tcPr>
+            <w:tcW w:type="dxa" w:w="2547"/>
+          </w:tcPr>
           <w:p>
             <w:pPr>
               <w:pStyle w:val="Compact"/>
@@ -2241,6 +2394,7 @@
         </w:trPr>
         <w:tc>
           <w:tcPr>
+            <w:tcW w:type="dxa" w:w="1061"/>
             <w:shd w:val="clear" w:color="auto" w:fill="F3F6FA"/>
           </w:tcPr>
           <w:p>
@@ -2259,6 +2413,7 @@
         </w:tc>
         <w:tc>
           <w:tcPr>
+            <w:tcW w:type="dxa" w:w="2248"/>
             <w:shd w:val="clear" w:color="auto" w:fill="F3F6FA"/>
           </w:tcPr>
           <w:p>
@@ -2277,6 +2432,7 @@
         </w:tc>
         <w:tc>
           <w:tcPr>
+            <w:tcW w:type="dxa" w:w="1910"/>
             <w:shd w:val="clear" w:color="auto" w:fill="F3F6FA"/>
           </w:tcPr>
           <w:p>
@@ -2295,6 +2451,7 @@
         </w:tc>
         <w:tc>
           <w:tcPr>
+            <w:tcW w:type="dxa" w:w="2248"/>
             <w:shd w:val="clear" w:color="auto" w:fill="F3F6FA"/>
           </w:tcPr>
           <w:p>
@@ -2313,6 +2470,7 @@
         </w:tc>
         <w:tc>
           <w:tcPr>
+            <w:tcW w:type="dxa" w:w="2335"/>
             <w:shd w:val="clear" w:color="auto" w:fill="F3F6FA"/>
           </w:tcPr>
           <w:p>
@@ -2331,6 +2489,7 @@
         </w:tc>
         <w:tc>
           <w:tcPr>
+            <w:tcW w:type="dxa" w:w="2335"/>
             <w:shd w:val="clear" w:color="auto" w:fill="F3F6FA"/>
           </w:tcPr>
           <w:p>
@@ -2349,6 +2508,7 @@
         </w:tc>
         <w:tc>
           <w:tcPr>
+            <w:tcW w:type="dxa" w:w="2547"/>
             <w:shd w:val="clear" w:color="auto" w:fill="F3F6FA"/>
           </w:tcPr>
           <w:p>
@@ -2371,7 +2531,9 @@
           <w:cantSplit/>
         </w:trPr>
         <w:tc>
-          <w:tcPr/>
+          <w:tcPr>
+            <w:tcW w:type="dxa" w:w="1061"/>
+          </w:tcPr>
           <w:p>
             <w:pPr>
               <w:pStyle w:val="Compact"/>
@@ -2387,7 +2549,9 @@
           </w:p>
         </w:tc>
         <w:tc>
-          <w:tcPr/>
+          <w:tcPr>
+            <w:tcW w:type="dxa" w:w="2248"/>
+          </w:tcPr>
           <w:p>
             <w:pPr>
               <w:pStyle w:val="Compact"/>
@@ -2403,7 +2567,9 @@
           </w:p>
         </w:tc>
         <w:tc>
-          <w:tcPr/>
+          <w:tcPr>
+            <w:tcW w:type="dxa" w:w="1910"/>
+          </w:tcPr>
           <w:p>
             <w:pPr>
               <w:pStyle w:val="Compact"/>
@@ -2419,7 +2585,9 @@
           </w:p>
         </w:tc>
         <w:tc>
-          <w:tcPr/>
+          <w:tcPr>
+            <w:tcW w:type="dxa" w:w="2248"/>
+          </w:tcPr>
           <w:p>
             <w:pPr>
               <w:pStyle w:val="Compact"/>
@@ -2435,7 +2603,9 @@
           </w:p>
         </w:tc>
         <w:tc>
-          <w:tcPr/>
+          <w:tcPr>
+            <w:tcW w:type="dxa" w:w="2335"/>
+          </w:tcPr>
           <w:p>
             <w:pPr>
               <w:pStyle w:val="Compact"/>
@@ -2451,7 +2621,9 @@
           </w:p>
         </w:tc>
         <w:tc>
-          <w:tcPr/>
+          <w:tcPr>
+            <w:tcW w:type="dxa" w:w="2335"/>
+          </w:tcPr>
           <w:p>
             <w:pPr>
               <w:pStyle w:val="Compact"/>
@@ -2467,7 +2639,9 @@
           </w:p>
         </w:tc>
         <w:tc>
-          <w:tcPr/>
+          <w:tcPr>
+            <w:tcW w:type="dxa" w:w="2547"/>
+          </w:tcPr>
           <w:p>
             <w:pPr>
               <w:pStyle w:val="Compact"/>
@@ -2489,6 +2663,7 @@
         </w:trPr>
         <w:tc>
           <w:tcPr>
+            <w:tcW w:type="dxa" w:w="1061"/>
             <w:shd w:val="clear" w:color="auto" w:fill="F3F6FA"/>
           </w:tcPr>
           <w:p>
@@ -2507,6 +2682,7 @@
         </w:tc>
         <w:tc>
           <w:tcPr>
+            <w:tcW w:type="dxa" w:w="2248"/>
             <w:shd w:val="clear" w:color="auto" w:fill="F3F6FA"/>
           </w:tcPr>
           <w:p>
@@ -2525,6 +2701,7 @@
         </w:tc>
         <w:tc>
           <w:tcPr>
+            <w:tcW w:type="dxa" w:w="1910"/>
             <w:shd w:val="clear" w:color="auto" w:fill="F3F6FA"/>
           </w:tcPr>
           <w:p>
@@ -2543,6 +2720,7 @@
         </w:tc>
         <w:tc>
           <w:tcPr>
+            <w:tcW w:type="dxa" w:w="2248"/>
             <w:shd w:val="clear" w:color="auto" w:fill="F3F6FA"/>
           </w:tcPr>
           <w:p>
@@ -2561,6 +2739,7 @@
         </w:tc>
         <w:tc>
           <w:tcPr>
+            <w:tcW w:type="dxa" w:w="2335"/>
             <w:shd w:val="clear" w:color="auto" w:fill="F3F6FA"/>
           </w:tcPr>
           <w:p>
@@ -2579,6 +2758,7 @@
         </w:tc>
         <w:tc>
           <w:tcPr>
+            <w:tcW w:type="dxa" w:w="2335"/>
             <w:shd w:val="clear" w:color="auto" w:fill="F3F6FA"/>
           </w:tcPr>
           <w:p>
@@ -2597,6 +2777,7 @@
         </w:tc>
         <w:tc>
           <w:tcPr>
+            <w:tcW w:type="dxa" w:w="2547"/>
             <w:shd w:val="clear" w:color="auto" w:fill="F3F6FA"/>
           </w:tcPr>
           <w:p>
@@ -2619,7 +2800,9 @@
           <w:cantSplit/>
         </w:trPr>
         <w:tc>
-          <w:tcPr/>
+          <w:tcPr>
+            <w:tcW w:type="dxa" w:w="1061"/>
+          </w:tcPr>
           <w:p>
             <w:pPr>
               <w:pStyle w:val="Compact"/>
@@ -2635,7 +2818,9 @@
           </w:p>
         </w:tc>
         <w:tc>
-          <w:tcPr/>
+          <w:tcPr>
+            <w:tcW w:type="dxa" w:w="2248"/>
+          </w:tcPr>
           <w:p>
             <w:pPr>
               <w:pStyle w:val="Compact"/>
@@ -2651,7 +2836,9 @@
           </w:p>
         </w:tc>
         <w:tc>
-          <w:tcPr/>
+          <w:tcPr>
+            <w:tcW w:type="dxa" w:w="1910"/>
+          </w:tcPr>
           <w:p>
             <w:pPr>
               <w:pStyle w:val="Compact"/>
@@ -2667,7 +2854,9 @@
           </w:p>
         </w:tc>
         <w:tc>
-          <w:tcPr/>
+          <w:tcPr>
+            <w:tcW w:type="dxa" w:w="2248"/>
+          </w:tcPr>
           <w:p>
             <w:pPr>
               <w:pStyle w:val="Compact"/>
@@ -2683,7 +2872,9 @@
           </w:p>
         </w:tc>
         <w:tc>
-          <w:tcPr/>
+          <w:tcPr>
+            <w:tcW w:type="dxa" w:w="2335"/>
+          </w:tcPr>
           <w:p>
             <w:pPr>
               <w:pStyle w:val="Compact"/>
@@ -2699,7 +2890,9 @@
           </w:p>
         </w:tc>
         <w:tc>
-          <w:tcPr/>
+          <w:tcPr>
+            <w:tcW w:type="dxa" w:w="2335"/>
+          </w:tcPr>
           <w:p>
             <w:pPr>
               <w:pStyle w:val="Compact"/>
@@ -2715,7 +2908,9 @@
           </w:p>
         </w:tc>
         <w:tc>
-          <w:tcPr/>
+          <w:tcPr>
+            <w:tcW w:type="dxa" w:w="2547"/>
+          </w:tcPr>
           <w:p>
             <w:pPr>
               <w:pStyle w:val="Compact"/>
@@ -2810,6 +3005,7 @@
         <w:tblStyle w:val="Table"/>
         <w:tblLook w:firstRow="1" w:lastRow="0" w:firstColumn="0" w:lastColumn="0" w:noHBand="0" w:noVBand="0" w:val="0020"/>
         <w:jc w:val="start"/>
+        <w:tblLayout w:type="fixed"/>
         <w:tblBorders>
           <w:top w:val="single" w:sz="4" w:color="C9D3E0"/>
           <w:left w:val="single" w:sz="4" w:color="C9D3E0"/>
@@ -2824,14 +3020,14 @@
           <w:left w:w="80" w:type="dxa"/>
           <w:right w:w="80" w:type="dxa"/>
         </w:tblCellMar>
-        <w:tblW w:w="5000" w:type="pct"/>
+        <w:tblW w:w="14683" w:type="dxa"/>
       </w:tblPr>
       <w:tblGrid>
-        <w:gridCol w:w="1584"/>
-        <w:gridCol w:w="1584"/>
-        <w:gridCol w:w="1584"/>
-        <w:gridCol w:w="1584"/>
-        <w:gridCol w:w="1584"/>
+        <w:gridCol w:w="2172"/>
+        <w:gridCol w:w="2482"/>
+        <w:gridCol w:w="2792"/>
+        <w:gridCol w:w="3808"/>
+        <w:gridCol w:w="3427"/>
       </w:tblGrid>
       <w:tr>
         <w:trPr>
@@ -2841,6 +3037,7 @@
         </w:trPr>
         <w:tc>
           <w:tcPr>
+            <w:tcW w:type="dxa" w:w="2172"/>
             <w:shd w:val="clear" w:color="auto" w:fill="13315C"/>
           </w:tcPr>
           <w:p>
@@ -2861,6 +3058,7 @@
         </w:tc>
         <w:tc>
           <w:tcPr>
+            <w:tcW w:type="dxa" w:w="2483"/>
             <w:shd w:val="clear" w:color="auto" w:fill="13315C"/>
           </w:tcPr>
           <w:p>
@@ -2881,6 +3079,7 @@
         </w:tc>
         <w:tc>
           <w:tcPr>
+            <w:tcW w:type="dxa" w:w="2793"/>
             <w:shd w:val="clear" w:color="auto" w:fill="13315C"/>
           </w:tcPr>
           <w:p>
@@ -2901,6 +3100,7 @@
         </w:tc>
         <w:tc>
           <w:tcPr>
+            <w:tcW w:type="dxa" w:w="3808"/>
             <w:shd w:val="clear" w:color="auto" w:fill="13315C"/>
           </w:tcPr>
           <w:p>
@@ -2921,6 +3121,7 @@
         </w:tc>
         <w:tc>
           <w:tcPr>
+            <w:tcW w:type="dxa" w:w="3428"/>
             <w:shd w:val="clear" w:color="auto" w:fill="13315C"/>
           </w:tcPr>
           <w:p>
@@ -2945,7 +3146,9 @@
           <w:cantSplit/>
         </w:trPr>
         <w:tc>
-          <w:tcPr/>
+          <w:tcPr>
+            <w:tcW w:type="dxa" w:w="2172"/>
+          </w:tcPr>
           <w:p>
             <w:pPr>
               <w:pStyle w:val="Compact"/>
@@ -2961,7 +3164,9 @@
           </w:p>
         </w:tc>
         <w:tc>
-          <w:tcPr/>
+          <w:tcPr>
+            <w:tcW w:type="dxa" w:w="2483"/>
+          </w:tcPr>
           <w:p>
             <w:pPr>
               <w:pStyle w:val="Compact"/>
@@ -2979,7 +3184,9 @@
           </w:p>
         </w:tc>
         <w:tc>
-          <w:tcPr/>
+          <w:tcPr>
+            <w:tcW w:type="dxa" w:w="2793"/>
+          </w:tcPr>
           <w:p>
             <w:pPr>
               <w:pStyle w:val="Compact"/>
@@ -2995,7 +3202,9 @@
           </w:p>
         </w:tc>
         <w:tc>
-          <w:tcPr/>
+          <w:tcPr>
+            <w:tcW w:type="dxa" w:w="3808"/>
+          </w:tcPr>
           <w:p>
             <w:pPr>
               <w:pStyle w:val="Compact"/>
@@ -3011,7 +3220,9 @@
           </w:p>
         </w:tc>
         <w:tc>
-          <w:tcPr/>
+          <w:tcPr>
+            <w:tcW w:type="dxa" w:w="3428"/>
+          </w:tcPr>
           <w:p>
             <w:pPr>
               <w:pStyle w:val="Compact"/>
@@ -3033,6 +3244,7 @@
         </w:trPr>
         <w:tc>
           <w:tcPr>
+            <w:tcW w:type="dxa" w:w="2172"/>
             <w:shd w:val="clear" w:color="auto" w:fill="F3F6FA"/>
           </w:tcPr>
           <w:p>
@@ -3051,6 +3263,7 @@
         </w:tc>
         <w:tc>
           <w:tcPr>
+            <w:tcW w:type="dxa" w:w="2483"/>
             <w:shd w:val="clear" w:color="auto" w:fill="F3F6FA"/>
           </w:tcPr>
           <w:p>
@@ -3071,6 +3284,7 @@
         </w:tc>
         <w:tc>
           <w:tcPr>
+            <w:tcW w:type="dxa" w:w="2793"/>
             <w:shd w:val="clear" w:color="auto" w:fill="F3F6FA"/>
           </w:tcPr>
           <w:p>
@@ -3089,6 +3303,7 @@
         </w:tc>
         <w:tc>
           <w:tcPr>
+            <w:tcW w:type="dxa" w:w="3808"/>
             <w:shd w:val="clear" w:color="auto" w:fill="F3F6FA"/>
           </w:tcPr>
           <w:p>
@@ -3107,6 +3322,7 @@
         </w:tc>
         <w:tc>
           <w:tcPr>
+            <w:tcW w:type="dxa" w:w="3428"/>
             <w:shd w:val="clear" w:color="auto" w:fill="F3F6FA"/>
           </w:tcPr>
           <w:p>
@@ -3129,7 +3345,9 @@
           <w:cantSplit/>
         </w:trPr>
         <w:tc>
-          <w:tcPr/>
+          <w:tcPr>
+            <w:tcW w:type="dxa" w:w="2172"/>
+          </w:tcPr>
           <w:p>
             <w:pPr>
               <w:pStyle w:val="Compact"/>
@@ -3145,7 +3363,9 @@
           </w:p>
         </w:tc>
         <w:tc>
-          <w:tcPr/>
+          <w:tcPr>
+            <w:tcW w:type="dxa" w:w="2483"/>
+          </w:tcPr>
           <w:p>
             <w:pPr>
               <w:pStyle w:val="Compact"/>
@@ -3163,7 +3383,9 @@
           </w:p>
         </w:tc>
         <w:tc>
-          <w:tcPr/>
+          <w:tcPr>
+            <w:tcW w:type="dxa" w:w="2793"/>
+          </w:tcPr>
           <w:p>
             <w:pPr>
               <w:pStyle w:val="Compact"/>
@@ -3179,7 +3401,9 @@
           </w:p>
         </w:tc>
         <w:tc>
-          <w:tcPr/>
+          <w:tcPr>
+            <w:tcW w:type="dxa" w:w="3808"/>
+          </w:tcPr>
           <w:p>
             <w:pPr>
               <w:pStyle w:val="Compact"/>
@@ -3195,7 +3419,9 @@
           </w:p>
         </w:tc>
         <w:tc>
-          <w:tcPr/>
+          <w:tcPr>
+            <w:tcW w:type="dxa" w:w="3428"/>
+          </w:tcPr>
           <w:p>
             <w:pPr>
               <w:pStyle w:val="Compact"/>
@@ -3217,6 +3443,7 @@
         </w:trPr>
         <w:tc>
           <w:tcPr>
+            <w:tcW w:type="dxa" w:w="2172"/>
             <w:shd w:val="clear" w:color="auto" w:fill="F3F6FA"/>
           </w:tcPr>
           <w:p>
@@ -3235,6 +3462,7 @@
         </w:tc>
         <w:tc>
           <w:tcPr>
+            <w:tcW w:type="dxa" w:w="2483"/>
             <w:shd w:val="clear" w:color="auto" w:fill="F3F6FA"/>
           </w:tcPr>
           <w:p>
@@ -3255,6 +3483,7 @@
         </w:tc>
         <w:tc>
           <w:tcPr>
+            <w:tcW w:type="dxa" w:w="2793"/>
             <w:shd w:val="clear" w:color="auto" w:fill="F3F6FA"/>
           </w:tcPr>
           <w:p>
@@ -3273,6 +3502,7 @@
         </w:tc>
         <w:tc>
           <w:tcPr>
+            <w:tcW w:type="dxa" w:w="3808"/>
             <w:shd w:val="clear" w:color="auto" w:fill="F3F6FA"/>
           </w:tcPr>
           <w:p>
@@ -3291,6 +3521,7 @@
         </w:tc>
         <w:tc>
           <w:tcPr>
+            <w:tcW w:type="dxa" w:w="3428"/>
             <w:shd w:val="clear" w:color="auto" w:fill="F3F6FA"/>
           </w:tcPr>
           <w:p>
@@ -3324,6 +3555,7 @@
         <w:tblStyle w:val="Table"/>
         <w:tblLook w:firstRow="1" w:lastRow="0" w:firstColumn="0" w:lastColumn="0" w:noHBand="0" w:noVBand="0" w:val="0020"/>
         <w:jc w:val="start"/>
+        <w:tblLayout w:type="fixed"/>
         <w:tblBorders>
           <w:top w:val="single" w:sz="4" w:color="C9D3E0"/>
           <w:left w:val="single" w:sz="4" w:color="C9D3E0"/>
@@ -3338,12 +3570,12 @@
           <w:left w:w="80" w:type="dxa"/>
           <w:right w:w="80" w:type="dxa"/>
         </w:tblCellMar>
-        <w:tblW w:w="5000" w:type="pct"/>
+        <w:tblW w:w="14683" w:type="dxa"/>
       </w:tblPr>
       <w:tblGrid>
-        <w:gridCol w:w="2640"/>
-        <w:gridCol w:w="2640"/>
-        <w:gridCol w:w="2640"/>
+        <w:gridCol w:w="1822"/>
+        <w:gridCol w:w="11408"/>
+        <w:gridCol w:w="1452"/>
       </w:tblGrid>
       <w:tr>
         <w:trPr>
@@ -3353,6 +3585,7 @@
         </w:trPr>
         <w:tc>
           <w:tcPr>
+            <w:tcW w:type="dxa" w:w="1823"/>
             <w:shd w:val="clear" w:color="auto" w:fill="13315C"/>
           </w:tcPr>
           <w:p>
@@ -3373,6 +3606,7 @@
         </w:tc>
         <w:tc>
           <w:tcPr>
+            <w:tcW w:type="dxa" w:w="11408"/>
             <w:shd w:val="clear" w:color="auto" w:fill="13315C"/>
           </w:tcPr>
           <w:p>
@@ -3393,6 +3627,7 @@
         </w:tc>
         <w:tc>
           <w:tcPr>
+            <w:tcW w:type="dxa" w:w="1452"/>
             <w:shd w:val="clear" w:color="auto" w:fill="13315C"/>
           </w:tcPr>
           <w:p>
@@ -3417,7 +3652,9 @@
           <w:cantSplit/>
         </w:trPr>
         <w:tc>
-          <w:tcPr/>
+          <w:tcPr>
+            <w:tcW w:type="dxa" w:w="1823"/>
+          </w:tcPr>
           <w:p>
             <w:pPr>
               <w:pStyle w:val="Compact"/>
@@ -3435,7 +3672,9 @@
           </w:p>
         </w:tc>
         <w:tc>
-          <w:tcPr/>
+          <w:tcPr>
+            <w:tcW w:type="dxa" w:w="11408"/>
+          </w:tcPr>
           <w:p>
             <w:pPr>
               <w:pStyle w:val="Compact"/>
@@ -3451,7 +3690,9 @@
           </w:p>
         </w:tc>
         <w:tc>
-          <w:tcPr/>
+          <w:tcPr>
+            <w:tcW w:type="dxa" w:w="1452"/>
+          </w:tcPr>
           <w:p>
             <w:pPr>
               <w:pStyle w:val="Compact"/>
@@ -3473,6 +3714,7 @@
         </w:trPr>
         <w:tc>
           <w:tcPr>
+            <w:tcW w:type="dxa" w:w="1823"/>
             <w:shd w:val="clear" w:color="auto" w:fill="F3F6FA"/>
           </w:tcPr>
           <w:p>
@@ -3493,6 +3735,7 @@
         </w:tc>
         <w:tc>
           <w:tcPr>
+            <w:tcW w:type="dxa" w:w="11408"/>
             <w:shd w:val="clear" w:color="auto" w:fill="F3F6FA"/>
           </w:tcPr>
           <w:p>
@@ -3511,6 +3754,7 @@
         </w:tc>
         <w:tc>
           <w:tcPr>
+            <w:tcW w:type="dxa" w:w="1452"/>
             <w:shd w:val="clear" w:color="auto" w:fill="F3F6FA"/>
           </w:tcPr>
           <w:p>
@@ -3533,7 +3777,9 @@
           <w:cantSplit/>
         </w:trPr>
         <w:tc>
-          <w:tcPr/>
+          <w:tcPr>
+            <w:tcW w:type="dxa" w:w="1823"/>
+          </w:tcPr>
           <w:p>
             <w:pPr>
               <w:pStyle w:val="Compact"/>
@@ -3551,7 +3797,9 @@
           </w:p>
         </w:tc>
         <w:tc>
-          <w:tcPr/>
+          <w:tcPr>
+            <w:tcW w:type="dxa" w:w="11408"/>
+          </w:tcPr>
           <w:p>
             <w:pPr>
               <w:pStyle w:val="Compact"/>
@@ -3567,7 +3815,9 @@
           </w:p>
         </w:tc>
         <w:tc>
-          <w:tcPr/>
+          <w:tcPr>
+            <w:tcW w:type="dxa" w:w="1452"/>
+          </w:tcPr>
           <w:p>
             <w:pPr>
               <w:pStyle w:val="Compact"/>
@@ -3589,6 +3839,7 @@
         </w:trPr>
         <w:tc>
           <w:tcPr>
+            <w:tcW w:type="dxa" w:w="1823"/>
             <w:shd w:val="clear" w:color="auto" w:fill="F3F6FA"/>
           </w:tcPr>
           <w:p>
@@ -3609,6 +3860,7 @@
         </w:tc>
         <w:tc>
           <w:tcPr>
+            <w:tcW w:type="dxa" w:w="11408"/>
             <w:shd w:val="clear" w:color="auto" w:fill="F3F6FA"/>
           </w:tcPr>
           <w:p>
@@ -3627,6 +3879,7 @@
         </w:tc>
         <w:tc>
           <w:tcPr>
+            <w:tcW w:type="dxa" w:w="1452"/>
             <w:shd w:val="clear" w:color="auto" w:fill="F3F6FA"/>
           </w:tcPr>
           <w:p>
@@ -3689,6 +3942,7 @@
         <w:tblStyle w:val="Table"/>
         <w:tblLook w:firstRow="1" w:lastRow="0" w:firstColumn="0" w:lastColumn="0" w:noHBand="0" w:noVBand="0" w:val="0020"/>
         <w:jc w:val="start"/>
+        <w:tblLayout w:type="fixed"/>
         <w:tblBorders>
           <w:top w:val="single" w:sz="4" w:color="C9D3E0"/>
           <w:left w:val="single" w:sz="4" w:color="C9D3E0"/>
@@ -3703,11 +3957,11 @@
           <w:left w:w="80" w:type="dxa"/>
           <w:right w:w="80" w:type="dxa"/>
         </w:tblCellMar>
-        <w:tblW w:w="5000" w:type="pct"/>
+        <w:tblW w:w="14683" w:type="dxa"/>
       </w:tblPr>
       <w:tblGrid>
-        <w:gridCol w:w="3960"/>
-        <w:gridCol w:w="3960"/>
+        <w:gridCol w:w="5123"/>
+        <w:gridCol w:w="9560"/>
       </w:tblGrid>
       <w:tr>
         <w:trPr>
@@ -3717,6 +3971,7 @@
         </w:trPr>
         <w:tc>
           <w:tcPr>
+            <w:tcW w:type="dxa" w:w="5123"/>
             <w:shd w:val="clear" w:color="auto" w:fill="13315C"/>
           </w:tcPr>
           <w:p>
@@ -3737,6 +3992,7 @@
         </w:tc>
         <w:tc>
           <w:tcPr>
+            <w:tcW w:type="dxa" w:w="9560"/>
             <w:shd w:val="clear" w:color="auto" w:fill="13315C"/>
           </w:tcPr>
           <w:p>
@@ -3761,7 +4017,9 @@
           <w:cantSplit/>
         </w:trPr>
         <w:tc>
-          <w:tcPr/>
+          <w:tcPr>
+            <w:tcW w:type="dxa" w:w="5123"/>
+          </w:tcPr>
           <w:p>
             <w:pPr>
               <w:pStyle w:val="Compact"/>
@@ -3777,7 +4035,9 @@
           </w:p>
         </w:tc>
         <w:tc>
-          <w:tcPr/>
+          <w:tcPr>
+            <w:tcW w:type="dxa" w:w="9560"/>
+          </w:tcPr>
           <w:p>
             <w:pPr>
               <w:pStyle w:val="Compact"/>
@@ -3799,6 +4059,7 @@
         </w:trPr>
         <w:tc>
           <w:tcPr>
+            <w:tcW w:type="dxa" w:w="5123"/>
             <w:shd w:val="clear" w:color="auto" w:fill="F3F6FA"/>
           </w:tcPr>
           <w:p>
@@ -3817,6 +4078,7 @@
         </w:tc>
         <w:tc>
           <w:tcPr>
+            <w:tcW w:type="dxa" w:w="9560"/>
             <w:shd w:val="clear" w:color="auto" w:fill="F3F6FA"/>
           </w:tcPr>
           <w:p>
@@ -3839,7 +4101,9 @@
           <w:cantSplit/>
         </w:trPr>
         <w:tc>
-          <w:tcPr/>
+          <w:tcPr>
+            <w:tcW w:type="dxa" w:w="5123"/>
+          </w:tcPr>
           <w:p>
             <w:pPr>
               <w:pStyle w:val="Compact"/>
@@ -3855,7 +4119,9 @@
           </w:p>
         </w:tc>
         <w:tc>
-          <w:tcPr/>
+          <w:tcPr>
+            <w:tcW w:type="dxa" w:w="9560"/>
+          </w:tcPr>
           <w:p>
             <w:pPr>
               <w:pStyle w:val="Compact"/>
@@ -3877,6 +4143,7 @@
         </w:trPr>
         <w:tc>
           <w:tcPr>
+            <w:tcW w:type="dxa" w:w="5123"/>
             <w:shd w:val="clear" w:color="auto" w:fill="F3F6FA"/>
           </w:tcPr>
           <w:p>
@@ -3895,6 +4162,7 @@
         </w:tc>
         <w:tc>
           <w:tcPr>
+            <w:tcW w:type="dxa" w:w="9560"/>
             <w:shd w:val="clear" w:color="auto" w:fill="F3F6FA"/>
           </w:tcPr>
           <w:p>
@@ -3917,7 +4185,9 @@
           <w:cantSplit/>
         </w:trPr>
         <w:tc>
-          <w:tcPr/>
+          <w:tcPr>
+            <w:tcW w:type="dxa" w:w="5123"/>
+          </w:tcPr>
           <w:p>
             <w:pPr>
               <w:pStyle w:val="Compact"/>
@@ -3933,7 +4203,9 @@
           </w:p>
         </w:tc>
         <w:tc>
-          <w:tcPr/>
+          <w:tcPr>
+            <w:tcW w:type="dxa" w:w="9560"/>
+          </w:tcPr>
           <w:p>
             <w:pPr>
               <w:pStyle w:val="Compact"/>
@@ -3955,6 +4227,7 @@
         </w:trPr>
         <w:tc>
           <w:tcPr>
+            <w:tcW w:type="dxa" w:w="5123"/>
             <w:shd w:val="clear" w:color="auto" w:fill="F3F6FA"/>
           </w:tcPr>
           <w:p>
@@ -3973,6 +4246,7 @@
         </w:tc>
         <w:tc>
           <w:tcPr>
+            <w:tcW w:type="dxa" w:w="9560"/>
             <w:shd w:val="clear" w:color="auto" w:fill="F3F6FA"/>
           </w:tcPr>
           <w:p>
@@ -3995,7 +4269,9 @@
           <w:cantSplit/>
         </w:trPr>
         <w:tc>
-          <w:tcPr/>
+          <w:tcPr>
+            <w:tcW w:type="dxa" w:w="5123"/>
+          </w:tcPr>
           <w:p>
             <w:pPr>
               <w:pStyle w:val="Compact"/>
@@ -4011,7 +4287,9 @@
           </w:p>
         </w:tc>
         <w:tc>
-          <w:tcPr/>
+          <w:tcPr>
+            <w:tcW w:type="dxa" w:w="9560"/>
+          </w:tcPr>
           <w:p>
             <w:pPr>
               <w:pStyle w:val="Compact"/>
@@ -4033,6 +4311,7 @@
         </w:trPr>
         <w:tc>
           <w:tcPr>
+            <w:tcW w:type="dxa" w:w="5123"/>
             <w:shd w:val="clear" w:color="auto" w:fill="F3F6FA"/>
           </w:tcPr>
           <w:p>
@@ -4051,6 +4330,7 @@
         </w:tc>
         <w:tc>
           <w:tcPr>
+            <w:tcW w:type="dxa" w:w="9560"/>
             <w:shd w:val="clear" w:color="auto" w:fill="F3F6FA"/>
           </w:tcPr>
           <w:p>
@@ -4073,7 +4353,9 @@
           <w:cantSplit/>
         </w:trPr>
         <w:tc>
-          <w:tcPr/>
+          <w:tcPr>
+            <w:tcW w:type="dxa" w:w="5123"/>
+          </w:tcPr>
           <w:p>
             <w:pPr>
               <w:pStyle w:val="Compact"/>
@@ -4089,7 +4371,9 @@
           </w:p>
         </w:tc>
         <w:tc>
-          <w:tcPr/>
+          <w:tcPr>
+            <w:tcW w:type="dxa" w:w="9560"/>
+          </w:tcPr>
           <w:p>
             <w:pPr>
               <w:pStyle w:val="Compact"/>
@@ -4111,6 +4395,7 @@
         </w:trPr>
         <w:tc>
           <w:tcPr>
+            <w:tcW w:type="dxa" w:w="5123"/>
             <w:shd w:val="clear" w:color="auto" w:fill="F3F6FA"/>
           </w:tcPr>
           <w:p>
@@ -4129,6 +4414,7 @@
         </w:tc>
         <w:tc>
           <w:tcPr>
+            <w:tcW w:type="dxa" w:w="9560"/>
             <w:shd w:val="clear" w:color="auto" w:fill="F3F6FA"/>
           </w:tcPr>
           <w:p>
@@ -4151,7 +4437,9 @@
           <w:cantSplit/>
         </w:trPr>
         <w:tc>
-          <w:tcPr/>
+          <w:tcPr>
+            <w:tcW w:type="dxa" w:w="5123"/>
+          </w:tcPr>
           <w:p>
             <w:pPr>
               <w:pStyle w:val="Compact"/>
@@ -4167,7 +4455,9 @@
           </w:p>
         </w:tc>
         <w:tc>
-          <w:tcPr/>
+          <w:tcPr>
+            <w:tcW w:type="dxa" w:w="9560"/>
+          </w:tcPr>
           <w:p>
             <w:pPr>
               <w:pStyle w:val="Compact"/>
@@ -4199,6 +4489,7 @@
         <w:tblStyle w:val="Table"/>
         <w:tblLook w:firstRow="1" w:lastRow="0" w:firstColumn="0" w:lastColumn="0" w:noHBand="0" w:noVBand="0" w:val="0020"/>
         <w:jc w:val="start"/>
+        <w:tblLayout w:type="fixed"/>
         <w:tblBorders>
           <w:top w:val="single" w:sz="4" w:color="C9D3E0"/>
           <w:left w:val="single" w:sz="4" w:color="C9D3E0"/>
@@ -4213,11 +4504,11 @@
           <w:left w:w="80" w:type="dxa"/>
           <w:right w:w="80" w:type="dxa"/>
         </w:tblCellMar>
-        <w:tblW w:w="5000" w:type="pct"/>
+        <w:tblW w:w="14683" w:type="dxa"/>
       </w:tblPr>
       <w:tblGrid>
-        <w:gridCol w:w="3960"/>
-        <w:gridCol w:w="3960"/>
+        <w:gridCol w:w="9808"/>
+        <w:gridCol w:w="4874"/>
       </w:tblGrid>
       <w:tr>
         <w:trPr>
@@ -4227,6 +4518,7 @@
         </w:trPr>
         <w:tc>
           <w:tcPr>
+            <w:tcW w:type="dxa" w:w="9809"/>
             <w:shd w:val="clear" w:color="auto" w:fill="13315C"/>
           </w:tcPr>
           <w:p>
@@ -4247,6 +4539,7 @@
         </w:tc>
         <w:tc>
           <w:tcPr>
+            <w:tcW w:type="dxa" w:w="4875"/>
             <w:shd w:val="clear" w:color="auto" w:fill="13315C"/>
           </w:tcPr>
           <w:p>
@@ -4271,7 +4564,9 @@
           <w:cantSplit/>
         </w:trPr>
         <w:tc>
-          <w:tcPr/>
+          <w:tcPr>
+            <w:tcW w:type="dxa" w:w="9809"/>
+          </w:tcPr>
           <w:p>
             <w:pPr>
               <w:pStyle w:val="Compact"/>
@@ -4287,7 +4582,9 @@
           </w:p>
         </w:tc>
         <w:tc>
-          <w:tcPr/>
+          <w:tcPr>
+            <w:tcW w:type="dxa" w:w="4875"/>
+          </w:tcPr>
           <w:p>
             <w:pPr>
               <w:pStyle w:val="Compact"/>
@@ -4309,6 +4606,7 @@
         </w:trPr>
         <w:tc>
           <w:tcPr>
+            <w:tcW w:type="dxa" w:w="9809"/>
             <w:shd w:val="clear" w:color="auto" w:fill="F3F6FA"/>
           </w:tcPr>
           <w:p>
@@ -4327,6 +4625,7 @@
         </w:tc>
         <w:tc>
           <w:tcPr>
+            <w:tcW w:type="dxa" w:w="4875"/>
             <w:shd w:val="clear" w:color="auto" w:fill="F3F6FA"/>
           </w:tcPr>
           <w:p>
@@ -4349,7 +4648,9 @@
           <w:cantSplit/>
         </w:trPr>
         <w:tc>
-          <w:tcPr/>
+          <w:tcPr>
+            <w:tcW w:type="dxa" w:w="9809"/>
+          </w:tcPr>
           <w:p>
             <w:pPr>
               <w:pStyle w:val="Compact"/>
@@ -4365,7 +4666,9 @@
           </w:p>
         </w:tc>
         <w:tc>
-          <w:tcPr/>
+          <w:tcPr>
+            <w:tcW w:type="dxa" w:w="4875"/>
+          </w:tcPr>
           <w:p>
             <w:pPr>
               <w:pStyle w:val="Compact"/>
@@ -4387,6 +4690,7 @@
         </w:trPr>
         <w:tc>
           <w:tcPr>
+            <w:tcW w:type="dxa" w:w="9809"/>
             <w:shd w:val="clear" w:color="auto" w:fill="F3F6FA"/>
           </w:tcPr>
           <w:p>
@@ -4405,6 +4709,7 @@
         </w:tc>
         <w:tc>
           <w:tcPr>
+            <w:tcW w:type="dxa" w:w="4875"/>
             <w:shd w:val="clear" w:color="auto" w:fill="F3F6FA"/>
           </w:tcPr>
           <w:p>
@@ -4427,7 +4732,9 @@
           <w:cantSplit/>
         </w:trPr>
         <w:tc>
-          <w:tcPr/>
+          <w:tcPr>
+            <w:tcW w:type="dxa" w:w="9809"/>
+          </w:tcPr>
           <w:p>
             <w:pPr>
               <w:pStyle w:val="Compact"/>
@@ -4443,7 +4750,9 @@
           </w:p>
         </w:tc>
         <w:tc>
-          <w:tcPr/>
+          <w:tcPr>
+            <w:tcW w:type="dxa" w:w="4875"/>
+          </w:tcPr>
           <w:p>
             <w:pPr>
               <w:pStyle w:val="Compact"/>
@@ -4465,6 +4774,7 @@
         </w:trPr>
         <w:tc>
           <w:tcPr>
+            <w:tcW w:type="dxa" w:w="9809"/>
             <w:shd w:val="clear" w:color="auto" w:fill="F3F6FA"/>
           </w:tcPr>
           <w:p>
@@ -4483,6 +4793,7 @@
         </w:tc>
         <w:tc>
           <w:tcPr>
+            <w:tcW w:type="dxa" w:w="4875"/>
             <w:shd w:val="clear" w:color="auto" w:fill="F3F6FA"/>
           </w:tcPr>
           <w:p>
@@ -4505,7 +4816,9 @@
           <w:cantSplit/>
         </w:trPr>
         <w:tc>
-          <w:tcPr/>
+          <w:tcPr>
+            <w:tcW w:type="dxa" w:w="9809"/>
+          </w:tcPr>
           <w:p>
             <w:pPr>
               <w:pStyle w:val="Compact"/>
@@ -4521,7 +4834,9 @@
           </w:p>
         </w:tc>
         <w:tc>
-          <w:tcPr/>
+          <w:tcPr>
+            <w:tcW w:type="dxa" w:w="4875"/>
+          </w:tcPr>
           <w:p>
             <w:pPr>
               <w:pStyle w:val="Compact"/>
@@ -4543,6 +4858,7 @@
         </w:trPr>
         <w:tc>
           <w:tcPr>
+            <w:tcW w:type="dxa" w:w="9809"/>
             <w:shd w:val="clear" w:color="auto" w:fill="F3F6FA"/>
           </w:tcPr>
           <w:p>
@@ -4561,6 +4877,7 @@
         </w:tc>
         <w:tc>
           <w:tcPr>
+            <w:tcW w:type="dxa" w:w="4875"/>
             <w:shd w:val="clear" w:color="auto" w:fill="F3F6FA"/>
           </w:tcPr>
           <w:p>
@@ -4583,7 +4900,9 @@
           <w:cantSplit/>
         </w:trPr>
         <w:tc>
-          <w:tcPr/>
+          <w:tcPr>
+            <w:tcW w:type="dxa" w:w="9809"/>
+          </w:tcPr>
           <w:p>
             <w:pPr>
               <w:pStyle w:val="Compact"/>
@@ -4599,7 +4918,9 @@
           </w:p>
         </w:tc>
         <w:tc>
-          <w:tcPr/>
+          <w:tcPr>
+            <w:tcW w:type="dxa" w:w="4875"/>
+          </w:tcPr>
           <w:p>
             <w:pPr>
               <w:pStyle w:val="Compact"/>
@@ -4621,6 +4942,7 @@
         </w:trPr>
         <w:tc>
           <w:tcPr>
+            <w:tcW w:type="dxa" w:w="9809"/>
             <w:shd w:val="clear" w:color="auto" w:fill="F3F6FA"/>
           </w:tcPr>
           <w:p>
@@ -4639,6 +4961,7 @@
         </w:tc>
         <w:tc>
           <w:tcPr>
+            <w:tcW w:type="dxa" w:w="4875"/>
             <w:shd w:val="clear" w:color="auto" w:fill="F3F6FA"/>
           </w:tcPr>
           <w:p>
@@ -4661,7 +4984,9 @@
           <w:cantSplit/>
         </w:trPr>
         <w:tc>
-          <w:tcPr/>
+          <w:tcPr>
+            <w:tcW w:type="dxa" w:w="9809"/>
+          </w:tcPr>
           <w:p>
             <w:pPr>
               <w:pStyle w:val="Compact"/>
@@ -4677,7 +5002,9 @@
           </w:p>
         </w:tc>
         <w:tc>
-          <w:tcPr/>
+          <w:tcPr>
+            <w:tcW w:type="dxa" w:w="4875"/>
+          </w:tcPr>
           <w:p>
             <w:pPr>
               <w:pStyle w:val="Compact"/>
@@ -4709,6 +5036,7 @@
         <w:tblStyle w:val="Table"/>
         <w:tblLook w:firstRow="1" w:lastRow="0" w:firstColumn="0" w:lastColumn="0" w:noHBand="0" w:noVBand="0" w:val="0020"/>
         <w:jc w:val="start"/>
+        <w:tblLayout w:type="fixed"/>
         <w:tblBorders>
           <w:top w:val="single" w:sz="4" w:color="C9D3E0"/>
           <w:left w:val="single" w:sz="4" w:color="C9D3E0"/>
@@ -4723,11 +5051,11 @@
           <w:left w:w="80" w:type="dxa"/>
           <w:right w:w="80" w:type="dxa"/>
         </w:tblCellMar>
-        <w:tblW w:w="5000" w:type="pct"/>
+        <w:tblW w:w="14683" w:type="dxa"/>
       </w:tblPr>
       <w:tblGrid>
-        <w:gridCol w:w="3960"/>
-        <w:gridCol w:w="3960"/>
+        <w:gridCol w:w="9808"/>
+        <w:gridCol w:w="4874"/>
       </w:tblGrid>
       <w:tr>
         <w:trPr>
@@ -4737,6 +5065,7 @@
         </w:trPr>
         <w:tc>
           <w:tcPr>
+            <w:tcW w:type="dxa" w:w="9809"/>
             <w:shd w:val="clear" w:color="auto" w:fill="13315C"/>
           </w:tcPr>
           <w:p>
@@ -4757,6 +5086,7 @@
         </w:tc>
         <w:tc>
           <w:tcPr>
+            <w:tcW w:type="dxa" w:w="4875"/>
             <w:shd w:val="clear" w:color="auto" w:fill="13315C"/>
           </w:tcPr>
           <w:p>
@@ -4781,7 +5111,9 @@
           <w:cantSplit/>
         </w:trPr>
         <w:tc>
-          <w:tcPr/>
+          <w:tcPr>
+            <w:tcW w:type="dxa" w:w="9809"/>
+          </w:tcPr>
           <w:p>
             <w:pPr>
               <w:pStyle w:val="Compact"/>
@@ -4797,7 +5129,9 @@
           </w:p>
         </w:tc>
         <w:tc>
-          <w:tcPr/>
+          <w:tcPr>
+            <w:tcW w:type="dxa" w:w="4875"/>
+          </w:tcPr>
           <w:p>
             <w:pPr>
               <w:pStyle w:val="Compact"/>
@@ -4819,6 +5153,7 @@
         </w:trPr>
         <w:tc>
           <w:tcPr>
+            <w:tcW w:type="dxa" w:w="9809"/>
             <w:shd w:val="clear" w:color="auto" w:fill="F3F6FA"/>
           </w:tcPr>
           <w:p>
@@ -4837,6 +5172,7 @@
         </w:tc>
         <w:tc>
           <w:tcPr>
+            <w:tcW w:type="dxa" w:w="4875"/>
             <w:shd w:val="clear" w:color="auto" w:fill="F3F6FA"/>
           </w:tcPr>
           <w:p>
@@ -4859,7 +5195,9 @@
           <w:cantSplit/>
         </w:trPr>
         <w:tc>
-          <w:tcPr/>
+          <w:tcPr>
+            <w:tcW w:type="dxa" w:w="9809"/>
+          </w:tcPr>
           <w:p>
             <w:pPr>
               <w:pStyle w:val="Compact"/>
@@ -4875,7 +5213,9 @@
           </w:p>
         </w:tc>
         <w:tc>
-          <w:tcPr/>
+          <w:tcPr>
+            <w:tcW w:type="dxa" w:w="4875"/>
+          </w:tcPr>
           <w:p>
             <w:pPr>
               <w:pStyle w:val="Compact"/>
@@ -4897,6 +5237,7 @@
         </w:trPr>
         <w:tc>
           <w:tcPr>
+            <w:tcW w:type="dxa" w:w="9809"/>
             <w:shd w:val="clear" w:color="auto" w:fill="F3F6FA"/>
           </w:tcPr>
           <w:p>
@@ -4915,6 +5256,7 @@
         </w:tc>
         <w:tc>
           <w:tcPr>
+            <w:tcW w:type="dxa" w:w="4875"/>
             <w:shd w:val="clear" w:color="auto" w:fill="F3F6FA"/>
           </w:tcPr>
           <w:p>
@@ -4937,7 +5279,9 @@
           <w:cantSplit/>
         </w:trPr>
         <w:tc>
-          <w:tcPr/>
+          <w:tcPr>
+            <w:tcW w:type="dxa" w:w="9809"/>
+          </w:tcPr>
           <w:p>
             <w:pPr>
               <w:pStyle w:val="Compact"/>
@@ -4953,7 +5297,9 @@
           </w:p>
         </w:tc>
         <w:tc>
-          <w:tcPr/>
+          <w:tcPr>
+            <w:tcW w:type="dxa" w:w="4875"/>
+          </w:tcPr>
           <w:p>
             <w:pPr>
               <w:pStyle w:val="Compact"/>
@@ -4975,6 +5321,7 @@
         </w:trPr>
         <w:tc>
           <w:tcPr>
+            <w:tcW w:type="dxa" w:w="9809"/>
             <w:shd w:val="clear" w:color="auto" w:fill="F3F6FA"/>
           </w:tcPr>
           <w:p>
@@ -4993,6 +5340,7 @@
         </w:tc>
         <w:tc>
           <w:tcPr>
+            <w:tcW w:type="dxa" w:w="4875"/>
             <w:shd w:val="clear" w:color="auto" w:fill="F3F6FA"/>
           </w:tcPr>
           <w:p>
@@ -5015,7 +5363,9 @@
           <w:cantSplit/>
         </w:trPr>
         <w:tc>
-          <w:tcPr/>
+          <w:tcPr>
+            <w:tcW w:type="dxa" w:w="9809"/>
+          </w:tcPr>
           <w:p>
             <w:pPr>
               <w:pStyle w:val="Compact"/>
@@ -5031,7 +5381,9 @@
           </w:p>
         </w:tc>
         <w:tc>
-          <w:tcPr/>
+          <w:tcPr>
+            <w:tcW w:type="dxa" w:w="4875"/>
+          </w:tcPr>
           <w:p>
             <w:pPr>
               <w:pStyle w:val="Compact"/>
@@ -5053,6 +5405,7 @@
         </w:trPr>
         <w:tc>
           <w:tcPr>
+            <w:tcW w:type="dxa" w:w="9809"/>
             <w:shd w:val="clear" w:color="auto" w:fill="F3F6FA"/>
           </w:tcPr>
           <w:p>
@@ -5071,6 +5424,7 @@
         </w:tc>
         <w:tc>
           <w:tcPr>
+            <w:tcW w:type="dxa" w:w="4875"/>
             <w:shd w:val="clear" w:color="auto" w:fill="F3F6FA"/>
           </w:tcPr>
           <w:p>
@@ -5093,7 +5447,9 @@
           <w:cantSplit/>
         </w:trPr>
         <w:tc>
-          <w:tcPr/>
+          <w:tcPr>
+            <w:tcW w:type="dxa" w:w="9809"/>
+          </w:tcPr>
           <w:p>
             <w:pPr>
               <w:pStyle w:val="Compact"/>
@@ -5109,7 +5465,9 @@
           </w:p>
         </w:tc>
         <w:tc>
-          <w:tcPr/>
+          <w:tcPr>
+            <w:tcW w:type="dxa" w:w="4875"/>
+          </w:tcPr>
           <w:p>
             <w:pPr>
               <w:pStyle w:val="Compact"/>
@@ -5131,6 +5489,7 @@
         </w:trPr>
         <w:tc>
           <w:tcPr>
+            <w:tcW w:type="dxa" w:w="9809"/>
             <w:shd w:val="clear" w:color="auto" w:fill="F3F6FA"/>
           </w:tcPr>
           <w:p>
@@ -5149,6 +5508,7 @@
         </w:tc>
         <w:tc>
           <w:tcPr>
+            <w:tcW w:type="dxa" w:w="4875"/>
             <w:shd w:val="clear" w:color="auto" w:fill="F3F6FA"/>
           </w:tcPr>
           <w:p>
@@ -5171,7 +5531,9 @@
           <w:cantSplit/>
         </w:trPr>
         <w:tc>
-          <w:tcPr/>
+          <w:tcPr>
+            <w:tcW w:type="dxa" w:w="9809"/>
+          </w:tcPr>
           <w:p>
             <w:pPr>
               <w:pStyle w:val="Compact"/>
@@ -5187,7 +5549,9 @@
           </w:p>
         </w:tc>
         <w:tc>
-          <w:tcPr/>
+          <w:tcPr>
+            <w:tcW w:type="dxa" w:w="4875"/>
+          </w:tcPr>
           <w:p>
             <w:pPr>
               <w:pStyle w:val="Compact"/>
@@ -5219,6 +5583,7 @@
         <w:tblStyle w:val="Table"/>
         <w:tblLook w:firstRow="1" w:lastRow="0" w:firstColumn="0" w:lastColumn="0" w:noHBand="0" w:noVBand="0" w:val="0020"/>
         <w:jc w:val="start"/>
+        <w:tblLayout w:type="fixed"/>
         <w:tblBorders>
           <w:top w:val="single" w:sz="4" w:color="C9D3E0"/>
           <w:left w:val="single" w:sz="4" w:color="C9D3E0"/>
@@ -5233,11 +5598,11 @@
           <w:left w:w="80" w:type="dxa"/>
           <w:right w:w="80" w:type="dxa"/>
         </w:tblCellMar>
-        <w:tblW w:w="5000" w:type="pct"/>
+        <w:tblW w:w="14683" w:type="dxa"/>
       </w:tblPr>
       <w:tblGrid>
-        <w:gridCol w:w="3960"/>
-        <w:gridCol w:w="3960"/>
+        <w:gridCol w:w="9808"/>
+        <w:gridCol w:w="4874"/>
       </w:tblGrid>
       <w:tr>
         <w:trPr>
@@ -5247,6 +5612,7 @@
         </w:trPr>
         <w:tc>
           <w:tcPr>
+            <w:tcW w:type="dxa" w:w="9809"/>
             <w:shd w:val="clear" w:color="auto" w:fill="13315C"/>
           </w:tcPr>
           <w:p>
@@ -5267,6 +5633,7 @@
         </w:tc>
         <w:tc>
           <w:tcPr>
+            <w:tcW w:type="dxa" w:w="4875"/>
             <w:shd w:val="clear" w:color="auto" w:fill="13315C"/>
           </w:tcPr>
           <w:p>
@@ -5291,7 +5658,9 @@
           <w:cantSplit/>
         </w:trPr>
         <w:tc>
-          <w:tcPr/>
+          <w:tcPr>
+            <w:tcW w:type="dxa" w:w="9809"/>
+          </w:tcPr>
           <w:p>
             <w:pPr>
               <w:pStyle w:val="Compact"/>
@@ -5307,7 +5676,9 @@
           </w:p>
         </w:tc>
         <w:tc>
-          <w:tcPr/>
+          <w:tcPr>
+            <w:tcW w:type="dxa" w:w="4875"/>
+          </w:tcPr>
           <w:p>
             <w:pPr>
               <w:pStyle w:val="Compact"/>
@@ -5329,6 +5700,7 @@
         </w:trPr>
         <w:tc>
           <w:tcPr>
+            <w:tcW w:type="dxa" w:w="9809"/>
             <w:shd w:val="clear" w:color="auto" w:fill="F3F6FA"/>
           </w:tcPr>
           <w:p>
@@ -5347,6 +5719,7 @@
         </w:tc>
         <w:tc>
           <w:tcPr>
+            <w:tcW w:type="dxa" w:w="4875"/>
             <w:shd w:val="clear" w:color="auto" w:fill="F3F6FA"/>
           </w:tcPr>
           <w:p>
@@ -5369,7 +5742,9 @@
           <w:cantSplit/>
         </w:trPr>
         <w:tc>
-          <w:tcPr/>
+          <w:tcPr>
+            <w:tcW w:type="dxa" w:w="9809"/>
+          </w:tcPr>
           <w:p>
             <w:pPr>
               <w:pStyle w:val="Compact"/>
@@ -5385,7 +5760,9 @@
           </w:p>
         </w:tc>
         <w:tc>
-          <w:tcPr/>
+          <w:tcPr>
+            <w:tcW w:type="dxa" w:w="4875"/>
+          </w:tcPr>
           <w:p>
             <w:pPr>
               <w:pStyle w:val="Compact"/>
@@ -5407,6 +5784,7 @@
         </w:trPr>
         <w:tc>
           <w:tcPr>
+            <w:tcW w:type="dxa" w:w="9809"/>
             <w:shd w:val="clear" w:color="auto" w:fill="F3F6FA"/>
           </w:tcPr>
           <w:p>
@@ -5425,6 +5803,7 @@
         </w:tc>
         <w:tc>
           <w:tcPr>
+            <w:tcW w:type="dxa" w:w="4875"/>
             <w:shd w:val="clear" w:color="auto" w:fill="F3F6FA"/>
           </w:tcPr>
           <w:p>
@@ -5447,7 +5826,9 @@
           <w:cantSplit/>
         </w:trPr>
         <w:tc>
-          <w:tcPr/>
+          <w:tcPr>
+            <w:tcW w:type="dxa" w:w="9809"/>
+          </w:tcPr>
           <w:p>
             <w:pPr>
               <w:pStyle w:val="Compact"/>
@@ -5463,7 +5844,9 @@
           </w:p>
         </w:tc>
         <w:tc>
-          <w:tcPr/>
+          <w:tcPr>
+            <w:tcW w:type="dxa" w:w="4875"/>
+          </w:tcPr>
           <w:p>
             <w:pPr>
               <w:pStyle w:val="Compact"/>
@@ -5485,6 +5868,7 @@
         </w:trPr>
         <w:tc>
           <w:tcPr>
+            <w:tcW w:type="dxa" w:w="9809"/>
             <w:shd w:val="clear" w:color="auto" w:fill="F3F6FA"/>
           </w:tcPr>
           <w:p>
@@ -5503,6 +5887,7 @@
         </w:tc>
         <w:tc>
           <w:tcPr>
+            <w:tcW w:type="dxa" w:w="4875"/>
             <w:shd w:val="clear" w:color="auto" w:fill="F3F6FA"/>
           </w:tcPr>
           <w:p>
@@ -5525,7 +5910,9 @@
           <w:cantSplit/>
         </w:trPr>
         <w:tc>
-          <w:tcPr/>
+          <w:tcPr>
+            <w:tcW w:type="dxa" w:w="9809"/>
+          </w:tcPr>
           <w:p>
             <w:pPr>
               <w:pStyle w:val="Compact"/>
@@ -5541,7 +5928,9 @@
           </w:p>
         </w:tc>
         <w:tc>
-          <w:tcPr/>
+          <w:tcPr>
+            <w:tcW w:type="dxa" w:w="4875"/>
+          </w:tcPr>
           <w:p>
             <w:pPr>
               <w:pStyle w:val="Compact"/>
@@ -5563,6 +5952,7 @@
         </w:trPr>
         <w:tc>
           <w:tcPr>
+            <w:tcW w:type="dxa" w:w="9809"/>
             <w:shd w:val="clear" w:color="auto" w:fill="F3F6FA"/>
           </w:tcPr>
           <w:p>
@@ -5581,6 +5971,7 @@
         </w:tc>
         <w:tc>
           <w:tcPr>
+            <w:tcW w:type="dxa" w:w="4875"/>
             <w:shd w:val="clear" w:color="auto" w:fill="F3F6FA"/>
           </w:tcPr>
           <w:p>
@@ -5603,7 +5994,9 @@
           <w:cantSplit/>
         </w:trPr>
         <w:tc>
-          <w:tcPr/>
+          <w:tcPr>
+            <w:tcW w:type="dxa" w:w="9809"/>
+          </w:tcPr>
           <w:p>
             <w:pPr>
               <w:pStyle w:val="Compact"/>
@@ -5619,7 +6012,9 @@
           </w:p>
         </w:tc>
         <w:tc>
-          <w:tcPr/>
+          <w:tcPr>
+            <w:tcW w:type="dxa" w:w="4875"/>
+          </w:tcPr>
           <w:p>
             <w:pPr>
               <w:pStyle w:val="Compact"/>
@@ -5641,6 +6036,7 @@
         </w:trPr>
         <w:tc>
           <w:tcPr>
+            <w:tcW w:type="dxa" w:w="9809"/>
             <w:shd w:val="clear" w:color="auto" w:fill="F3F6FA"/>
           </w:tcPr>
           <w:p>
@@ -5659,6 +6055,7 @@
         </w:tc>
         <w:tc>
           <w:tcPr>
+            <w:tcW w:type="dxa" w:w="4875"/>
             <w:shd w:val="clear" w:color="auto" w:fill="F3F6FA"/>
           </w:tcPr>
           <w:p>
@@ -5681,7 +6078,9 @@
           <w:cantSplit/>
         </w:trPr>
         <w:tc>
-          <w:tcPr/>
+          <w:tcPr>
+            <w:tcW w:type="dxa" w:w="9809"/>
+          </w:tcPr>
           <w:p>
             <w:pPr>
               <w:pStyle w:val="Compact"/>
@@ -5697,7 +6096,9 @@
           </w:p>
         </w:tc>
         <w:tc>
-          <w:tcPr/>
+          <w:tcPr>
+            <w:tcW w:type="dxa" w:w="4875"/>
+          </w:tcPr>
           <w:p>
             <w:pPr>
               <w:pStyle w:val="Compact"/>
@@ -5729,6 +6130,7 @@
         <w:tblStyle w:val="Table"/>
         <w:tblLook w:firstRow="1" w:lastRow="0" w:firstColumn="0" w:lastColumn="0" w:noHBand="0" w:noVBand="0" w:val="0020"/>
         <w:jc w:val="start"/>
+        <w:tblLayout w:type="fixed"/>
         <w:tblBorders>
           <w:top w:val="single" w:sz="4" w:color="C9D3E0"/>
           <w:left w:val="single" w:sz="4" w:color="C9D3E0"/>
@@ -5743,11 +6145,11 @@
           <w:left w:w="80" w:type="dxa"/>
           <w:right w:w="80" w:type="dxa"/>
         </w:tblCellMar>
-        <w:tblW w:w="5000" w:type="pct"/>
+        <w:tblW w:w="14683" w:type="dxa"/>
       </w:tblPr>
       <w:tblGrid>
-        <w:gridCol w:w="3960"/>
-        <w:gridCol w:w="3960"/>
+        <w:gridCol w:w="9808"/>
+        <w:gridCol w:w="4874"/>
       </w:tblGrid>
       <w:tr>
         <w:trPr>
@@ -5757,6 +6159,7 @@
         </w:trPr>
         <w:tc>
           <w:tcPr>
+            <w:tcW w:type="dxa" w:w="9809"/>
             <w:shd w:val="clear" w:color="auto" w:fill="13315C"/>
           </w:tcPr>
           <w:p>
@@ -5777,6 +6180,7 @@
         </w:tc>
         <w:tc>
           <w:tcPr>
+            <w:tcW w:type="dxa" w:w="4875"/>
             <w:shd w:val="clear" w:color="auto" w:fill="13315C"/>
           </w:tcPr>
           <w:p>
@@ -5801,7 +6205,9 @@
           <w:cantSplit/>
         </w:trPr>
         <w:tc>
-          <w:tcPr/>
+          <w:tcPr>
+            <w:tcW w:type="dxa" w:w="9809"/>
+          </w:tcPr>
           <w:p>
             <w:pPr>
               <w:pStyle w:val="Compact"/>
@@ -5817,7 +6223,9 @@
           </w:p>
         </w:tc>
         <w:tc>
-          <w:tcPr/>
+          <w:tcPr>
+            <w:tcW w:type="dxa" w:w="4875"/>
+          </w:tcPr>
           <w:p>
             <w:pPr>
               <w:pStyle w:val="Compact"/>
@@ -5839,6 +6247,7 @@
         </w:trPr>
         <w:tc>
           <w:tcPr>
+            <w:tcW w:type="dxa" w:w="9809"/>
             <w:shd w:val="clear" w:color="auto" w:fill="F3F6FA"/>
           </w:tcPr>
           <w:p>
@@ -5857,6 +6266,7 @@
         </w:tc>
         <w:tc>
           <w:tcPr>
+            <w:tcW w:type="dxa" w:w="4875"/>
             <w:shd w:val="clear" w:color="auto" w:fill="F3F6FA"/>
           </w:tcPr>
           <w:p>
@@ -5879,7 +6289,9 @@
           <w:cantSplit/>
         </w:trPr>
         <w:tc>
-          <w:tcPr/>
+          <w:tcPr>
+            <w:tcW w:type="dxa" w:w="9809"/>
+          </w:tcPr>
           <w:p>
             <w:pPr>
               <w:pStyle w:val="Compact"/>
@@ -5895,7 +6307,9 @@
           </w:p>
         </w:tc>
         <w:tc>
-          <w:tcPr/>
+          <w:tcPr>
+            <w:tcW w:type="dxa" w:w="4875"/>
+          </w:tcPr>
           <w:p>
             <w:pPr>
               <w:pStyle w:val="Compact"/>
@@ -5917,6 +6331,7 @@
         </w:trPr>
         <w:tc>
           <w:tcPr>
+            <w:tcW w:type="dxa" w:w="9809"/>
             <w:shd w:val="clear" w:color="auto" w:fill="F3F6FA"/>
           </w:tcPr>
           <w:p>
@@ -5935,6 +6350,7 @@
         </w:tc>
         <w:tc>
           <w:tcPr>
+            <w:tcW w:type="dxa" w:w="4875"/>
             <w:shd w:val="clear" w:color="auto" w:fill="F3F6FA"/>
           </w:tcPr>
           <w:p>
@@ -5957,7 +6373,9 @@
           <w:cantSplit/>
         </w:trPr>
         <w:tc>
-          <w:tcPr/>
+          <w:tcPr>
+            <w:tcW w:type="dxa" w:w="9809"/>
+          </w:tcPr>
           <w:p>
             <w:pPr>
               <w:pStyle w:val="Compact"/>
@@ -5973,7 +6391,9 @@
           </w:p>
         </w:tc>
         <w:tc>
-          <w:tcPr/>
+          <w:tcPr>
+            <w:tcW w:type="dxa" w:w="4875"/>
+          </w:tcPr>
           <w:p>
             <w:pPr>
               <w:pStyle w:val="Compact"/>
@@ -5995,6 +6415,7 @@
         </w:trPr>
         <w:tc>
           <w:tcPr>
+            <w:tcW w:type="dxa" w:w="9809"/>
             <w:shd w:val="clear" w:color="auto" w:fill="F3F6FA"/>
           </w:tcPr>
           <w:p>
@@ -6013,6 +6434,7 @@
         </w:tc>
         <w:tc>
           <w:tcPr>
+            <w:tcW w:type="dxa" w:w="4875"/>
             <w:shd w:val="clear" w:color="auto" w:fill="F3F6FA"/>
           </w:tcPr>
           <w:p>
@@ -6035,7 +6457,9 @@
           <w:cantSplit/>
         </w:trPr>
         <w:tc>
-          <w:tcPr/>
+          <w:tcPr>
+            <w:tcW w:type="dxa" w:w="9809"/>
+          </w:tcPr>
           <w:p>
             <w:pPr>
               <w:pStyle w:val="Compact"/>
@@ -6051,7 +6475,9 @@
           </w:p>
         </w:tc>
         <w:tc>
-          <w:tcPr/>
+          <w:tcPr>
+            <w:tcW w:type="dxa" w:w="4875"/>
+          </w:tcPr>
           <w:p>
             <w:pPr>
               <w:pStyle w:val="Compact"/>
@@ -6073,6 +6499,7 @@
         </w:trPr>
         <w:tc>
           <w:tcPr>
+            <w:tcW w:type="dxa" w:w="9809"/>
             <w:shd w:val="clear" w:color="auto" w:fill="F3F6FA"/>
           </w:tcPr>
           <w:p>
@@ -6091,6 +6518,7 @@
         </w:tc>
         <w:tc>
           <w:tcPr>
+            <w:tcW w:type="dxa" w:w="4875"/>
             <w:shd w:val="clear" w:color="auto" w:fill="F3F6FA"/>
           </w:tcPr>
           <w:p>
@@ -6113,7 +6541,9 @@
           <w:cantSplit/>
         </w:trPr>
         <w:tc>
-          <w:tcPr/>
+          <w:tcPr>
+            <w:tcW w:type="dxa" w:w="9809"/>
+          </w:tcPr>
           <w:p>
             <w:pPr>
               <w:pStyle w:val="Compact"/>
@@ -6129,7 +6559,9 @@
           </w:p>
         </w:tc>
         <w:tc>
-          <w:tcPr/>
+          <w:tcPr>
+            <w:tcW w:type="dxa" w:w="4875"/>
+          </w:tcPr>
           <w:p>
             <w:pPr>
               <w:pStyle w:val="Compact"/>
@@ -6151,6 +6583,7 @@
         </w:trPr>
         <w:tc>
           <w:tcPr>
+            <w:tcW w:type="dxa" w:w="9809"/>
             <w:shd w:val="clear" w:color="auto" w:fill="F3F6FA"/>
           </w:tcPr>
           <w:p>
@@ -6169,6 +6602,7 @@
         </w:tc>
         <w:tc>
           <w:tcPr>
+            <w:tcW w:type="dxa" w:w="4875"/>
             <w:shd w:val="clear" w:color="auto" w:fill="F3F6FA"/>
           </w:tcPr>
           <w:p>
@@ -6191,7 +6625,9 @@
           <w:cantSplit/>
         </w:trPr>
         <w:tc>
-          <w:tcPr/>
+          <w:tcPr>
+            <w:tcW w:type="dxa" w:w="9809"/>
+          </w:tcPr>
           <w:p>
             <w:pPr>
               <w:pStyle w:val="Compact"/>
@@ -6207,7 +6643,9 @@
           </w:p>
         </w:tc>
         <w:tc>
-          <w:tcPr/>
+          <w:tcPr>
+            <w:tcW w:type="dxa" w:w="4875"/>
+          </w:tcPr>
           <w:p>
             <w:pPr>
               <w:pStyle w:val="Compact"/>
@@ -6247,6 +6685,7 @@
         <w:tblStyle w:val="Table"/>
         <w:tblLook w:firstRow="1" w:lastRow="0" w:firstColumn="0" w:lastColumn="0" w:noHBand="0" w:noVBand="0" w:val="0020"/>
         <w:jc w:val="start"/>
+        <w:tblLayout w:type="fixed"/>
         <w:tblBorders>
           <w:top w:val="single" w:sz="4" w:color="C9D3E0"/>
           <w:left w:val="single" w:sz="4" w:color="C9D3E0"/>
@@ -6261,17 +6700,17 @@
           <w:left w:w="80" w:type="dxa"/>
           <w:right w:w="80" w:type="dxa"/>
         </w:tblCellMar>
-        <w:tblW w:w="5000" w:type="pct"/>
+        <w:tblW w:w="14683" w:type="dxa"/>
       </w:tblPr>
       <w:tblGrid>
-        <w:gridCol w:w="990"/>
-        <w:gridCol w:w="990"/>
-        <w:gridCol w:w="990"/>
-        <w:gridCol w:w="990"/>
-        <w:gridCol w:w="990"/>
-        <w:gridCol w:w="990"/>
-        <w:gridCol w:w="990"/>
-        <w:gridCol w:w="990"/>
+        <w:gridCol w:w="679"/>
+        <w:gridCol w:w="953"/>
+        <w:gridCol w:w="715"/>
+        <w:gridCol w:w="953"/>
+        <w:gridCol w:w="715"/>
+        <w:gridCol w:w="1165"/>
+        <w:gridCol w:w="3532"/>
+        <w:gridCol w:w="5968"/>
       </w:tblGrid>
       <w:tr>
         <w:trPr>
@@ -6281,6 +6720,7 @@
         </w:trPr>
         <w:tc>
           <w:tcPr>
+            <w:tcW w:type="dxa" w:w="680"/>
             <w:shd w:val="clear" w:color="auto" w:fill="13315C"/>
           </w:tcPr>
           <w:p>
@@ -6301,6 +6741,7 @@
         </w:tc>
         <w:tc>
           <w:tcPr>
+            <w:tcW w:type="dxa" w:w="954"/>
             <w:shd w:val="clear" w:color="auto" w:fill="13315C"/>
           </w:tcPr>
           <w:p>
@@ -6321,6 +6762,7 @@
         </w:tc>
         <w:tc>
           <w:tcPr>
+            <w:tcW w:type="dxa" w:w="715"/>
             <w:shd w:val="clear" w:color="auto" w:fill="13315C"/>
           </w:tcPr>
           <w:p>
@@ -6341,6 +6783,7 @@
         </w:tc>
         <w:tc>
           <w:tcPr>
+            <w:tcW w:type="dxa" w:w="954"/>
             <w:shd w:val="clear" w:color="auto" w:fill="13315C"/>
           </w:tcPr>
           <w:p>
@@ -6361,6 +6804,7 @@
         </w:tc>
         <w:tc>
           <w:tcPr>
+            <w:tcW w:type="dxa" w:w="715"/>
             <w:shd w:val="clear" w:color="auto" w:fill="13315C"/>
           </w:tcPr>
           <w:p>
@@ -6381,6 +6825,7 @@
         </w:tc>
         <w:tc>
           <w:tcPr>
+            <w:tcW w:type="dxa" w:w="1166"/>
             <w:shd w:val="clear" w:color="auto" w:fill="13315C"/>
           </w:tcPr>
           <w:p>
@@ -6401,6 +6846,7 @@
         </w:tc>
         <w:tc>
           <w:tcPr>
+            <w:tcW w:type="dxa" w:w="3532"/>
             <w:shd w:val="clear" w:color="auto" w:fill="13315C"/>
           </w:tcPr>
           <w:p>
@@ -6421,6 +6867,7 @@
         </w:tc>
         <w:tc>
           <w:tcPr>
+            <w:tcW w:type="dxa" w:w="5968"/>
             <w:shd w:val="clear" w:color="auto" w:fill="13315C"/>
           </w:tcPr>
           <w:p>
@@ -6445,7 +6892,9 @@
           <w:cantSplit/>
         </w:trPr>
         <w:tc>
-          <w:tcPr/>
+          <w:tcPr>
+            <w:tcW w:type="dxa" w:w="680"/>
+          </w:tcPr>
           <w:p>
             <w:pPr>
               <w:pStyle w:val="Compact"/>
@@ -6461,7 +6910,9 @@
           </w:p>
         </w:tc>
         <w:tc>
-          <w:tcPr/>
+          <w:tcPr>
+            <w:tcW w:type="dxa" w:w="954"/>
+          </w:tcPr>
           <w:p>
             <w:pPr>
               <w:pStyle w:val="Compact"/>
@@ -6477,7 +6928,9 @@
           </w:p>
         </w:tc>
         <w:tc>
-          <w:tcPr/>
+          <w:tcPr>
+            <w:tcW w:type="dxa" w:w="715"/>
+          </w:tcPr>
           <w:p>
             <w:pPr>
               <w:pStyle w:val="Compact"/>
@@ -6493,7 +6946,9 @@
           </w:p>
         </w:tc>
         <w:tc>
-          <w:tcPr/>
+          <w:tcPr>
+            <w:tcW w:type="dxa" w:w="954"/>
+          </w:tcPr>
           <w:p>
             <w:pPr>
               <w:pStyle w:val="Compact"/>
@@ -6509,7 +6964,9 @@
           </w:p>
         </w:tc>
         <w:tc>
-          <w:tcPr/>
+          <w:tcPr>
+            <w:tcW w:type="dxa" w:w="715"/>
+          </w:tcPr>
           <w:p>
             <w:pPr>
               <w:pStyle w:val="Compact"/>
@@ -6525,7 +6982,9 @@
           </w:p>
         </w:tc>
         <w:tc>
-          <w:tcPr/>
+          <w:tcPr>
+            <w:tcW w:type="dxa" w:w="1166"/>
+          </w:tcPr>
           <w:p>
             <w:pPr>
               <w:pStyle w:val="Compact"/>
@@ -6541,7 +7000,9 @@
           </w:p>
         </w:tc>
         <w:tc>
-          <w:tcPr/>
+          <w:tcPr>
+            <w:tcW w:type="dxa" w:w="3532"/>
+          </w:tcPr>
           <w:p>
             <w:pPr>
               <w:pStyle w:val="Compact"/>
@@ -6557,7 +7018,9 @@
           </w:p>
         </w:tc>
         <w:tc>
-          <w:tcPr/>
+          <w:tcPr>
+            <w:tcW w:type="dxa" w:w="5968"/>
+          </w:tcPr>
           <w:p>
             <w:pPr>
               <w:pStyle w:val="Compact"/>
@@ -6619,6 +7082,7 @@
         </w:trPr>
         <w:tc>
           <w:tcPr>
+            <w:tcW w:type="dxa" w:w="680"/>
             <w:shd w:val="clear" w:color="auto" w:fill="F3F6FA"/>
           </w:tcPr>
           <w:p>
@@ -6637,6 +7101,7 @@
         </w:tc>
         <w:tc>
           <w:tcPr>
+            <w:tcW w:type="dxa" w:w="954"/>
             <w:shd w:val="clear" w:color="auto" w:fill="F3F6FA"/>
           </w:tcPr>
           <w:p>
@@ -6655,6 +7120,7 @@
         </w:tc>
         <w:tc>
           <w:tcPr>
+            <w:tcW w:type="dxa" w:w="715"/>
             <w:shd w:val="clear" w:color="auto" w:fill="F3F6FA"/>
           </w:tcPr>
           <w:p>
@@ -6673,6 +7139,7 @@
         </w:tc>
         <w:tc>
           <w:tcPr>
+            <w:tcW w:type="dxa" w:w="954"/>
             <w:shd w:val="clear" w:color="auto" w:fill="F3F6FA"/>
           </w:tcPr>
           <w:p>
@@ -6691,6 +7158,7 @@
         </w:tc>
         <w:tc>
           <w:tcPr>
+            <w:tcW w:type="dxa" w:w="715"/>
             <w:shd w:val="clear" w:color="auto" w:fill="F3F6FA"/>
           </w:tcPr>
           <w:p>
@@ -6709,6 +7177,7 @@
         </w:tc>
         <w:tc>
           <w:tcPr>
+            <w:tcW w:type="dxa" w:w="1166"/>
             <w:shd w:val="clear" w:color="auto" w:fill="F3F6FA"/>
           </w:tcPr>
           <w:p>
@@ -6727,6 +7196,7 @@
         </w:tc>
         <w:tc>
           <w:tcPr>
+            <w:tcW w:type="dxa" w:w="3532"/>
             <w:shd w:val="clear" w:color="auto" w:fill="F3F6FA"/>
           </w:tcPr>
           <w:p>
@@ -6745,6 +7215,7 @@
         </w:tc>
         <w:tc>
           <w:tcPr>
+            <w:tcW w:type="dxa" w:w="5968"/>
             <w:shd w:val="clear" w:color="auto" w:fill="F3F6FA"/>
           </w:tcPr>
           <w:p>
@@ -6789,22 +7260,13 @@
     </w:p>
     <w:bookmarkEnd w:id="36"/>
     <w:bookmarkEnd w:id="37"/>
-    <w:bookmarkStart w:id="42" w:name="X666465a268ab37d17b73258be3341766ad2d406"/>
+    <w:bookmarkStart w:id="41" w:name="X666465a268ab37d17b73258be3341766ad2d406"/>
     <w:p>
       <w:pPr>
         <w:pStyle w:val="Heading2"/>
       </w:pPr>
       <w:r>
         <w:t xml:space="preserve">4. Risk treatment plan</w:t>
-      </w:r>
-    </w:p>
-    <w:bookmarkStart w:id="38" w:name="tp-01"/>
-    <w:p>
-      <w:pPr>
-        <w:pStyle w:val="Heading3"/>
-      </w:pPr>
-      <w:r>
-        <w:t xml:space="preserve">[TP-01]</w:t>
       </w:r>
     </w:p>
     <w:tbl>
@@ -6812,6 +7274,7 @@
         <w:tblStyle w:val="Table"/>
         <w:tblLook w:firstRow="1" w:lastRow="0" w:firstColumn="0" w:lastColumn="0" w:noHBand="0" w:noVBand="0" w:val="0020"/>
         <w:jc w:val="start"/>
+        <w:tblLayout w:type="fixed"/>
         <w:tblBorders>
           <w:top w:val="single" w:sz="4" w:color="C9D3E0"/>
           <w:left w:val="single" w:sz="4" w:color="C9D3E0"/>
@@ -6826,11 +7289,19 @@
           <w:left w:w="80" w:type="dxa"/>
           <w:right w:w="80" w:type="dxa"/>
         </w:tblCellMar>
-        <w:tblW w:w="5000" w:type="pct"/>
+        <w:tblW w:w="14683" w:type="dxa"/>
       </w:tblPr>
       <w:tblGrid>
-        <w:gridCol w:w="3960"/>
-        <w:gridCol w:w="3960"/>
+        <w:gridCol w:w="1183"/>
+        <w:gridCol w:w="750"/>
+        <w:gridCol w:w="1071"/>
+        <w:gridCol w:w="2115"/>
+        <w:gridCol w:w="2283"/>
+        <w:gridCol w:w="2940"/>
+        <w:gridCol w:w="1183"/>
+        <w:gridCol w:w="788"/>
+        <w:gridCol w:w="1314"/>
+        <w:gridCol w:w="1051"/>
       </w:tblGrid>
       <w:tr>
         <w:trPr>
@@ -6840,6 +7311,7 @@
         </w:trPr>
         <w:tc>
           <w:tcPr>
+            <w:tcW w:type="dxa" w:w="1183"/>
             <w:shd w:val="clear" w:color="auto" w:fill="13315C"/>
           </w:tcPr>
           <w:p>
@@ -6852,14 +7324,15 @@
               <w:rPr>
                 <w:b/>
                 <w:color w:val="FFFFFF"/>
-                <w:sz w:val="17"/>
-              </w:rPr>
-              <w:t xml:space="preserve">Field</w:t>
-            </w:r>
-          </w:p>
-        </w:tc>
-        <w:tc>
-          <w:tcPr>
+                <w:sz w:val="16"/>
+              </w:rPr>
+              <w:t xml:space="preserve">Treatment ID</w:t>
+            </w:r>
+          </w:p>
+        </w:tc>
+        <w:tc>
+          <w:tcPr>
+            <w:tcW w:type="dxa" w:w="750"/>
             <w:shd w:val="clear" w:color="auto" w:fill="13315C"/>
           </w:tcPr>
           <w:p>
@@ -6872,356 +7345,360 @@
               <w:rPr>
                 <w:b/>
                 <w:color w:val="FFFFFF"/>
-                <w:sz w:val="17"/>
-              </w:rPr>
-              <w:t xml:space="preserve">Value</w:t>
-            </w:r>
-          </w:p>
-        </w:tc>
-      </w:tr>
-      <w:tr>
-        <w:trPr>
-          <w:cantSplit/>
-        </w:trPr>
-        <w:tc>
-          <w:tcPr/>
-          <w:p>
-            <w:pPr>
-              <w:pStyle w:val="Compact"/>
-              <w:spacing w:after="0" w:before="0" w:line="240" w:lineRule="auto"/>
-              <w:jc w:val="left"/>
-            </w:pPr>
-            <w:r>
-              <w:rPr>
-                <w:sz w:val="17"/>
+                <w:sz w:val="16"/>
               </w:rPr>
               <w:t xml:space="preserve">Risk ID</w:t>
             </w:r>
           </w:p>
         </w:tc>
         <w:tc>
-          <w:tcPr/>
-          <w:p>
-            <w:pPr>
-              <w:pStyle w:val="Compact"/>
-              <w:spacing w:after="0" w:before="0" w:line="240" w:lineRule="auto"/>
-              <w:jc w:val="left"/>
-            </w:pPr>
-            <w:r>
-              <w:rPr>
-                <w:sz w:val="17"/>
+          <w:tcPr>
+            <w:tcW w:type="dxa" w:w="1071"/>
+            <w:shd w:val="clear" w:color="auto" w:fill="13315C"/>
+          </w:tcPr>
+          <w:p>
+            <w:pPr>
+              <w:pStyle w:val="Compact"/>
+              <w:spacing w:after="0" w:before="0" w:line="240" w:lineRule="auto"/>
+              <w:jc w:val="left"/>
+            </w:pPr>
+            <w:r>
+              <w:rPr>
+                <w:b/>
+                <w:color w:val="FFFFFF"/>
+                <w:sz w:val="16"/>
+              </w:rPr>
+              <w:t xml:space="preserve">Strategy</w:t>
+            </w:r>
+          </w:p>
+        </w:tc>
+        <w:tc>
+          <w:tcPr>
+            <w:tcW w:type="dxa" w:w="2116"/>
+            <w:shd w:val="clear" w:color="auto" w:fill="13315C"/>
+          </w:tcPr>
+          <w:p>
+            <w:pPr>
+              <w:pStyle w:val="Compact"/>
+              <w:spacing w:after="0" w:before="0" w:line="240" w:lineRule="auto"/>
+              <w:jc w:val="left"/>
+            </w:pPr>
+            <w:r>
+              <w:rPr>
+                <w:b/>
+                <w:color w:val="FFFFFF"/>
+                <w:sz w:val="16"/>
+              </w:rPr>
+              <w:t xml:space="preserve">Action</w:t>
+            </w:r>
+          </w:p>
+        </w:tc>
+        <w:tc>
+          <w:tcPr>
+            <w:tcW w:type="dxa" w:w="2283"/>
+            <w:shd w:val="clear" w:color="auto" w:fill="13315C"/>
+          </w:tcPr>
+          <w:p>
+            <w:pPr>
+              <w:pStyle w:val="Compact"/>
+              <w:spacing w:after="0" w:before="0" w:line="240" w:lineRule="auto"/>
+              <w:jc w:val="left"/>
+            </w:pPr>
+            <w:r>
+              <w:rPr>
+                <w:b/>
+                <w:color w:val="FFFFFF"/>
+                <w:sz w:val="16"/>
+              </w:rPr>
+              <w:t xml:space="preserve">Control type</w:t>
+            </w:r>
+          </w:p>
+        </w:tc>
+        <w:tc>
+          <w:tcPr>
+            <w:tcW w:type="dxa" w:w="2940"/>
+            <w:shd w:val="clear" w:color="auto" w:fill="13315C"/>
+          </w:tcPr>
+          <w:p>
+            <w:pPr>
+              <w:pStyle w:val="Compact"/>
+              <w:spacing w:after="0" w:before="0" w:line="240" w:lineRule="auto"/>
+              <w:jc w:val="left"/>
+            </w:pPr>
+            <w:r>
+              <w:rPr>
+                <w:b/>
+                <w:color w:val="FFFFFF"/>
+                <w:sz w:val="16"/>
+              </w:rPr>
+              <w:t xml:space="preserve">Existing policy anchor</w:t>
+            </w:r>
+          </w:p>
+        </w:tc>
+        <w:tc>
+          <w:tcPr>
+            <w:tcW w:type="dxa" w:w="1183"/>
+            <w:shd w:val="clear" w:color="auto" w:fill="13315C"/>
+          </w:tcPr>
+          <w:p>
+            <w:pPr>
+              <w:pStyle w:val="Compact"/>
+              <w:spacing w:after="0" w:before="0" w:line="240" w:lineRule="auto"/>
+              <w:jc w:val="left"/>
+            </w:pPr>
+            <w:r>
+              <w:rPr>
+                <w:b/>
+                <w:color w:val="FFFFFF"/>
+                <w:sz w:val="16"/>
+              </w:rPr>
+              <w:t xml:space="preserve">Estimated cost</w:t>
+            </w:r>
+          </w:p>
+        </w:tc>
+        <w:tc>
+          <w:tcPr>
+            <w:tcW w:type="dxa" w:w="789"/>
+            <w:shd w:val="clear" w:color="auto" w:fill="13315C"/>
+          </w:tcPr>
+          <w:p>
+            <w:pPr>
+              <w:pStyle w:val="Compact"/>
+              <w:spacing w:after="0" w:before="0" w:line="240" w:lineRule="auto"/>
+              <w:jc w:val="left"/>
+            </w:pPr>
+            <w:r>
+              <w:rPr>
+                <w:b/>
+                <w:color w:val="FFFFFF"/>
+                <w:sz w:val="16"/>
+              </w:rPr>
+              <w:t xml:space="preserve">Action owner (job title)</w:t>
+            </w:r>
+          </w:p>
+        </w:tc>
+        <w:tc>
+          <w:tcPr>
+            <w:tcW w:type="dxa" w:w="1315"/>
+            <w:shd w:val="clear" w:color="auto" w:fill="13315C"/>
+          </w:tcPr>
+          <w:p>
+            <w:pPr>
+              <w:pStyle w:val="Compact"/>
+              <w:spacing w:after="0" w:before="0" w:line="240" w:lineRule="auto"/>
+              <w:jc w:val="left"/>
+            </w:pPr>
+            <w:r>
+              <w:rPr>
+                <w:b/>
+                <w:color w:val="FFFFFF"/>
+                <w:sz w:val="16"/>
+              </w:rPr>
+              <w:t xml:space="preserve">Target completion</w:t>
+            </w:r>
+          </w:p>
+        </w:tc>
+        <w:tc>
+          <w:tcPr>
+            <w:tcW w:type="dxa" w:w="1052"/>
+            <w:shd w:val="clear" w:color="auto" w:fill="13315C"/>
+          </w:tcPr>
+          <w:p>
+            <w:pPr>
+              <w:pStyle w:val="Compact"/>
+              <w:spacing w:after="0" w:before="0" w:line="240" w:lineRule="auto"/>
+              <w:jc w:val="left"/>
+            </w:pPr>
+            <w:r>
+              <w:rPr>
+                <w:b/>
+                <w:color w:val="FFFFFF"/>
+                <w:sz w:val="16"/>
+              </w:rPr>
+              <w:t xml:space="preserve">Target residual score</w:t>
+            </w:r>
+          </w:p>
+        </w:tc>
+      </w:tr>
+      <w:tr>
+        <w:trPr>
+          <w:cantSplit/>
+        </w:trPr>
+        <w:tc>
+          <w:tcPr>
+            <w:tcW w:type="dxa" w:w="1183"/>
+          </w:tcPr>
+          <w:p>
+            <w:pPr>
+              <w:pStyle w:val="Compact"/>
+              <w:spacing w:after="0" w:before="0" w:line="240" w:lineRule="auto"/>
+              <w:jc w:val="left"/>
+            </w:pPr>
+            <w:r>
+              <w:rPr>
+                <w:sz w:val="16"/>
+              </w:rPr>
+              <w:t xml:space="preserve">[TP-01]</w:t>
+            </w:r>
+          </w:p>
+        </w:tc>
+        <w:tc>
+          <w:tcPr>
+            <w:tcW w:type="dxa" w:w="750"/>
+          </w:tcPr>
+          <w:p>
+            <w:pPr>
+              <w:pStyle w:val="Compact"/>
+              <w:spacing w:after="0" w:before="0" w:line="240" w:lineRule="auto"/>
+              <w:jc w:val="left"/>
+            </w:pPr>
+            <w:r>
+              <w:rPr>
+                <w:sz w:val="16"/>
               </w:rPr>
               <w:t xml:space="preserve">[R-00X]</w:t>
             </w:r>
           </w:p>
         </w:tc>
-      </w:tr>
-      <w:tr>
-        <w:trPr>
-          <w:cantSplit/>
-        </w:trPr>
-        <w:tc>
-          <w:tcPr>
-            <w:shd w:val="clear" w:color="auto" w:fill="F3F6FA"/>
-          </w:tcPr>
-          <w:p>
-            <w:pPr>
-              <w:pStyle w:val="Compact"/>
-              <w:spacing w:after="0" w:before="0" w:line="240" w:lineRule="auto"/>
-              <w:jc w:val="left"/>
-            </w:pPr>
-            <w:r>
-              <w:rPr>
-                <w:sz w:val="17"/>
-              </w:rPr>
-              <w:t xml:space="preserve">Strategy</w:t>
-            </w:r>
-          </w:p>
-        </w:tc>
-        <w:tc>
-          <w:tcPr>
-            <w:shd w:val="clear" w:color="auto" w:fill="F3F6FA"/>
-          </w:tcPr>
-          <w:p>
-            <w:pPr>
-              <w:pStyle w:val="Compact"/>
-              <w:spacing w:after="0" w:before="0" w:line="240" w:lineRule="auto"/>
-              <w:jc w:val="left"/>
-            </w:pPr>
-            <w:r>
-              <w:rPr>
-                <w:sz w:val="17"/>
+        <w:tc>
+          <w:tcPr>
+            <w:tcW w:type="dxa" w:w="1071"/>
+          </w:tcPr>
+          <w:p>
+            <w:pPr>
+              <w:pStyle w:val="Compact"/>
+              <w:spacing w:after="0" w:before="0" w:line="240" w:lineRule="auto"/>
+              <w:jc w:val="left"/>
+            </w:pPr>
+            <w:r>
+              <w:rPr>
+                <w:sz w:val="16"/>
               </w:rPr>
               <w:t xml:space="preserve">[STRATEGY]</w:t>
             </w:r>
           </w:p>
         </w:tc>
-      </w:tr>
-      <w:tr>
-        <w:trPr>
-          <w:cantSplit/>
-        </w:trPr>
-        <w:tc>
-          <w:tcPr/>
-          <w:p>
-            <w:pPr>
-              <w:pStyle w:val="Compact"/>
-              <w:spacing w:after="0" w:before="0" w:line="240" w:lineRule="auto"/>
-              <w:jc w:val="left"/>
-            </w:pPr>
-            <w:r>
-              <w:rPr>
-                <w:sz w:val="17"/>
-              </w:rPr>
-              <w:t xml:space="preserve">Action</w:t>
-            </w:r>
-          </w:p>
-        </w:tc>
-        <w:tc>
-          <w:tcPr/>
-          <w:p>
-            <w:pPr>
-              <w:pStyle w:val="Compact"/>
-              <w:spacing w:after="0" w:before="0" w:line="240" w:lineRule="auto"/>
-              <w:jc w:val="left"/>
-            </w:pPr>
-            <w:r>
-              <w:rPr>
-                <w:sz w:val="17"/>
+        <w:tc>
+          <w:tcPr>
+            <w:tcW w:type="dxa" w:w="2116"/>
+          </w:tcPr>
+          <w:p>
+            <w:pPr>
+              <w:pStyle w:val="Compact"/>
+              <w:spacing w:after="0" w:before="0" w:line="240" w:lineRule="auto"/>
+              <w:jc w:val="left"/>
+            </w:pPr>
+            <w:r>
+              <w:rPr>
+                <w:sz w:val="16"/>
               </w:rPr>
               <w:t xml:space="preserve">[SPECIFIC, DATED, TESTABLE ACTION]</w:t>
             </w:r>
           </w:p>
         </w:tc>
-      </w:tr>
-      <w:tr>
-        <w:trPr>
-          <w:cantSplit/>
-        </w:trPr>
-        <w:tc>
-          <w:tcPr>
-            <w:shd w:val="clear" w:color="auto" w:fill="F3F6FA"/>
-          </w:tcPr>
-          <w:p>
-            <w:pPr>
-              <w:pStyle w:val="Compact"/>
-              <w:spacing w:after="0" w:before="0" w:line="240" w:lineRule="auto"/>
-              <w:jc w:val="left"/>
-            </w:pPr>
-            <w:r>
-              <w:rPr>
-                <w:sz w:val="17"/>
-              </w:rPr>
-              <w:t xml:space="preserve">Control type</w:t>
-            </w:r>
-          </w:p>
-        </w:tc>
-        <w:tc>
-          <w:tcPr>
-            <w:shd w:val="clear" w:color="auto" w:fill="F3F6FA"/>
-          </w:tcPr>
-          <w:p>
-            <w:pPr>
-              <w:pStyle w:val="Compact"/>
-              <w:spacing w:after="0" w:before="0" w:line="240" w:lineRule="auto"/>
-              <w:jc w:val="left"/>
-            </w:pPr>
-            <w:r>
-              <w:rPr>
-                <w:sz w:val="17"/>
+        <w:tc>
+          <w:tcPr>
+            <w:tcW w:type="dxa" w:w="2283"/>
+          </w:tcPr>
+          <w:p>
+            <w:pPr>
+              <w:pStyle w:val="Compact"/>
+              <w:spacing w:after="0" w:before="0" w:line="240" w:lineRule="auto"/>
+              <w:jc w:val="left"/>
+            </w:pPr>
+            <w:r>
+              <w:rPr>
+                <w:sz w:val="16"/>
               </w:rPr>
               <w:t xml:space="preserve">[Preventive / Detective / Corrective]</w:t>
             </w:r>
           </w:p>
         </w:tc>
-      </w:tr>
-      <w:tr>
-        <w:trPr>
-          <w:cantSplit/>
-        </w:trPr>
-        <w:tc>
-          <w:tcPr/>
-          <w:p>
-            <w:pPr>
-              <w:pStyle w:val="Compact"/>
-              <w:spacing w:after="0" w:before="0" w:line="240" w:lineRule="auto"/>
-              <w:jc w:val="left"/>
-            </w:pPr>
-            <w:r>
-              <w:rPr>
-                <w:sz w:val="17"/>
-              </w:rPr>
-              <w:t xml:space="preserve">Existing policy anchor</w:t>
-            </w:r>
-          </w:p>
-        </w:tc>
-        <w:tc>
-          <w:tcPr/>
-          <w:p>
-            <w:pPr>
-              <w:pStyle w:val="Compact"/>
-              <w:spacing w:after="0" w:before="0" w:line="240" w:lineRule="auto"/>
-              <w:jc w:val="left"/>
-            </w:pPr>
-            <w:r>
-              <w:rPr>
-                <w:sz w:val="17"/>
+        <w:tc>
+          <w:tcPr>
+            <w:tcW w:type="dxa" w:w="2940"/>
+          </w:tcPr>
+          <w:p>
+            <w:pPr>
+              <w:pStyle w:val="Compact"/>
+              <w:spacing w:after="0" w:before="0" w:line="240" w:lineRule="auto"/>
+              <w:jc w:val="left"/>
+            </w:pPr>
+            <w:r>
+              <w:rPr>
+                <w:sz w:val="16"/>
               </w:rPr>
               <w:t xml:space="preserve">[POLICY ID §SECTION, or "New policy — gap CG-0X"]</w:t>
             </w:r>
           </w:p>
         </w:tc>
-      </w:tr>
-      <w:tr>
-        <w:trPr>
-          <w:cantSplit/>
-        </w:trPr>
-        <w:tc>
-          <w:tcPr>
-            <w:shd w:val="clear" w:color="auto" w:fill="F3F6FA"/>
-          </w:tcPr>
-          <w:p>
-            <w:pPr>
-              <w:pStyle w:val="Compact"/>
-              <w:spacing w:after="0" w:before="0" w:line="240" w:lineRule="auto"/>
-              <w:jc w:val="left"/>
-            </w:pPr>
-            <w:r>
-              <w:rPr>
-                <w:sz w:val="17"/>
-              </w:rPr>
-              <w:t xml:space="preserve">Estimated cost</w:t>
-            </w:r>
-          </w:p>
-        </w:tc>
-        <w:tc>
-          <w:tcPr>
-            <w:shd w:val="clear" w:color="auto" w:fill="F3F6FA"/>
-          </w:tcPr>
-          <w:p>
-            <w:pPr>
-              <w:pStyle w:val="Compact"/>
-              <w:spacing w:after="0" w:before="0" w:line="240" w:lineRule="auto"/>
-              <w:jc w:val="left"/>
-            </w:pPr>
-            <w:r>
-              <w:rPr>
-                <w:sz w:val="17"/>
+        <w:tc>
+          <w:tcPr>
+            <w:tcW w:type="dxa" w:w="1183"/>
+          </w:tcPr>
+          <w:p>
+            <w:pPr>
+              <w:pStyle w:val="Compact"/>
+              <w:spacing w:after="0" w:before="0" w:line="240" w:lineRule="auto"/>
+              <w:jc w:val="left"/>
+            </w:pPr>
+            <w:r>
+              <w:rPr>
+                <w:sz w:val="16"/>
               </w:rPr>
               <w:t xml:space="preserve">[AMOUNT]</w:t>
             </w:r>
           </w:p>
         </w:tc>
-      </w:tr>
-      <w:tr>
-        <w:trPr>
-          <w:cantSplit/>
-        </w:trPr>
-        <w:tc>
-          <w:tcPr/>
-          <w:p>
-            <w:pPr>
-              <w:pStyle w:val="Compact"/>
-              <w:spacing w:after="0" w:before="0" w:line="240" w:lineRule="auto"/>
-              <w:jc w:val="left"/>
-            </w:pPr>
-            <w:r>
-              <w:rPr>
-                <w:sz w:val="17"/>
-              </w:rPr>
-              <w:t xml:space="preserve">Action owner (job title)</w:t>
-            </w:r>
-          </w:p>
-        </w:tc>
-        <w:tc>
-          <w:tcPr/>
-          <w:p>
-            <w:pPr>
-              <w:pStyle w:val="Compact"/>
-              <w:spacing w:after="0" w:before="0" w:line="240" w:lineRule="auto"/>
-              <w:jc w:val="left"/>
-            </w:pPr>
-            <w:r>
-              <w:rPr>
-                <w:sz w:val="17"/>
+        <w:tc>
+          <w:tcPr>
+            <w:tcW w:type="dxa" w:w="789"/>
+          </w:tcPr>
+          <w:p>
+            <w:pPr>
+              <w:pStyle w:val="Compact"/>
+              <w:spacing w:after="0" w:before="0" w:line="240" w:lineRule="auto"/>
+              <w:jc w:val="left"/>
+            </w:pPr>
+            <w:r>
+              <w:rPr>
+                <w:sz w:val="16"/>
               </w:rPr>
               <w:t xml:space="preserve">[JOB TITLE]</w:t>
             </w:r>
           </w:p>
         </w:tc>
-      </w:tr>
-      <w:tr>
-        <w:trPr>
-          <w:cantSplit/>
-        </w:trPr>
-        <w:tc>
-          <w:tcPr>
-            <w:shd w:val="clear" w:color="auto" w:fill="F3F6FA"/>
-          </w:tcPr>
-          <w:p>
-            <w:pPr>
-              <w:pStyle w:val="Compact"/>
-              <w:spacing w:after="0" w:before="0" w:line="240" w:lineRule="auto"/>
-              <w:jc w:val="left"/>
-            </w:pPr>
-            <w:r>
-              <w:rPr>
-                <w:sz w:val="17"/>
-              </w:rPr>
-              <w:t xml:space="preserve">Target completion</w:t>
-            </w:r>
-          </w:p>
-        </w:tc>
-        <w:tc>
-          <w:tcPr>
-            <w:shd w:val="clear" w:color="auto" w:fill="F3F6FA"/>
-          </w:tcPr>
-          <w:p>
-            <w:pPr>
-              <w:pStyle w:val="Compact"/>
-              <w:spacing w:after="0" w:before="0" w:line="240" w:lineRule="auto"/>
-              <w:jc w:val="left"/>
-            </w:pPr>
-            <w:r>
-              <w:rPr>
-                <w:sz w:val="17"/>
+        <w:tc>
+          <w:tcPr>
+            <w:tcW w:type="dxa" w:w="1315"/>
+          </w:tcPr>
+          <w:p>
+            <w:pPr>
+              <w:pStyle w:val="Compact"/>
+              <w:spacing w:after="0" w:before="0" w:line="240" w:lineRule="auto"/>
+              <w:jc w:val="left"/>
+            </w:pPr>
+            <w:r>
+              <w:rPr>
+                <w:sz w:val="16"/>
               </w:rPr>
               <w:t xml:space="preserve">[DD MONTH YYYY]</w:t>
             </w:r>
           </w:p>
         </w:tc>
-      </w:tr>
-      <w:tr>
-        <w:trPr>
-          <w:cantSplit/>
-        </w:trPr>
-        <w:tc>
-          <w:tcPr/>
-          <w:p>
-            <w:pPr>
-              <w:pStyle w:val="Compact"/>
-              <w:spacing w:after="0" w:before="0" w:line="240" w:lineRule="auto"/>
-              <w:jc w:val="left"/>
-            </w:pPr>
-            <w:r>
-              <w:rPr>
-                <w:sz w:val="17"/>
-              </w:rPr>
-              <w:t xml:space="preserve">Target residual score</w:t>
-            </w:r>
-          </w:p>
-        </w:tc>
-        <w:tc>
-          <w:tcPr/>
-          <w:p>
-            <w:pPr>
-              <w:pStyle w:val="Compact"/>
-              <w:spacing w:after="0" w:before="0" w:line="240" w:lineRule="auto"/>
-              <w:jc w:val="left"/>
-            </w:pPr>
-            <w:r>
-              <w:rPr>
-                <w:sz w:val="17"/>
+        <w:tc>
+          <w:tcPr>
+            <w:tcW w:type="dxa" w:w="1052"/>
+          </w:tcPr>
+          <w:p>
+            <w:pPr>
+              <w:pStyle w:val="Compact"/>
+              <w:spacing w:after="0" w:before="0" w:line="240" w:lineRule="auto"/>
+              <w:jc w:val="left"/>
+            </w:pPr>
+            <w:r>
+              <w:rPr>
+                <w:sz w:val="16"/>
               </w:rPr>
               <w:t xml:space="preserve">[SCORE]</w:t>
             </w:r>
@@ -7229,8 +7706,7 @@
         </w:tc>
       </w:tr>
     </w:tbl>
-    <w:bookmarkEnd w:id="38"/>
-    <w:bookmarkStart w:id="39" w:name="Xdace8f47806d2f077aee20b62fe2f1663e3fa0b"/>
+    <w:bookmarkStart w:id="38" w:name="Xdace8f47806d2f077aee20b62fe2f1663e3fa0b"/>
     <w:p>
       <w:pPr>
         <w:pStyle w:val="Heading3"/>
@@ -7244,6 +7720,7 @@
         <w:tblStyle w:val="Table"/>
         <w:tblLook w:firstRow="1" w:lastRow="0" w:firstColumn="0" w:lastColumn="0" w:noHBand="0" w:noVBand="0" w:val="0020"/>
         <w:jc w:val="start"/>
+        <w:tblLayout w:type="fixed"/>
         <w:tblBorders>
           <w:top w:val="single" w:sz="4" w:color="C9D3E0"/>
           <w:left w:val="single" w:sz="4" w:color="C9D3E0"/>
@@ -7258,18 +7735,18 @@
           <w:left w:w="80" w:type="dxa"/>
           <w:right w:w="80" w:type="dxa"/>
         </w:tblCellMar>
-        <w:tblW w:w="5000" w:type="pct"/>
+        <w:tblW w:w="14683" w:type="dxa"/>
       </w:tblPr>
       <w:tblGrid>
-        <w:gridCol w:w="880"/>
-        <w:gridCol w:w="880"/>
-        <w:gridCol w:w="880"/>
-        <w:gridCol w:w="880"/>
-        <w:gridCol w:w="880"/>
-        <w:gridCol w:w="880"/>
-        <w:gridCol w:w="880"/>
-        <w:gridCol w:w="880"/>
-        <w:gridCol w:w="880"/>
+        <w:gridCol w:w="1381"/>
+        <w:gridCol w:w="967"/>
+        <w:gridCol w:w="1624"/>
+        <w:gridCol w:w="1795"/>
+        <w:gridCol w:w="2164"/>
+        <w:gridCol w:w="3314"/>
+        <w:gridCol w:w="1105"/>
+        <w:gridCol w:w="1316"/>
+        <w:gridCol w:w="1013"/>
       </w:tblGrid>
       <w:tr>
         <w:trPr>
@@ -7279,6 +7756,7 @@
         </w:trPr>
         <w:tc>
           <w:tcPr>
+            <w:tcW w:type="dxa" w:w="1381"/>
             <w:shd w:val="clear" w:color="auto" w:fill="13315C"/>
           </w:tcPr>
           <w:p>
@@ -7299,6 +7777,7 @@
         </w:tc>
         <w:tc>
           <w:tcPr>
+            <w:tcW w:type="dxa" w:w="967"/>
             <w:shd w:val="clear" w:color="auto" w:fill="13315C"/>
           </w:tcPr>
           <w:p>
@@ -7319,6 +7798,7 @@
         </w:tc>
         <w:tc>
           <w:tcPr>
+            <w:tcW w:type="dxa" w:w="1625"/>
             <w:shd w:val="clear" w:color="auto" w:fill="13315C"/>
           </w:tcPr>
           <w:p>
@@ -7339,6 +7819,7 @@
         </w:tc>
         <w:tc>
           <w:tcPr>
+            <w:tcW w:type="dxa" w:w="1796"/>
             <w:shd w:val="clear" w:color="auto" w:fill="13315C"/>
           </w:tcPr>
           <w:p>
@@ -7359,6 +7840,7 @@
         </w:tc>
         <w:tc>
           <w:tcPr>
+            <w:tcW w:type="dxa" w:w="2164"/>
             <w:shd w:val="clear" w:color="auto" w:fill="13315C"/>
           </w:tcPr>
           <w:p>
@@ -7379,6 +7861,7 @@
         </w:tc>
         <w:tc>
           <w:tcPr>
+            <w:tcW w:type="dxa" w:w="3315"/>
             <w:shd w:val="clear" w:color="auto" w:fill="13315C"/>
           </w:tcPr>
           <w:p>
@@ -7399,6 +7882,7 @@
         </w:tc>
         <w:tc>
           <w:tcPr>
+            <w:tcW w:type="dxa" w:w="1105"/>
             <w:shd w:val="clear" w:color="auto" w:fill="13315C"/>
           </w:tcPr>
           <w:p>
@@ -7419,6 +7903,7 @@
         </w:tc>
         <w:tc>
           <w:tcPr>
+            <w:tcW w:type="dxa" w:w="1317"/>
             <w:shd w:val="clear" w:color="auto" w:fill="13315C"/>
           </w:tcPr>
           <w:p>
@@ -7439,6 +7924,7 @@
         </w:tc>
         <w:tc>
           <w:tcPr>
+            <w:tcW w:type="dxa" w:w="1013"/>
             <w:shd w:val="clear" w:color="auto" w:fill="13315C"/>
           </w:tcPr>
           <w:p>
@@ -7463,7 +7949,9 @@
           <w:cantSplit/>
         </w:trPr>
         <w:tc>
-          <w:tcPr/>
+          <w:tcPr>
+            <w:tcW w:type="dxa" w:w="1381"/>
+          </w:tcPr>
           <w:p>
             <w:pPr>
               <w:pStyle w:val="Compact"/>
@@ -7479,7 +7967,9 @@
           </w:p>
         </w:tc>
         <w:tc>
-          <w:tcPr/>
+          <w:tcPr>
+            <w:tcW w:type="dxa" w:w="967"/>
+          </w:tcPr>
           <w:p>
             <w:pPr>
               <w:pStyle w:val="Compact"/>
@@ -7495,7 +7985,9 @@
           </w:p>
         </w:tc>
         <w:tc>
-          <w:tcPr/>
+          <w:tcPr>
+            <w:tcW w:type="dxa" w:w="1625"/>
+          </w:tcPr>
           <w:p>
             <w:pPr>
               <w:pStyle w:val="Compact"/>
@@ -7511,7 +8003,9 @@
           </w:p>
         </w:tc>
         <w:tc>
-          <w:tcPr/>
+          <w:tcPr>
+            <w:tcW w:type="dxa" w:w="1796"/>
+          </w:tcPr>
           <w:p>
             <w:pPr>
               <w:pStyle w:val="Compact"/>
@@ -7527,7 +8021,9 @@
           </w:p>
         </w:tc>
         <w:tc>
-          <w:tcPr/>
+          <w:tcPr>
+            <w:tcW w:type="dxa" w:w="2164"/>
+          </w:tcPr>
           <w:p>
             <w:pPr>
               <w:pStyle w:val="Compact"/>
@@ -7543,7 +8039,9 @@
           </w:p>
         </w:tc>
         <w:tc>
-          <w:tcPr/>
+          <w:tcPr>
+            <w:tcW w:type="dxa" w:w="3315"/>
+          </w:tcPr>
           <w:p>
             <w:pPr>
               <w:pStyle w:val="Compact"/>
@@ -7559,7 +8057,9 @@
           </w:p>
         </w:tc>
         <w:tc>
-          <w:tcPr/>
+          <w:tcPr>
+            <w:tcW w:type="dxa" w:w="1105"/>
+          </w:tcPr>
           <w:p>
             <w:pPr>
               <w:pStyle w:val="Compact"/>
@@ -7575,7 +8075,9 @@
           </w:p>
         </w:tc>
         <w:tc>
-          <w:tcPr/>
+          <w:tcPr>
+            <w:tcW w:type="dxa" w:w="1317"/>
+          </w:tcPr>
           <w:p>
             <w:pPr>
               <w:pStyle w:val="Compact"/>
@@ -7591,7 +8093,9 @@
           </w:p>
         </w:tc>
         <w:tc>
-          <w:tcPr/>
+          <w:tcPr>
+            <w:tcW w:type="dxa" w:w="1013"/>
+          </w:tcPr>
           <w:p>
             <w:pPr>
               <w:pStyle w:val="Compact"/>
@@ -7608,8 +8112,8 @@
         </w:tc>
       </w:tr>
     </w:tbl>
-    <w:bookmarkEnd w:id="39"/>
-    <w:bookmarkStart w:id="40" w:name="X12d2c377879700f63e835453bddcef36dd93169"/>
+    <w:bookmarkEnd w:id="38"/>
+    <w:bookmarkStart w:id="39" w:name="X12d2c377879700f63e835453bddcef36dd93169"/>
     <w:p>
       <w:pPr>
         <w:pStyle w:val="Heading3"/>
@@ -7623,6 +8127,7 @@
         <w:tblStyle w:val="Table"/>
         <w:tblLook w:firstRow="1" w:lastRow="0" w:firstColumn="0" w:lastColumn="0" w:noHBand="0" w:noVBand="0" w:val="0020"/>
         <w:jc w:val="start"/>
+        <w:tblLayout w:type="fixed"/>
         <w:tblBorders>
           <w:top w:val="single" w:sz="4" w:color="C9D3E0"/>
           <w:left w:val="single" w:sz="4" w:color="C9D3E0"/>
@@ -7637,13 +8142,13 @@
           <w:left w:w="80" w:type="dxa"/>
           <w:right w:w="80" w:type="dxa"/>
         </w:tblCellMar>
-        <w:tblW w:w="5000" w:type="pct"/>
+        <w:tblW w:w="14683" w:type="dxa"/>
       </w:tblPr>
       <w:tblGrid>
-        <w:gridCol w:w="1980"/>
-        <w:gridCol w:w="1980"/>
-        <w:gridCol w:w="1980"/>
-        <w:gridCol w:w="1980"/>
+        <w:gridCol w:w="2318"/>
+        <w:gridCol w:w="7734"/>
+        <w:gridCol w:w="2060"/>
+        <w:gridCol w:w="2570"/>
       </w:tblGrid>
       <w:tr>
         <w:trPr>
@@ -7653,6 +8158,7 @@
         </w:trPr>
         <w:tc>
           <w:tcPr>
+            <w:tcW w:type="dxa" w:w="2318"/>
             <w:shd w:val="clear" w:color="auto" w:fill="13315C"/>
           </w:tcPr>
           <w:p>
@@ -7673,6 +8179,7 @@
         </w:tc>
         <w:tc>
           <w:tcPr>
+            <w:tcW w:type="dxa" w:w="7734"/>
             <w:shd w:val="clear" w:color="auto" w:fill="13315C"/>
           </w:tcPr>
           <w:p>
@@ -7693,6 +8200,7 @@
         </w:tc>
         <w:tc>
           <w:tcPr>
+            <w:tcW w:type="dxa" w:w="2060"/>
             <w:shd w:val="clear" w:color="auto" w:fill="13315C"/>
           </w:tcPr>
           <w:p>
@@ -7713,6 +8221,7 @@
         </w:tc>
         <w:tc>
           <w:tcPr>
+            <w:tcW w:type="dxa" w:w="2571"/>
             <w:shd w:val="clear" w:color="auto" w:fill="13315C"/>
           </w:tcPr>
           <w:p>
@@ -7737,7 +8246,9 @@
           <w:cantSplit/>
         </w:trPr>
         <w:tc>
-          <w:tcPr/>
+          <w:tcPr>
+            <w:tcW w:type="dxa" w:w="2318"/>
+          </w:tcPr>
           <w:p>
             <w:pPr>
               <w:pStyle w:val="Compact"/>
@@ -7753,7 +8264,9 @@
           </w:p>
         </w:tc>
         <w:tc>
-          <w:tcPr/>
+          <w:tcPr>
+            <w:tcW w:type="dxa" w:w="7734"/>
+          </w:tcPr>
           <w:p>
             <w:pPr>
               <w:pStyle w:val="Compact"/>
@@ -7769,7 +8282,9 @@
           </w:p>
         </w:tc>
         <w:tc>
-          <w:tcPr/>
+          <w:tcPr>
+            <w:tcW w:type="dxa" w:w="2060"/>
+          </w:tcPr>
           <w:p>
             <w:pPr>
               <w:pStyle w:val="Compact"/>
@@ -7785,7 +8300,9 @@
           </w:p>
         </w:tc>
         <w:tc>
-          <w:tcPr/>
+          <w:tcPr>
+            <w:tcW w:type="dxa" w:w="2571"/>
+          </w:tcPr>
           <w:p>
             <w:pPr>
               <w:pStyle w:val="Compact"/>
@@ -7802,8 +8319,8 @@
         </w:tc>
       </w:tr>
     </w:tbl>
-    <w:bookmarkEnd w:id="40"/>
-    <w:bookmarkStart w:id="41" w:name="Xa9efae00f539576b54f72629d10b4b952254167"/>
+    <w:bookmarkEnd w:id="39"/>
+    <w:bookmarkStart w:id="40" w:name="Xa9efae00f539576b54f72629d10b4b952254167"/>
     <w:p>
       <w:pPr>
         <w:pStyle w:val="Heading3"/>
@@ -7817,6 +8334,7 @@
         <w:tblStyle w:val="Table"/>
         <w:tblLook w:firstRow="1" w:lastRow="0" w:firstColumn="0" w:lastColumn="0" w:noHBand="0" w:noVBand="0" w:val="0020"/>
         <w:jc w:val="start"/>
+        <w:tblLayout w:type="fixed"/>
         <w:tblBorders>
           <w:top w:val="single" w:sz="4" w:color="C9D3E0"/>
           <w:left w:val="single" w:sz="4" w:color="C9D3E0"/>
@@ -7831,14 +8349,14 @@
           <w:left w:w="80" w:type="dxa"/>
           <w:right w:w="80" w:type="dxa"/>
         </w:tblCellMar>
-        <w:tblW w:w="5000" w:type="pct"/>
+        <w:tblW w:w="14683" w:type="dxa"/>
       </w:tblPr>
       <w:tblGrid>
-        <w:gridCol w:w="1584"/>
-        <w:gridCol w:w="1584"/>
-        <w:gridCol w:w="1584"/>
-        <w:gridCol w:w="1584"/>
-        <w:gridCol w:w="1584"/>
+        <w:gridCol w:w="1386"/>
+        <w:gridCol w:w="4117"/>
+        <w:gridCol w:w="1944"/>
+        <w:gridCol w:w="5533"/>
+        <w:gridCol w:w="1701"/>
       </w:tblGrid>
       <w:tr>
         <w:trPr>
@@ -7848,6 +8366,7 @@
         </w:trPr>
         <w:tc>
           <w:tcPr>
+            <w:tcW w:type="dxa" w:w="1386"/>
             <w:shd w:val="clear" w:color="auto" w:fill="13315C"/>
           </w:tcPr>
           <w:p>
@@ -7868,6 +8387,7 @@
         </w:tc>
         <w:tc>
           <w:tcPr>
+            <w:tcW w:type="dxa" w:w="4118"/>
             <w:shd w:val="clear" w:color="auto" w:fill="13315C"/>
           </w:tcPr>
           <w:p>
@@ -7888,6 +8408,7 @@
         </w:tc>
         <w:tc>
           <w:tcPr>
+            <w:tcW w:type="dxa" w:w="1944"/>
             <w:shd w:val="clear" w:color="auto" w:fill="13315C"/>
           </w:tcPr>
           <w:p>
@@ -7908,6 +8429,7 @@
         </w:tc>
         <w:tc>
           <w:tcPr>
+            <w:tcW w:type="dxa" w:w="5534"/>
             <w:shd w:val="clear" w:color="auto" w:fill="13315C"/>
           </w:tcPr>
           <w:p>
@@ -7928,6 +8450,7 @@
         </w:tc>
         <w:tc>
           <w:tcPr>
+            <w:tcW w:type="dxa" w:w="1701"/>
             <w:shd w:val="clear" w:color="auto" w:fill="13315C"/>
           </w:tcPr>
           <w:p>
@@ -7952,7 +8475,9 @@
           <w:cantSplit/>
         </w:trPr>
         <w:tc>
-          <w:tcPr/>
+          <w:tcPr>
+            <w:tcW w:type="dxa" w:w="1386"/>
+          </w:tcPr>
           <w:p>
             <w:pPr>
               <w:pStyle w:val="Compact"/>
@@ -7968,7 +8493,9 @@
           </w:p>
         </w:tc>
         <w:tc>
-          <w:tcPr/>
+          <w:tcPr>
+            <w:tcW w:type="dxa" w:w="4118"/>
+          </w:tcPr>
           <w:p>
             <w:pPr>
               <w:pStyle w:val="Compact"/>
@@ -7984,7 +8511,9 @@
           </w:p>
         </w:tc>
         <w:tc>
-          <w:tcPr/>
+          <w:tcPr>
+            <w:tcW w:type="dxa" w:w="1944"/>
+          </w:tcPr>
           <w:p>
             <w:pPr>
               <w:pStyle w:val="Compact"/>
@@ -8000,7 +8529,9 @@
           </w:p>
         </w:tc>
         <w:tc>
-          <w:tcPr/>
+          <w:tcPr>
+            <w:tcW w:type="dxa" w:w="5534"/>
+          </w:tcPr>
           <w:p>
             <w:pPr>
               <w:pStyle w:val="Compact"/>
@@ -8016,7 +8547,9 @@
           </w:p>
         </w:tc>
         <w:tc>
-          <w:tcPr/>
+          <w:tcPr>
+            <w:tcW w:type="dxa" w:w="1701"/>
+          </w:tcPr>
           <w:p>
             <w:pPr>
               <w:pStyle w:val="Compact"/>
@@ -8040,9 +8573,9 @@
         </w:pict>
       </w:r>
     </w:p>
+    <w:bookmarkEnd w:id="40"/>
     <w:bookmarkEnd w:id="41"/>
-    <w:bookmarkEnd w:id="42"/>
-    <w:bookmarkStart w:id="43" w:name="X482f01ce364411f3cb594fb4512214c30a2f8b3"/>
+    <w:bookmarkStart w:id="42" w:name="X482f01ce364411f3cb594fb4512214c30a2f8b3"/>
     <w:p>
       <w:pPr>
         <w:pStyle w:val="Heading2"/>
@@ -8056,6 +8589,7 @@
         <w:tblStyle w:val="Table"/>
         <w:tblLook w:firstRow="1" w:lastRow="0" w:firstColumn="0" w:lastColumn="0" w:noHBand="0" w:noVBand="0" w:val="0020"/>
         <w:jc w:val="start"/>
+        <w:tblLayout w:type="fixed"/>
         <w:tblBorders>
           <w:top w:val="single" w:sz="4" w:color="C9D3E0"/>
           <w:left w:val="single" w:sz="4" w:color="C9D3E0"/>
@@ -8070,16 +8604,16 @@
           <w:left w:w="80" w:type="dxa"/>
           <w:right w:w="80" w:type="dxa"/>
         </w:tblCellMar>
-        <w:tblW w:w="5000" w:type="pct"/>
+        <w:tblW w:w="14683" w:type="dxa"/>
       </w:tblPr>
       <w:tblGrid>
-        <w:gridCol w:w="1131"/>
-        <w:gridCol w:w="1131"/>
-        <w:gridCol w:w="1131"/>
-        <w:gridCol w:w="1131"/>
-        <w:gridCol w:w="1131"/>
-        <w:gridCol w:w="1131"/>
-        <w:gridCol w:w="1131"/>
+        <w:gridCol w:w="1155"/>
+        <w:gridCol w:w="4471"/>
+        <w:gridCol w:w="1241"/>
+        <w:gridCol w:w="3451"/>
+        <w:gridCol w:w="1733"/>
+        <w:gridCol w:w="1596"/>
+        <w:gridCol w:w="1033"/>
       </w:tblGrid>
       <w:tr>
         <w:trPr>
@@ -8089,6 +8623,7 @@
         </w:trPr>
         <w:tc>
           <w:tcPr>
+            <w:tcW w:type="dxa" w:w="1156"/>
             <w:shd w:val="clear" w:color="auto" w:fill="13315C"/>
           </w:tcPr>
           <w:p>
@@ -8109,6 +8644,7 @@
         </w:tc>
         <w:tc>
           <w:tcPr>
+            <w:tcW w:type="dxa" w:w="4471"/>
             <w:shd w:val="clear" w:color="auto" w:fill="13315C"/>
           </w:tcPr>
           <w:p>
@@ -8129,6 +8665,7 @@
         </w:tc>
         <w:tc>
           <w:tcPr>
+            <w:tcW w:type="dxa" w:w="1241"/>
             <w:shd w:val="clear" w:color="auto" w:fill="13315C"/>
           </w:tcPr>
           <w:p>
@@ -8149,6 +8686,7 @@
         </w:tc>
         <w:tc>
           <w:tcPr>
+            <w:tcW w:type="dxa" w:w="3451"/>
             <w:shd w:val="clear" w:color="auto" w:fill="13315C"/>
           </w:tcPr>
           <w:p>
@@ -8169,6 +8707,7 @@
         </w:tc>
         <w:tc>
           <w:tcPr>
+            <w:tcW w:type="dxa" w:w="1734"/>
             <w:shd w:val="clear" w:color="auto" w:fill="13315C"/>
           </w:tcPr>
           <w:p>
@@ -8189,6 +8728,7 @@
         </w:tc>
         <w:tc>
           <w:tcPr>
+            <w:tcW w:type="dxa" w:w="1596"/>
             <w:shd w:val="clear" w:color="auto" w:fill="13315C"/>
           </w:tcPr>
           <w:p>
@@ -8209,6 +8749,7 @@
         </w:tc>
         <w:tc>
           <w:tcPr>
+            <w:tcW w:type="dxa" w:w="1034"/>
             <w:shd w:val="clear" w:color="auto" w:fill="13315C"/>
           </w:tcPr>
           <w:p>
@@ -8233,7 +8774,9 @@
           <w:cantSplit/>
         </w:trPr>
         <w:tc>
-          <w:tcPr/>
+          <w:tcPr>
+            <w:tcW w:type="dxa" w:w="1156"/>
+          </w:tcPr>
           <w:p>
             <w:pPr>
               <w:pStyle w:val="Compact"/>
@@ -8249,7 +8792,9 @@
           </w:p>
         </w:tc>
         <w:tc>
-          <w:tcPr/>
+          <w:tcPr>
+            <w:tcW w:type="dxa" w:w="4471"/>
+          </w:tcPr>
           <w:p>
             <w:pPr>
               <w:pStyle w:val="Compact"/>
@@ -8265,7 +8810,9 @@
           </w:p>
         </w:tc>
         <w:tc>
-          <w:tcPr/>
+          <w:tcPr>
+            <w:tcW w:type="dxa" w:w="1241"/>
+          </w:tcPr>
           <w:p>
             <w:pPr>
               <w:pStyle w:val="Compact"/>
@@ -8281,7 +8828,9 @@
           </w:p>
         </w:tc>
         <w:tc>
-          <w:tcPr/>
+          <w:tcPr>
+            <w:tcW w:type="dxa" w:w="3451"/>
+          </w:tcPr>
           <w:p>
             <w:pPr>
               <w:pStyle w:val="Compact"/>
@@ -8297,7 +8846,9 @@
           </w:p>
         </w:tc>
         <w:tc>
-          <w:tcPr/>
+          <w:tcPr>
+            <w:tcW w:type="dxa" w:w="1734"/>
+          </w:tcPr>
           <w:p>
             <w:pPr>
               <w:pStyle w:val="Compact"/>
@@ -8313,7 +8864,9 @@
           </w:p>
         </w:tc>
         <w:tc>
-          <w:tcPr/>
+          <w:tcPr>
+            <w:tcW w:type="dxa" w:w="1596"/>
+          </w:tcPr>
           <w:p>
             <w:pPr>
               <w:pStyle w:val="Compact"/>
@@ -8329,7 +8882,9 @@
           </w:p>
         </w:tc>
         <w:tc>
-          <w:tcPr/>
+          <w:tcPr>
+            <w:tcW w:type="dxa" w:w="1034"/>
+          </w:tcPr>
           <w:p>
             <w:pPr>
               <w:pStyle w:val="Compact"/>
@@ -8353,8 +8908,8 @@
         </w:pict>
       </w:r>
     </w:p>
-    <w:bookmarkEnd w:id="43"/>
-    <w:bookmarkStart w:id="44" w:name="X02de546d8ada34bb801920814cbefef7799cbd0"/>
+    <w:bookmarkEnd w:id="42"/>
+    <w:bookmarkStart w:id="43" w:name="X02de546d8ada34bb801920814cbefef7799cbd0"/>
     <w:p>
       <w:pPr>
         <w:pStyle w:val="Heading2"/>
@@ -8368,6 +8923,7 @@
         <w:tblStyle w:val="Table"/>
         <w:tblLook w:firstRow="1" w:lastRow="0" w:firstColumn="0" w:lastColumn="0" w:noHBand="0" w:noVBand="0" w:val="0020"/>
         <w:jc w:val="start"/>
+        <w:tblLayout w:type="fixed"/>
         <w:tblBorders>
           <w:top w:val="single" w:sz="4" w:color="C9D3E0"/>
           <w:left w:val="single" w:sz="4" w:color="C9D3E0"/>
@@ -8382,11 +8938,11 @@
           <w:left w:w="80" w:type="dxa"/>
           <w:right w:w="80" w:type="dxa"/>
         </w:tblCellMar>
-        <w:tblW w:w="5000" w:type="pct"/>
+        <w:tblW w:w="14683" w:type="dxa"/>
       </w:tblPr>
       <w:tblGrid>
-        <w:gridCol w:w="3960"/>
-        <w:gridCol w:w="3960"/>
+        <w:gridCol w:w="7870"/>
+        <w:gridCol w:w="6812"/>
       </w:tblGrid>
       <w:tr>
         <w:trPr>
@@ -8396,6 +8952,7 @@
         </w:trPr>
         <w:tc>
           <w:tcPr>
+            <w:tcW w:type="dxa" w:w="7871"/>
             <w:shd w:val="clear" w:color="auto" w:fill="13315C"/>
           </w:tcPr>
           <w:p>
@@ -8416,6 +8973,7 @@
         </w:tc>
         <w:tc>
           <w:tcPr>
+            <w:tcW w:type="dxa" w:w="6813"/>
             <w:shd w:val="clear" w:color="auto" w:fill="13315C"/>
           </w:tcPr>
           <w:p>
@@ -8440,7 +8998,9 @@
           <w:cantSplit/>
         </w:trPr>
         <w:tc>
-          <w:tcPr/>
+          <w:tcPr>
+            <w:tcW w:type="dxa" w:w="7871"/>
+          </w:tcPr>
           <w:p>
             <w:pPr>
               <w:pStyle w:val="Compact"/>
@@ -8456,7 +9016,9 @@
           </w:p>
         </w:tc>
         <w:tc>
-          <w:tcPr/>
+          <w:tcPr>
+            <w:tcW w:type="dxa" w:w="6813"/>
+          </w:tcPr>
           <w:p>
             <w:pPr>
               <w:pStyle w:val="Compact"/>
@@ -8478,6 +9040,7 @@
         </w:trPr>
         <w:tc>
           <w:tcPr>
+            <w:tcW w:type="dxa" w:w="7871"/>
             <w:shd w:val="clear" w:color="auto" w:fill="F3F6FA"/>
           </w:tcPr>
           <w:p>
@@ -8496,6 +9059,7 @@
         </w:tc>
         <w:tc>
           <w:tcPr>
+            <w:tcW w:type="dxa" w:w="6813"/>
             <w:shd w:val="clear" w:color="auto" w:fill="F3F6FA"/>
           </w:tcPr>
           <w:p>
@@ -8518,7 +9082,9 @@
           <w:cantSplit/>
         </w:trPr>
         <w:tc>
-          <w:tcPr/>
+          <w:tcPr>
+            <w:tcW w:type="dxa" w:w="7871"/>
+          </w:tcPr>
           <w:p>
             <w:pPr>
               <w:pStyle w:val="Compact"/>
@@ -8534,7 +9100,9 @@
           </w:p>
         </w:tc>
         <w:tc>
-          <w:tcPr/>
+          <w:tcPr>
+            <w:tcW w:type="dxa" w:w="6813"/>
+          </w:tcPr>
           <w:p>
             <w:pPr>
               <w:pStyle w:val="Compact"/>
@@ -8556,6 +9124,7 @@
         </w:trPr>
         <w:tc>
           <w:tcPr>
+            <w:tcW w:type="dxa" w:w="7871"/>
             <w:shd w:val="clear" w:color="auto" w:fill="F3F6FA"/>
           </w:tcPr>
           <w:p>
@@ -8574,6 +9143,7 @@
         </w:tc>
         <w:tc>
           <w:tcPr>
+            <w:tcW w:type="dxa" w:w="6813"/>
             <w:shd w:val="clear" w:color="auto" w:fill="F3F6FA"/>
           </w:tcPr>
           <w:p>
@@ -8596,7 +9166,9 @@
           <w:cantSplit/>
         </w:trPr>
         <w:tc>
-          <w:tcPr/>
+          <w:tcPr>
+            <w:tcW w:type="dxa" w:w="7871"/>
+          </w:tcPr>
           <w:p>
             <w:pPr>
               <w:pStyle w:val="Compact"/>
@@ -8612,7 +9184,9 @@
           </w:p>
         </w:tc>
         <w:tc>
-          <w:tcPr/>
+          <w:tcPr>
+            <w:tcW w:type="dxa" w:w="6813"/>
+          </w:tcPr>
           <w:p>
             <w:pPr>
               <w:pStyle w:val="Compact"/>
@@ -8634,6 +9208,7 @@
         </w:trPr>
         <w:tc>
           <w:tcPr>
+            <w:tcW w:type="dxa" w:w="7871"/>
             <w:shd w:val="clear" w:color="auto" w:fill="F3F6FA"/>
           </w:tcPr>
           <w:p>
@@ -8652,6 +9227,7 @@
         </w:tc>
         <w:tc>
           <w:tcPr>
+            <w:tcW w:type="dxa" w:w="6813"/>
             <w:shd w:val="clear" w:color="auto" w:fill="F3F6FA"/>
           </w:tcPr>
           <w:p>
@@ -8674,7 +9250,9 @@
           <w:cantSplit/>
         </w:trPr>
         <w:tc>
-          <w:tcPr/>
+          <w:tcPr>
+            <w:tcW w:type="dxa" w:w="7871"/>
+          </w:tcPr>
           <w:p>
             <w:pPr>
               <w:pStyle w:val="Compact"/>
@@ -8690,7 +9268,9 @@
           </w:p>
         </w:tc>
         <w:tc>
-          <w:tcPr/>
+          <w:tcPr>
+            <w:tcW w:type="dxa" w:w="6813"/>
+          </w:tcPr>
           <w:p>
             <w:pPr>
               <w:pStyle w:val="Compact"/>
@@ -8712,6 +9292,7 @@
         </w:trPr>
         <w:tc>
           <w:tcPr>
+            <w:tcW w:type="dxa" w:w="7871"/>
             <w:shd w:val="clear" w:color="auto" w:fill="F3F6FA"/>
           </w:tcPr>
           <w:p>
@@ -8730,6 +9311,7 @@
         </w:tc>
         <w:tc>
           <w:tcPr>
+            <w:tcW w:type="dxa" w:w="6813"/>
             <w:shd w:val="clear" w:color="auto" w:fill="F3F6FA"/>
           </w:tcPr>
           <w:p>
@@ -8752,7 +9334,9 @@
           <w:cantSplit/>
         </w:trPr>
         <w:tc>
-          <w:tcPr/>
+          <w:tcPr>
+            <w:tcW w:type="dxa" w:w="7871"/>
+          </w:tcPr>
           <w:p>
             <w:pPr>
               <w:pStyle w:val="Compact"/>
@@ -8768,7 +9352,9 @@
           </w:p>
         </w:tc>
         <w:tc>
-          <w:tcPr/>
+          <w:tcPr>
+            <w:tcW w:type="dxa" w:w="6813"/>
+          </w:tcPr>
           <w:p>
             <w:pPr>
               <w:pStyle w:val="Compact"/>
@@ -8790,6 +9376,7 @@
         </w:trPr>
         <w:tc>
           <w:tcPr>
+            <w:tcW w:type="dxa" w:w="7871"/>
             <w:shd w:val="clear" w:color="auto" w:fill="F3F6FA"/>
           </w:tcPr>
           <w:p>
@@ -8808,6 +9395,7 @@
         </w:tc>
         <w:tc>
           <w:tcPr>
+            <w:tcW w:type="dxa" w:w="6813"/>
             <w:shd w:val="clear" w:color="auto" w:fill="F3F6FA"/>
           </w:tcPr>
           <w:p>
@@ -8855,8 +9443,8 @@
         </w:pict>
       </w:r>
     </w:p>
-    <w:bookmarkEnd w:id="44"/>
-    <w:bookmarkStart w:id="45" w:name="X41cab910479ec6ab67db14e5f7d0d61f3c6716d"/>
+    <w:bookmarkEnd w:id="43"/>
+    <w:bookmarkStart w:id="44" w:name="X41cab910479ec6ab67db14e5f7d0d61f3c6716d"/>
     <w:p>
       <w:pPr>
         <w:pStyle w:val="Heading2"/>
@@ -9030,8 +9618,8 @@
         </w:pict>
       </w:r>
     </w:p>
-    <w:bookmarkEnd w:id="45"/>
-    <w:bookmarkStart w:id="46" w:name="Xb39b8e52adc82ea3ecbb30f56f30001dc7139b9"/>
+    <w:bookmarkEnd w:id="44"/>
+    <w:bookmarkStart w:id="45" w:name="Xb39b8e52adc82ea3ecbb30f56f30001dc7139b9"/>
     <w:p>
       <w:pPr>
         <w:pStyle w:val="Heading2"/>
@@ -9045,6 +9633,7 @@
         <w:tblStyle w:val="Table"/>
         <w:tblLook w:firstRow="1" w:lastRow="0" w:firstColumn="0" w:lastColumn="0" w:noHBand="0" w:noVBand="0" w:val="0020"/>
         <w:jc w:val="start"/>
+        <w:tblLayout w:type="fixed"/>
         <w:tblBorders>
           <w:top w:val="single" w:sz="4" w:color="C9D3E0"/>
           <w:left w:val="single" w:sz="4" w:color="C9D3E0"/>
@@ -9059,13 +9648,13 @@
           <w:left w:w="80" w:type="dxa"/>
           <w:right w:w="80" w:type="dxa"/>
         </w:tblCellMar>
-        <w:tblW w:w="5000" w:type="pct"/>
+        <w:tblW w:w="14683" w:type="dxa"/>
       </w:tblPr>
       <w:tblGrid>
-        <w:gridCol w:w="1980"/>
-        <w:gridCol w:w="1980"/>
-        <w:gridCol w:w="1980"/>
-        <w:gridCol w:w="1980"/>
+        <w:gridCol w:w="2241"/>
+        <w:gridCol w:w="2649"/>
+        <w:gridCol w:w="8111"/>
+        <w:gridCol w:w="1681"/>
       </w:tblGrid>
       <w:tr>
         <w:trPr>
@@ -9075,6 +9664,7 @@
         </w:trPr>
         <w:tc>
           <w:tcPr>
+            <w:tcW w:type="dxa" w:w="2242"/>
             <w:shd w:val="clear" w:color="auto" w:fill="13315C"/>
           </w:tcPr>
           <w:p>
@@ -9095,6 +9685,7 @@
         </w:tc>
         <w:tc>
           <w:tcPr>
+            <w:tcW w:type="dxa" w:w="2649"/>
             <w:shd w:val="clear" w:color="auto" w:fill="13315C"/>
           </w:tcPr>
           <w:p>
@@ -9115,6 +9706,7 @@
         </w:tc>
         <w:tc>
           <w:tcPr>
+            <w:tcW w:type="dxa" w:w="8111"/>
             <w:shd w:val="clear" w:color="auto" w:fill="13315C"/>
           </w:tcPr>
           <w:p>
@@ -9135,6 +9727,7 @@
         </w:tc>
         <w:tc>
           <w:tcPr>
+            <w:tcW w:type="dxa" w:w="1681"/>
             <w:shd w:val="clear" w:color="auto" w:fill="13315C"/>
           </w:tcPr>
           <w:p>
@@ -9159,7 +9752,9 @@
           <w:cantSplit/>
         </w:trPr>
         <w:tc>
-          <w:tcPr/>
+          <w:tcPr>
+            <w:tcW w:type="dxa" w:w="2242"/>
+          </w:tcPr>
           <w:p>
             <w:pPr>
               <w:pStyle w:val="Compact"/>
@@ -9175,7 +9770,9 @@
           </w:p>
         </w:tc>
         <w:tc>
-          <w:tcPr/>
+          <w:tcPr>
+            <w:tcW w:type="dxa" w:w="2649"/>
+          </w:tcPr>
           <w:p>
             <w:pPr>
               <w:pStyle w:val="Compact"/>
@@ -9191,7 +9788,9 @@
           </w:p>
         </w:tc>
         <w:tc>
-          <w:tcPr/>
+          <w:tcPr>
+            <w:tcW w:type="dxa" w:w="8111"/>
+          </w:tcPr>
           <w:p>
             <w:pPr>
               <w:pStyle w:val="Compact"/>
@@ -9207,7 +9806,9 @@
           </w:p>
         </w:tc>
         <w:tc>
-          <w:tcPr/>
+          <w:tcPr>
+            <w:tcW w:type="dxa" w:w="1681"/>
+          </w:tcPr>
           <w:p>
             <w:pPr>
               <w:pStyle w:val="Compact"/>
@@ -9229,6 +9830,7 @@
         </w:trPr>
         <w:tc>
           <w:tcPr>
+            <w:tcW w:type="dxa" w:w="2242"/>
             <w:shd w:val="clear" w:color="auto" w:fill="F3F6FA"/>
           </w:tcPr>
           <w:p>
@@ -9247,6 +9849,7 @@
         </w:tc>
         <w:tc>
           <w:tcPr>
+            <w:tcW w:type="dxa" w:w="2649"/>
             <w:shd w:val="clear" w:color="auto" w:fill="F3F6FA"/>
           </w:tcPr>
           <w:p>
@@ -9265,6 +9868,7 @@
         </w:tc>
         <w:tc>
           <w:tcPr>
+            <w:tcW w:type="dxa" w:w="8111"/>
             <w:shd w:val="clear" w:color="auto" w:fill="F3F6FA"/>
           </w:tcPr>
           <w:p>
@@ -9283,6 +9887,7 @@
         </w:tc>
         <w:tc>
           <w:tcPr>
+            <w:tcW w:type="dxa" w:w="1681"/>
             <w:shd w:val="clear" w:color="auto" w:fill="F3F6FA"/>
           </w:tcPr>
           <w:p>
@@ -9305,7 +9910,9 @@
           <w:cantSplit/>
         </w:trPr>
         <w:tc>
-          <w:tcPr/>
+          <w:tcPr>
+            <w:tcW w:type="dxa" w:w="2242"/>
+          </w:tcPr>
           <w:p>
             <w:pPr>
               <w:pStyle w:val="Compact"/>
@@ -9321,7 +9928,9 @@
           </w:p>
         </w:tc>
         <w:tc>
-          <w:tcPr/>
+          <w:tcPr>
+            <w:tcW w:type="dxa" w:w="2649"/>
+          </w:tcPr>
           <w:p>
             <w:pPr>
               <w:pStyle w:val="Compact"/>
@@ -9337,7 +9946,9 @@
           </w:p>
         </w:tc>
         <w:tc>
-          <w:tcPr/>
+          <w:tcPr>
+            <w:tcW w:type="dxa" w:w="8111"/>
+          </w:tcPr>
           <w:p>
             <w:pPr>
               <w:pStyle w:val="Compact"/>
@@ -9353,7 +9964,9 @@
           </w:p>
         </w:tc>
         <w:tc>
-          <w:tcPr/>
+          <w:tcPr>
+            <w:tcW w:type="dxa" w:w="1681"/>
+          </w:tcPr>
           <w:p>
             <w:pPr>
               <w:pStyle w:val="Compact"/>
@@ -9389,8 +10002,8 @@
         </w:pict>
       </w:r>
     </w:p>
-    <w:bookmarkEnd w:id="46"/>
-    <w:bookmarkStart w:id="47" w:name="fill-in-checklist-before-you-issue-this"/>
+    <w:bookmarkEnd w:id="45"/>
+    <w:bookmarkStart w:id="46" w:name="fill-in-checklist-before-you-issue-this"/>
     <w:p>
       <w:pPr>
         <w:pStyle w:val="Heading2"/>
@@ -9681,8 +10294,8 @@
         <w:t xml:space="preserve">☐ Added to the document register with owner, approver and review dates</w:t>
       </w:r>
     </w:p>
+    <w:bookmarkEnd w:id="46"/>
     <w:bookmarkEnd w:id="47"/>
-    <w:bookmarkEnd w:id="48"/>
     <w:sectPr>
       <w:headerReference w:type="default" r:id="rId9"/>
       <w:footerReference w:type="default" r:id="rId10"/>

--- a/templates/risk-register-template.docx
+++ b/templates/risk-register-template.docx
@@ -39,7 +39,7 @@
         <w:t xml:space="preserve"> </w:t>
       </w:r>
       <w:r>
-        <w:t xml:space="preserve">Replace every [BRACKETED] field. Delete any section that does not apply. Delete this note before issuing. Originally developed for a fictional portfolio scenario by O.S, 2026. Method: NIST SP 800-30 Rev. 1 semi-quantitative 5 x 5.</w:t>
+        <w:t xml:space="preserve">Replace every [BRACKETED] field. Delete any section that does not apply. Delete this note before issuing. Originally developed for a simulated portfolio scenario by O.S, 2026. Method: NIST SP 800-30 Rev. 1 semi-quantitative 5 x 5.</w:t>
       </w:r>
     </w:p>
     <w:bookmarkStart w:id="20" w:name="Xe861d08f9bf3f420d0d883611b7b6bdf708aee5"/>
@@ -6703,14 +6703,14 @@
         <w:tblW w:w="14683" w:type="dxa"/>
       </w:tblPr>
       <w:tblGrid>
-        <w:gridCol w:w="679"/>
-        <w:gridCol w:w="953"/>
-        <w:gridCol w:w="715"/>
-        <w:gridCol w:w="953"/>
-        <w:gridCol w:w="715"/>
-        <w:gridCol w:w="1165"/>
-        <w:gridCol w:w="3532"/>
-        <w:gridCol w:w="5968"/>
+        <w:gridCol w:w="883"/>
+        <w:gridCol w:w="1159"/>
+        <w:gridCol w:w="919"/>
+        <w:gridCol w:w="1159"/>
+        <w:gridCol w:w="919"/>
+        <w:gridCol w:w="1373"/>
+        <w:gridCol w:w="3073"/>
+        <w:gridCol w:w="5193"/>
       </w:tblGrid>
       <w:tr>
         <w:trPr>
@@ -6720,7 +6720,7 @@
         </w:trPr>
         <w:tc>
           <w:tcPr>
-            <w:tcW w:type="dxa" w:w="680"/>
+            <w:tcW w:type="dxa" w:w="884"/>
             <w:shd w:val="clear" w:color="auto" w:fill="13315C"/>
           </w:tcPr>
           <w:p>
@@ -6741,7 +6741,7 @@
         </w:tc>
         <w:tc>
           <w:tcPr>
-            <w:tcW w:type="dxa" w:w="954"/>
+            <w:tcW w:type="dxa" w:w="1160"/>
             <w:shd w:val="clear" w:color="auto" w:fill="13315C"/>
           </w:tcPr>
           <w:p>
@@ -6762,7 +6762,7 @@
         </w:tc>
         <w:tc>
           <w:tcPr>
-            <w:tcW w:type="dxa" w:w="715"/>
+            <w:tcW w:type="dxa" w:w="920"/>
             <w:shd w:val="clear" w:color="auto" w:fill="13315C"/>
           </w:tcPr>
           <w:p>
@@ -6783,7 +6783,7 @@
         </w:tc>
         <w:tc>
           <w:tcPr>
-            <w:tcW w:type="dxa" w:w="954"/>
+            <w:tcW w:type="dxa" w:w="1160"/>
             <w:shd w:val="clear" w:color="auto" w:fill="13315C"/>
           </w:tcPr>
           <w:p>
@@ -6804,7 +6804,7 @@
         </w:tc>
         <w:tc>
           <w:tcPr>
-            <w:tcW w:type="dxa" w:w="715"/>
+            <w:tcW w:type="dxa" w:w="920"/>
             <w:shd w:val="clear" w:color="auto" w:fill="13315C"/>
           </w:tcPr>
           <w:p>
@@ -6825,7 +6825,7 @@
         </w:tc>
         <w:tc>
           <w:tcPr>
-            <w:tcW w:type="dxa" w:w="1166"/>
+            <w:tcW w:type="dxa" w:w="1374"/>
             <w:shd w:val="clear" w:color="auto" w:fill="13315C"/>
           </w:tcPr>
           <w:p>
@@ -6846,7 +6846,7 @@
         </w:tc>
         <w:tc>
           <w:tcPr>
-            <w:tcW w:type="dxa" w:w="3532"/>
+            <w:tcW w:type="dxa" w:w="3074"/>
             <w:shd w:val="clear" w:color="auto" w:fill="13315C"/>
           </w:tcPr>
           <w:p>
@@ -6867,7 +6867,7 @@
         </w:tc>
         <w:tc>
           <w:tcPr>
-            <w:tcW w:type="dxa" w:w="5968"/>
+            <w:tcW w:type="dxa" w:w="5194"/>
             <w:shd w:val="clear" w:color="auto" w:fill="13315C"/>
           </w:tcPr>
           <w:p>
@@ -6893,7 +6893,7 @@
         </w:trPr>
         <w:tc>
           <w:tcPr>
-            <w:tcW w:type="dxa" w:w="680"/>
+            <w:tcW w:type="dxa" w:w="884"/>
           </w:tcPr>
           <w:p>
             <w:pPr>
@@ -6911,7 +6911,7 @@
         </w:tc>
         <w:tc>
           <w:tcPr>
-            <w:tcW w:type="dxa" w:w="954"/>
+            <w:tcW w:type="dxa" w:w="1160"/>
           </w:tcPr>
           <w:p>
             <w:pPr>
@@ -6929,7 +6929,7 @@
         </w:tc>
         <w:tc>
           <w:tcPr>
-            <w:tcW w:type="dxa" w:w="715"/>
+            <w:tcW w:type="dxa" w:w="920"/>
           </w:tcPr>
           <w:p>
             <w:pPr>
@@ -6947,7 +6947,7 @@
         </w:tc>
         <w:tc>
           <w:tcPr>
-            <w:tcW w:type="dxa" w:w="954"/>
+            <w:tcW w:type="dxa" w:w="1160"/>
           </w:tcPr>
           <w:p>
             <w:pPr>
@@ -6965,7 +6965,7 @@
         </w:tc>
         <w:tc>
           <w:tcPr>
-            <w:tcW w:type="dxa" w:w="715"/>
+            <w:tcW w:type="dxa" w:w="920"/>
           </w:tcPr>
           <w:p>
             <w:pPr>
@@ -6983,7 +6983,7 @@
         </w:tc>
         <w:tc>
           <w:tcPr>
-            <w:tcW w:type="dxa" w:w="1166"/>
+            <w:tcW w:type="dxa" w:w="1374"/>
           </w:tcPr>
           <w:p>
             <w:pPr>
@@ -7001,7 +7001,7 @@
         </w:tc>
         <w:tc>
           <w:tcPr>
-            <w:tcW w:type="dxa" w:w="3532"/>
+            <w:tcW w:type="dxa" w:w="3074"/>
           </w:tcPr>
           <w:p>
             <w:pPr>
@@ -7019,7 +7019,7 @@
         </w:tc>
         <w:tc>
           <w:tcPr>
-            <w:tcW w:type="dxa" w:w="5968"/>
+            <w:tcW w:type="dxa" w:w="5194"/>
           </w:tcPr>
           <w:p>
             <w:pPr>
@@ -7082,7 +7082,7 @@
         </w:trPr>
         <w:tc>
           <w:tcPr>
-            <w:tcW w:type="dxa" w:w="680"/>
+            <w:tcW w:type="dxa" w:w="884"/>
             <w:shd w:val="clear" w:color="auto" w:fill="F3F6FA"/>
           </w:tcPr>
           <w:p>
@@ -7101,7 +7101,7 @@
         </w:tc>
         <w:tc>
           <w:tcPr>
-            <w:tcW w:type="dxa" w:w="954"/>
+            <w:tcW w:type="dxa" w:w="1160"/>
             <w:shd w:val="clear" w:color="auto" w:fill="F3F6FA"/>
           </w:tcPr>
           <w:p>
@@ -7120,7 +7120,7 @@
         </w:tc>
         <w:tc>
           <w:tcPr>
-            <w:tcW w:type="dxa" w:w="715"/>
+            <w:tcW w:type="dxa" w:w="920"/>
             <w:shd w:val="clear" w:color="auto" w:fill="F3F6FA"/>
           </w:tcPr>
           <w:p>
@@ -7139,7 +7139,7 @@
         </w:tc>
         <w:tc>
           <w:tcPr>
-            <w:tcW w:type="dxa" w:w="954"/>
+            <w:tcW w:type="dxa" w:w="1160"/>
             <w:shd w:val="clear" w:color="auto" w:fill="F3F6FA"/>
           </w:tcPr>
           <w:p>
@@ -7158,7 +7158,7 @@
         </w:tc>
         <w:tc>
           <w:tcPr>
-            <w:tcW w:type="dxa" w:w="715"/>
+            <w:tcW w:type="dxa" w:w="920"/>
             <w:shd w:val="clear" w:color="auto" w:fill="F3F6FA"/>
           </w:tcPr>
           <w:p>
@@ -7177,7 +7177,7 @@
         </w:tc>
         <w:tc>
           <w:tcPr>
-            <w:tcW w:type="dxa" w:w="1166"/>
+            <w:tcW w:type="dxa" w:w="1374"/>
             <w:shd w:val="clear" w:color="auto" w:fill="F3F6FA"/>
           </w:tcPr>
           <w:p>
@@ -7196,7 +7196,7 @@
         </w:tc>
         <w:tc>
           <w:tcPr>
-            <w:tcW w:type="dxa" w:w="3532"/>
+            <w:tcW w:type="dxa" w:w="3074"/>
             <w:shd w:val="clear" w:color="auto" w:fill="F3F6FA"/>
           </w:tcPr>
           <w:p>
@@ -7215,7 +7215,7 @@
         </w:tc>
         <w:tc>
           <w:tcPr>
-            <w:tcW w:type="dxa" w:w="5968"/>
+            <w:tcW w:type="dxa" w:w="5194"/>
             <w:shd w:val="clear" w:color="auto" w:fill="F3F6FA"/>
           </w:tcPr>
           <w:p>
@@ -7292,16 +7292,16 @@
         <w:tblW w:w="14683" w:type="dxa"/>
       </w:tblPr>
       <w:tblGrid>
-        <w:gridCol w:w="1183"/>
-        <w:gridCol w:w="750"/>
-        <w:gridCol w:w="1071"/>
-        <w:gridCol w:w="2115"/>
-        <w:gridCol w:w="2283"/>
-        <w:gridCol w:w="2940"/>
-        <w:gridCol w:w="1183"/>
-        <w:gridCol w:w="788"/>
-        <w:gridCol w:w="1314"/>
-        <w:gridCol w:w="1051"/>
+        <w:gridCol w:w="1280"/>
+        <w:gridCol w:w="883"/>
+        <w:gridCol w:w="1177"/>
+        <w:gridCol w:w="1897"/>
+        <w:gridCol w:w="2047"/>
+        <w:gridCol w:w="2636"/>
+        <w:gridCol w:w="1280"/>
+        <w:gridCol w:w="919"/>
+        <w:gridCol w:w="1400"/>
+        <w:gridCol w:w="1159"/>
       </w:tblGrid>
       <w:tr>
         <w:trPr>
@@ -7311,7 +7311,7 @@
         </w:trPr>
         <w:tc>
           <w:tcPr>
-            <w:tcW w:type="dxa" w:w="1183"/>
+            <w:tcW w:type="dxa" w:w="1280"/>
             <w:shd w:val="clear" w:color="auto" w:fill="13315C"/>
           </w:tcPr>
           <w:p>
@@ -7332,7 +7332,7 @@
         </w:tc>
         <w:tc>
           <w:tcPr>
-            <w:tcW w:type="dxa" w:w="750"/>
+            <w:tcW w:type="dxa" w:w="884"/>
             <w:shd w:val="clear" w:color="auto" w:fill="13315C"/>
           </w:tcPr>
           <w:p>
@@ -7353,7 +7353,7 @@
         </w:tc>
         <w:tc>
           <w:tcPr>
-            <w:tcW w:type="dxa" w:w="1071"/>
+            <w:tcW w:type="dxa" w:w="1178"/>
             <w:shd w:val="clear" w:color="auto" w:fill="13315C"/>
           </w:tcPr>
           <w:p>
@@ -7374,7 +7374,7 @@
         </w:tc>
         <w:tc>
           <w:tcPr>
-            <w:tcW w:type="dxa" w:w="2116"/>
+            <w:tcW w:type="dxa" w:w="1898"/>
             <w:shd w:val="clear" w:color="auto" w:fill="13315C"/>
           </w:tcPr>
           <w:p>
@@ -7395,7 +7395,7 @@
         </w:tc>
         <w:tc>
           <w:tcPr>
-            <w:tcW w:type="dxa" w:w="2283"/>
+            <w:tcW w:type="dxa" w:w="2048"/>
             <w:shd w:val="clear" w:color="auto" w:fill="13315C"/>
           </w:tcPr>
           <w:p>
@@ -7416,7 +7416,7 @@
         </w:tc>
         <w:tc>
           <w:tcPr>
-            <w:tcW w:type="dxa" w:w="2940"/>
+            <w:tcW w:type="dxa" w:w="2637"/>
             <w:shd w:val="clear" w:color="auto" w:fill="13315C"/>
           </w:tcPr>
           <w:p>
@@ -7437,7 +7437,7 @@
         </w:tc>
         <w:tc>
           <w:tcPr>
-            <w:tcW w:type="dxa" w:w="1183"/>
+            <w:tcW w:type="dxa" w:w="1280"/>
             <w:shd w:val="clear" w:color="auto" w:fill="13315C"/>
           </w:tcPr>
           <w:p>
@@ -7458,7 +7458,7 @@
         </w:tc>
         <w:tc>
           <w:tcPr>
-            <w:tcW w:type="dxa" w:w="789"/>
+            <w:tcW w:type="dxa" w:w="920"/>
             <w:shd w:val="clear" w:color="auto" w:fill="13315C"/>
           </w:tcPr>
           <w:p>
@@ -7479,7 +7479,7 @@
         </w:tc>
         <w:tc>
           <w:tcPr>
-            <w:tcW w:type="dxa" w:w="1315"/>
+            <w:tcW w:type="dxa" w:w="1400"/>
             <w:shd w:val="clear" w:color="auto" w:fill="13315C"/>
           </w:tcPr>
           <w:p>
@@ -7500,7 +7500,7 @@
         </w:tc>
         <w:tc>
           <w:tcPr>
-            <w:tcW w:type="dxa" w:w="1052"/>
+            <w:tcW w:type="dxa" w:w="1160"/>
             <w:shd w:val="clear" w:color="auto" w:fill="13315C"/>
           </w:tcPr>
           <w:p>
@@ -7526,7 +7526,7 @@
         </w:trPr>
         <w:tc>
           <w:tcPr>
-            <w:tcW w:type="dxa" w:w="1183"/>
+            <w:tcW w:type="dxa" w:w="1280"/>
           </w:tcPr>
           <w:p>
             <w:pPr>
@@ -7544,7 +7544,7 @@
         </w:tc>
         <w:tc>
           <w:tcPr>
-            <w:tcW w:type="dxa" w:w="750"/>
+            <w:tcW w:type="dxa" w:w="884"/>
           </w:tcPr>
           <w:p>
             <w:pPr>
@@ -7562,7 +7562,7 @@
         </w:tc>
         <w:tc>
           <w:tcPr>
-            <w:tcW w:type="dxa" w:w="1071"/>
+            <w:tcW w:type="dxa" w:w="1178"/>
           </w:tcPr>
           <w:p>
             <w:pPr>
@@ -7580,7 +7580,7 @@
         </w:tc>
         <w:tc>
           <w:tcPr>
-            <w:tcW w:type="dxa" w:w="2116"/>
+            <w:tcW w:type="dxa" w:w="1898"/>
           </w:tcPr>
           <w:p>
             <w:pPr>
@@ -7598,7 +7598,7 @@
         </w:tc>
         <w:tc>
           <w:tcPr>
-            <w:tcW w:type="dxa" w:w="2283"/>
+            <w:tcW w:type="dxa" w:w="2048"/>
           </w:tcPr>
           <w:p>
             <w:pPr>
@@ -7616,7 +7616,7 @@
         </w:tc>
         <w:tc>
           <w:tcPr>
-            <w:tcW w:type="dxa" w:w="2940"/>
+            <w:tcW w:type="dxa" w:w="2637"/>
           </w:tcPr>
           <w:p>
             <w:pPr>
@@ -7634,7 +7634,7 @@
         </w:tc>
         <w:tc>
           <w:tcPr>
-            <w:tcW w:type="dxa" w:w="1183"/>
+            <w:tcW w:type="dxa" w:w="1280"/>
           </w:tcPr>
           <w:p>
             <w:pPr>
@@ -7652,7 +7652,7 @@
         </w:tc>
         <w:tc>
           <w:tcPr>
-            <w:tcW w:type="dxa" w:w="789"/>
+            <w:tcW w:type="dxa" w:w="920"/>
           </w:tcPr>
           <w:p>
             <w:pPr>
@@ -7670,7 +7670,7 @@
         </w:tc>
         <w:tc>
           <w:tcPr>
-            <w:tcW w:type="dxa" w:w="1315"/>
+            <w:tcW w:type="dxa" w:w="1400"/>
           </w:tcPr>
           <w:p>
             <w:pPr>
@@ -7688,7 +7688,7 @@
         </w:tc>
         <w:tc>
           <w:tcPr>
-            <w:tcW w:type="dxa" w:w="1052"/>
+            <w:tcW w:type="dxa" w:w="1160"/>
           </w:tcPr>
           <w:p>
             <w:pPr>
@@ -7738,15 +7738,15 @@
         <w:tblW w:w="14683" w:type="dxa"/>
       </w:tblPr>
       <w:tblGrid>
-        <w:gridCol w:w="1381"/>
-        <w:gridCol w:w="967"/>
-        <w:gridCol w:w="1624"/>
-        <w:gridCol w:w="1795"/>
-        <w:gridCol w:w="2164"/>
-        <w:gridCol w:w="3314"/>
-        <w:gridCol w:w="1105"/>
-        <w:gridCol w:w="1316"/>
-        <w:gridCol w:w="1013"/>
+        <w:gridCol w:w="1400"/>
+        <w:gridCol w:w="1039"/>
+        <w:gridCol w:w="1590"/>
+        <w:gridCol w:w="1760"/>
+        <w:gridCol w:w="2118"/>
+        <w:gridCol w:w="3245"/>
+        <w:gridCol w:w="1159"/>
+        <w:gridCol w:w="1288"/>
+        <w:gridCol w:w="1079"/>
       </w:tblGrid>
       <w:tr>
         <w:trPr>
@@ -7756,7 +7756,7 @@
         </w:trPr>
         <w:tc>
           <w:tcPr>
-            <w:tcW w:type="dxa" w:w="1381"/>
+            <w:tcW w:type="dxa" w:w="1400"/>
             <w:shd w:val="clear" w:color="auto" w:fill="13315C"/>
           </w:tcPr>
           <w:p>
@@ -7777,7 +7777,7 @@
         </w:tc>
         <w:tc>
           <w:tcPr>
-            <w:tcW w:type="dxa" w:w="967"/>
+            <w:tcW w:type="dxa" w:w="1040"/>
             <w:shd w:val="clear" w:color="auto" w:fill="13315C"/>
           </w:tcPr>
           <w:p>
@@ -7798,7 +7798,7 @@
         </w:tc>
         <w:tc>
           <w:tcPr>
-            <w:tcW w:type="dxa" w:w="1625"/>
+            <w:tcW w:type="dxa" w:w="1591"/>
             <w:shd w:val="clear" w:color="auto" w:fill="13315C"/>
           </w:tcPr>
           <w:p>
@@ -7819,7 +7819,7 @@
         </w:tc>
         <w:tc>
           <w:tcPr>
-            <w:tcW w:type="dxa" w:w="1796"/>
+            <w:tcW w:type="dxa" w:w="1761"/>
             <w:shd w:val="clear" w:color="auto" w:fill="13315C"/>
           </w:tcPr>
           <w:p>
@@ -7840,7 +7840,7 @@
         </w:tc>
         <w:tc>
           <w:tcPr>
-            <w:tcW w:type="dxa" w:w="2164"/>
+            <w:tcW w:type="dxa" w:w="2119"/>
             <w:shd w:val="clear" w:color="auto" w:fill="13315C"/>
           </w:tcPr>
           <w:p>
@@ -7861,7 +7861,7 @@
         </w:tc>
         <w:tc>
           <w:tcPr>
-            <w:tcW w:type="dxa" w:w="3315"/>
+            <w:tcW w:type="dxa" w:w="3245"/>
             <w:shd w:val="clear" w:color="auto" w:fill="13315C"/>
           </w:tcPr>
           <w:p>
@@ -7882,7 +7882,7 @@
         </w:tc>
         <w:tc>
           <w:tcPr>
-            <w:tcW w:type="dxa" w:w="1105"/>
+            <w:tcW w:type="dxa" w:w="1160"/>
             <w:shd w:val="clear" w:color="auto" w:fill="13315C"/>
           </w:tcPr>
           <w:p>
@@ -7903,7 +7903,7 @@
         </w:tc>
         <w:tc>
           <w:tcPr>
-            <w:tcW w:type="dxa" w:w="1317"/>
+            <w:tcW w:type="dxa" w:w="1289"/>
             <w:shd w:val="clear" w:color="auto" w:fill="13315C"/>
           </w:tcPr>
           <w:p>
@@ -7924,7 +7924,7 @@
         </w:tc>
         <w:tc>
           <w:tcPr>
-            <w:tcW w:type="dxa" w:w="1013"/>
+            <w:tcW w:type="dxa" w:w="1080"/>
             <w:shd w:val="clear" w:color="auto" w:fill="13315C"/>
           </w:tcPr>
           <w:p>
@@ -7950,7 +7950,7 @@
         </w:trPr>
         <w:tc>
           <w:tcPr>
-            <w:tcW w:type="dxa" w:w="1381"/>
+            <w:tcW w:type="dxa" w:w="1400"/>
           </w:tcPr>
           <w:p>
             <w:pPr>
@@ -7968,7 +7968,7 @@
         </w:tc>
         <w:tc>
           <w:tcPr>
-            <w:tcW w:type="dxa" w:w="967"/>
+            <w:tcW w:type="dxa" w:w="1040"/>
           </w:tcPr>
           <w:p>
             <w:pPr>
@@ -7986,7 +7986,7 @@
         </w:tc>
         <w:tc>
           <w:tcPr>
-            <w:tcW w:type="dxa" w:w="1625"/>
+            <w:tcW w:type="dxa" w:w="1591"/>
           </w:tcPr>
           <w:p>
             <w:pPr>
@@ -8004,7 +8004,7 @@
         </w:tc>
         <w:tc>
           <w:tcPr>
-            <w:tcW w:type="dxa" w:w="1796"/>
+            <w:tcW w:type="dxa" w:w="1761"/>
           </w:tcPr>
           <w:p>
             <w:pPr>
@@ -8022,7 +8022,7 @@
         </w:tc>
         <w:tc>
           <w:tcPr>
-            <w:tcW w:type="dxa" w:w="2164"/>
+            <w:tcW w:type="dxa" w:w="2119"/>
           </w:tcPr>
           <w:p>
             <w:pPr>
@@ -8040,7 +8040,7 @@
         </w:tc>
         <w:tc>
           <w:tcPr>
-            <w:tcW w:type="dxa" w:w="3315"/>
+            <w:tcW w:type="dxa" w:w="3245"/>
           </w:tcPr>
           <w:p>
             <w:pPr>
@@ -8058,7 +8058,7 @@
         </w:tc>
         <w:tc>
           <w:tcPr>
-            <w:tcW w:type="dxa" w:w="1105"/>
+            <w:tcW w:type="dxa" w:w="1160"/>
           </w:tcPr>
           <w:p>
             <w:pPr>
@@ -8076,7 +8076,7 @@
         </w:tc>
         <w:tc>
           <w:tcPr>
-            <w:tcW w:type="dxa" w:w="1317"/>
+            <w:tcW w:type="dxa" w:w="1289"/>
           </w:tcPr>
           <w:p>
             <w:pPr>
@@ -8094,7 +8094,7 @@
         </w:tc>
         <w:tc>
           <w:tcPr>
-            <w:tcW w:type="dxa" w:w="1013"/>
+            <w:tcW w:type="dxa" w:w="1080"/>
           </w:tcPr>
           <w:p>
             <w:pPr>
@@ -9608,7 +9608,7 @@
         <w:t xml:space="preserve"> </w:t>
       </w:r>
       <w:r>
-        <w:t xml:space="preserve">[IF THIS IS A PORTFOLIO ARTEFACT: state that all content is fictional and that no certification or attestation is claimed. IF REAL: state the review and approval status.]</w:t>
+        <w:t xml:space="preserve">[IF THIS IS A PORTFOLIO ARTEFACT: state that all content is simulated and that no certification or attestation is claimed. IF REAL: state the review and approval status.]</w:t>
       </w:r>
     </w:p>
     <w:p>
@@ -10279,7 +10279,7 @@
         <w:pStyle w:val="Compact"/>
       </w:pPr>
       <w:r>
-        <w:t xml:space="preserve">☐ Fictional-data notice present if this is a portfolio artefact</w:t>
+        <w:t xml:space="preserve">☐ Case-study notice present if this is a portfolio artefact</w:t>
       </w:r>
     </w:p>
     <w:p>
@@ -10323,7 +10323,7 @@
         <w:color w:val="6B7280"/>
         <w:sz w:val="15"/>
       </w:rPr>
-      <w:t xml:space="preserve">Fictional portfolio case study  ·  Prepared by O.S  ·  Page </w:t>
+      <w:t xml:space="preserve">Simulated case study  ·  Prepared by O.S  ·  Page </w:t>
     </w:r>
     <w:r>
       <w:rPr>

--- a/templates/risk-register-template.docx
+++ b/templates/risk-register-template.docx
@@ -39,7 +39,7 @@
         <w:t xml:space="preserve"> </w:t>
       </w:r>
       <w:r>
-        <w:t xml:space="preserve">Replace every [BRACKETED] field. Delete any section that does not apply. Delete this note before issuing. Originally developed for a simulated portfolio scenario by O.S, 2026. Method: NIST SP 800-30 Rev. 1 semi-quantitative 5 x 5.</w:t>
+        <w:t>Replace every [BRACKETED] field. Delete any section that does not apply. Delete this note before issuing. Prepared by Olugboye Shola. Method: NIST SP 800-30 Rev. 1 semi-quantitative 5 x 5.</w:t>
       </w:r>
     </w:p>
     <w:bookmarkStart w:id="20" w:name="Xe861d08f9bf3f420d0d883611b7b6bdf708aee5"/>
@@ -9608,7 +9608,7 @@
         <w:t xml:space="preserve"> </w:t>
       </w:r>
       <w:r>
-        <w:t xml:space="preserve">[IF THIS IS A PORTFOLIO ARTEFACT: state that all content is simulated and that no certification or attestation is claimed. IF REAL: state the review and approval status.]</w:t>
+        <w:t>[State the review and approval status, and whether any certification or attestation is claimed.]</w:t>
       </w:r>
     </w:p>
     <w:p>
@@ -10279,18 +10279,6 @@
         <w:pStyle w:val="Compact"/>
       </w:pPr>
       <w:r>
-        <w:t xml:space="preserve">☐ Case-study notice present if this is a portfolio artefact</w:t>
-      </w:r>
-    </w:p>
-    <w:p>
-      <w:pPr>
-        <w:numPr>
-          <w:ilvl w:val="0"/>
-          <w:numId w:val="1002"/>
-        </w:numPr>
-        <w:pStyle w:val="Compact"/>
-      </w:pPr>
-      <w:r>
         <w:t xml:space="preserve">☐ Added to the document register with owner, approver and review dates</w:t>
       </w:r>
     </w:p>
@@ -10299,6 +10287,10 @@
     <w:sectPr>
       <w:headerReference w:type="default" r:id="rId9"/>
       <w:footerReference w:type="default" r:id="rId10"/>
+      <w:headerReference w:type="first" r:id="rId11"/>
+      <w:footerReference w:type="first" r:id="rId12"/>
+      <w:headerReference w:type="even" r:id="rId13"/>
+      <w:footerReference w:type="even" r:id="rId14"/>
       <w:pgSz w:orient="landscape" w:w="16838" w:h="11906"/>
       <w:pgMar w:left="1077" w:right="1077" w:top="1134" w:bottom="1020"/>
     </w:sectPr>
@@ -10323,7 +10315,7 @@
         <w:color w:val="6B7280"/>
         <w:sz w:val="15"/>
       </w:rPr>
-      <w:t xml:space="preserve">Simulated case study  ·  Prepared by O.S  ·  Page </w:t>
+      <w:t xml:space="preserve">Prepared by Olugboye Shola  ·  Page </w:t>
     </w:r>
     <w:r>
       <w:rPr>
@@ -10356,6 +10348,26 @@
 </w:ftr>
 </file>
 
+<file path=word/footer2.xml><?xml version="1.0" encoding="utf-8"?>
+<w:ftr xmlns:m="http://schemas.openxmlformats.org/officeDocument/2006/math" xmlns:mc="http://schemas.openxmlformats.org/markup-compatibility/2006" xmlns:mo="http://schemas.microsoft.com/office/mac/office/2008/main" xmlns:mv="urn:schemas-microsoft-com:mac:vml" xmlns:o="urn:schemas-microsoft-com:office:office" xmlns:r="http://schemas.openxmlformats.org/officeDocument/2006/relationships" xmlns:v="urn:schemas-microsoft-com:vml" xmlns:w10="urn:schemas-microsoft-com:office:word" xmlns:w14="http://schemas.microsoft.com/office/word/2010/wordml" xmlns:w="http://schemas.openxmlformats.org/wordprocessingml/2006/main" xmlns:wne="http://schemas.microsoft.com/office/word/2006/wordml" xmlns:wp14="http://schemas.microsoft.com/office/word/2010/wordprocessingDrawing" xmlns:wp="http://schemas.openxmlformats.org/drawingml/2006/wordprocessingDrawing" xmlns:wpc="http://schemas.microsoft.com/office/word/2010/wordprocessingCanvas" xmlns:wpg="http://schemas.microsoft.com/office/word/2010/wordprocessingGroup" xmlns:wpi="http://schemas.microsoft.com/office/word/2010/wordprocessingInk" xmlns:wps="http://schemas.microsoft.com/office/word/2010/wordprocessingShape" mc:Ignorable="w14 wp14">
+  <w:p>
+    <w:pPr>
+      <w:pStyle w:val="Footer"/>
+    </w:pPr>
+  </w:p>
+</w:ftr>
+</file>
+
+<file path=word/footer3.xml><?xml version="1.0" encoding="utf-8"?>
+<w:ftr xmlns:m="http://schemas.openxmlformats.org/officeDocument/2006/math" xmlns:mc="http://schemas.openxmlformats.org/markup-compatibility/2006" xmlns:mo="http://schemas.microsoft.com/office/mac/office/2008/main" xmlns:mv="urn:schemas-microsoft-com:mac:vml" xmlns:o="urn:schemas-microsoft-com:office:office" xmlns:r="http://schemas.openxmlformats.org/officeDocument/2006/relationships" xmlns:v="urn:schemas-microsoft-com:vml" xmlns:w10="urn:schemas-microsoft-com:office:word" xmlns:w14="http://schemas.microsoft.com/office/word/2010/wordml" xmlns:w="http://schemas.openxmlformats.org/wordprocessingml/2006/main" xmlns:wne="http://schemas.microsoft.com/office/word/2006/wordml" xmlns:wp14="http://schemas.microsoft.com/office/word/2010/wordprocessingDrawing" xmlns:wp="http://schemas.openxmlformats.org/drawingml/2006/wordprocessingDrawing" xmlns:wpc="http://schemas.microsoft.com/office/word/2010/wordprocessingCanvas" xmlns:wpg="http://schemas.microsoft.com/office/word/2010/wordprocessingGroup" xmlns:wpi="http://schemas.microsoft.com/office/word/2010/wordprocessingInk" xmlns:wps="http://schemas.microsoft.com/office/word/2010/wordprocessingShape" mc:Ignorable="w14 wp14">
+  <w:p>
+    <w:pPr>
+      <w:pStyle w:val="Footer"/>
+    </w:pPr>
+  </w:p>
+</w:ftr>
+</file>
+
 <file path=word/footnotes.xml><?xml version="1.0" encoding="utf-8"?>
 <w:footnotes xmlns:w="http://schemas.openxmlformats.org/wordprocessingml/2006/main" xmlns:m="http://schemas.openxmlformats.org/officeDocument/2006/math" xmlns:r="http://schemas.openxmlformats.org/officeDocument/2006/relationships" xmlns:o="urn:schemas-microsoft-com:office:office" xmlns:v="urn:schemas-microsoft-com:vml" xmlns:w10="urn:schemas-microsoft-com:office:word" xmlns:a="http://schemas.openxmlformats.org/drawingml/2006/main" xmlns:pic="http://schemas.openxmlformats.org/drawingml/2006/picture" xmlns:wp="http://schemas.openxmlformats.org/drawingml/2006/wordprocessingDrawing">
   <w:footnote w:type="continuationSeparator" w:id="0">
@@ -10390,6 +10402,26 @@
       </w:rPr>
       <w:t>INFORMATION SECURITY RISK REGISTER | REUSABLE TEMPLATE</w:t>
     </w:r>
+  </w:p>
+</w:hdr>
+</file>
+
+<file path=word/header2.xml><?xml version="1.0" encoding="utf-8"?>
+<w:hdr xmlns:m="http://schemas.openxmlformats.org/officeDocument/2006/math" xmlns:mc="http://schemas.openxmlformats.org/markup-compatibility/2006" xmlns:mo="http://schemas.microsoft.com/office/mac/office/2008/main" xmlns:mv="urn:schemas-microsoft-com:mac:vml" xmlns:o="urn:schemas-microsoft-com:office:office" xmlns:r="http://schemas.openxmlformats.org/officeDocument/2006/relationships" xmlns:v="urn:schemas-microsoft-com:vml" xmlns:w10="urn:schemas-microsoft-com:office:word" xmlns:w14="http://schemas.microsoft.com/office/word/2010/wordml" xmlns:w="http://schemas.openxmlformats.org/wordprocessingml/2006/main" xmlns:wne="http://schemas.microsoft.com/office/word/2006/wordml" xmlns:wp14="http://schemas.microsoft.com/office/word/2010/wordprocessingDrawing" xmlns:wp="http://schemas.openxmlformats.org/drawingml/2006/wordprocessingDrawing" xmlns:wpc="http://schemas.microsoft.com/office/word/2010/wordprocessingCanvas" xmlns:wpg="http://schemas.microsoft.com/office/word/2010/wordprocessingGroup" xmlns:wpi="http://schemas.microsoft.com/office/word/2010/wordprocessingInk" xmlns:wps="http://schemas.microsoft.com/office/word/2010/wordprocessingShape" mc:Ignorable="w14 wp14">
+  <w:p>
+    <w:pPr>
+      <w:pStyle w:val="Header"/>
+    </w:pPr>
+  </w:p>
+</w:hdr>
+</file>
+
+<file path=word/header3.xml><?xml version="1.0" encoding="utf-8"?>
+<w:hdr xmlns:m="http://schemas.openxmlformats.org/officeDocument/2006/math" xmlns:mc="http://schemas.openxmlformats.org/markup-compatibility/2006" xmlns:mo="http://schemas.microsoft.com/office/mac/office/2008/main" xmlns:mv="urn:schemas-microsoft-com:mac:vml" xmlns:o="urn:schemas-microsoft-com:office:office" xmlns:r="http://schemas.openxmlformats.org/officeDocument/2006/relationships" xmlns:v="urn:schemas-microsoft-com:vml" xmlns:w10="urn:schemas-microsoft-com:office:word" xmlns:w14="http://schemas.microsoft.com/office/word/2010/wordml" xmlns:w="http://schemas.openxmlformats.org/wordprocessingml/2006/main" xmlns:wne="http://schemas.microsoft.com/office/word/2006/wordml" xmlns:wp14="http://schemas.microsoft.com/office/word/2010/wordprocessingDrawing" xmlns:wp="http://schemas.openxmlformats.org/drawingml/2006/wordprocessingDrawing" xmlns:wpc="http://schemas.microsoft.com/office/word/2010/wordprocessingCanvas" xmlns:wpg="http://schemas.microsoft.com/office/word/2010/wordprocessingGroup" xmlns:wpi="http://schemas.microsoft.com/office/word/2010/wordprocessingInk" xmlns:wps="http://schemas.microsoft.com/office/word/2010/wordprocessingShape" mc:Ignorable="w14 wp14">
+  <w:p>
+    <w:pPr>
+      <w:pStyle w:val="Header"/>
+    </w:pPr>
   </w:p>
 </w:hdr>
 </file>
